--- a/reports/ПР_3_Описание_и_анализ_ИС.docx
+++ b/reports/ПР_3_Описание_и_анализ_ИС.docx
@@ -435,7 +435,7 @@
           <w:i w:val="0"/>
           <w:sz w:val="28"/>
         </w:rPr>
-        <w:t>Проект направлен на создание системы поддержки принятия решений (СППР), которая на основе данных анкеты заёмщика, кредитной истории и внутренних данных Банка рассчитывает оценку кредитоспособности (вероятность дефолта заёмщика) с использованием методов машинного обучения, проверяет формальные стоп-факторы и показатель долговой нагрузки (ПДН) и формирует для сотрудника обоснованную и объяснимую рекомендацию по заявке.</w:t>
+        <w:t>Проект направлен на создание системы поддержки принятия решений (СППР), которая на основе данных анкеты заёмщика, кредитной истории и внутренних данных Банка рассчитывает оценку кредитоспособности (вероятность дефолта заёмщика) по скоринговой карте, проверяет формальные стоп-факторы и показатель долговой нагрузки (ПДН) и формирует для сотрудника обоснованную и объяснимую рекомендацию по заявке.</w:t>
       </w:r>
     </w:p>
     <w:p>
@@ -593,7 +593,7 @@
                 <w:i w:val="0"/>
                 <w:sz w:val="24"/>
               </w:rPr>
-              <w:t>Затраты на разработку — не более 1,7 млн руб. (включая фонд оплаты труда группы, страховые взносы, оборудование для обучения моделей и тестовый доступ к сервису БКИ)</w:t>
+              <w:t>Затраты на разработку — не более 1,7 млн руб. (включая фонд оплаты труда группы, страховые взносы, тестовый стенд и тестовый доступ к сервису БКИ)</w:t>
             </w:r>
           </w:p>
         </w:tc>
@@ -933,7 +933,7 @@
                 <w:i w:val="0"/>
                 <w:sz w:val="24"/>
               </w:rPr>
-              <w:t>Модель оценки кредитоспособности должна обеспечивать ROC AUC не ниже 0,75 (коэффициент Джини не ниже 0,5) на отложенной выборке; каждое решение должно сопровождаться объяснением значимых факторов</w:t>
+              <w:t>Методика оценки кредитоспособности должна обеспечивать ROC AUC не ниже 0,75 (коэффициент Джини не ниже 0,5) на кредитах, выданных не менее 12 месяцев назад; каждая оценка должна сопровождаться объяснением значимых факторов</w:t>
             </w:r>
           </w:p>
         </w:tc>
@@ -1451,7 +1451,7 @@
           <w:i w:val="0"/>
           <w:sz w:val="28"/>
         </w:rPr>
-        <w:t>– субъективность решений: разные андеррайтеры по-разному оценивают одинаковые заявки, методика не учитывает нелинейные взаимосвязи факторов;</w:t>
+        <w:t>– субъективность решений: разные андеррайтеры по-разному оценивают одинаковые заявки, методика в электронных таблицах не формализована и не проверялась на истории выдач;</w:t>
       </w:r>
     </w:p>
     <w:p>
@@ -1484,7 +1484,7 @@
           <w:i w:val="0"/>
           <w:sz w:val="28"/>
         </w:rPr>
-        <w:t>– отсутствие единого хранилища истории заявок и решений, что не позволяет анализировать эффективность методики и обучать модели;</w:t>
+        <w:t>– отсутствие единого хранилища истории заявок и решений, что не позволяет анализировать эффективность методики и уточнять её;</w:t>
       </w:r>
     </w:p>
     <w:p>
@@ -1520,7 +1520,7 @@
           <w:i w:val="0"/>
           <w:sz w:val="28"/>
         </w:rPr>
-        <w:t>Система предназначена для автоматизации сбора данных о заёмщике, оценки его кредитоспособности с использованием методов машинного обучения и поддержки принятия решения по кредитной заявке сотрудниками Банка. Окончательное решение остаётся за сотрудником (андеррайтером или кредитным комитетом); система формирует рекомендацию, рассчитывает рекомендуемые условия кредита и объясняет, какие факторы повлияли на оценку.</w:t>
+        <w:t>Система предназначена для автоматизации сбора данных о заёмщике, оценки его кредитоспособности по скоринговой карте и поддержки принятия решения по кредитной заявке сотрудниками Банка. Окончательное решение остаётся за сотрудником (андеррайтером или кредитным комитетом); система формирует рекомендацию, рассчитывает рекомендуемые условия кредита и объясняет, какие факторы повлияли на оценку.</w:t>
       </w:r>
     </w:p>
     <w:p>
@@ -1589,7 +1589,7 @@
           <w:i w:val="0"/>
           <w:sz w:val="28"/>
         </w:rPr>
-        <w:t>– накопление данных о заявках, решениях и обслуживании кредитов для дальнейшего обучения и мониторинга моделей.</w:t>
+        <w:t>– накопление данных о заявках, решениях и обслуживании кредитов для проверки, мониторинга и уточнения методики оценки.</w:t>
       </w:r>
     </w:p>
     <w:p>
@@ -1852,7 +1852,7 @@
                 <w:i w:val="0"/>
                 <w:sz w:val="24"/>
               </w:rPr>
-              <w:t>Утверждение решений сверх лимита полномочий андеррайтера, просмотр аналитических отчётов по заявкам и портфелю, настройка лимитов полномочий</w:t>
+              <w:t>Утверждение решений сверх лимита полномочий андеррайтера, утверждение версий методики, просмотр реестра заёмщиков, кредитного портфеля и аналитических отчётов, настройка лимитов полномочий</w:t>
             </w:r>
           </w:p>
         </w:tc>
@@ -1903,7 +1903,7 @@
                 <w:i w:val="0"/>
                 <w:sz w:val="24"/>
               </w:rPr>
-              <w:t>Подготовка обучающих выборок, обучение и валидация моделей, публикация утверждённой версии модели, мониторинг качества моделей, настройка стоп-факторов и порогов отсечения</w:t>
+              <w:t>Ведение версий методики оценки (баллы характеристик скоринговой карты), проверка версии на истории выдач, публикация утверждённой версии, мониторинг качества методики, настройка стоп-факторов, классов риска и матрицы условий</w:t>
             </w:r>
           </w:p>
         </w:tc>
@@ -2045,7 +2045,7 @@
           <w:i w:val="0"/>
           <w:sz w:val="28"/>
         </w:rPr>
-        <w:t>5) формирование признаков (feature engineering) на основе анкеты и кредитной истории;</w:t>
+        <w:t>5) формирование признаков на основе анкеты, кредитной истории и данных АБС;</w:t>
       </w:r>
     </w:p>
     <w:p>
@@ -2056,7 +2056,7 @@
           <w:i w:val="0"/>
           <w:sz w:val="28"/>
         </w:rPr>
-        <w:t>6) расчёт вероятности дефолта (PD) заёмщика с помощью модели машинного обучения и присвоение класса риска;</w:t>
+        <w:t>6) расчёт скорингового балла по скоринговой карте, перевод балла в вероятность дефолта (PD) и присвоение класса риска;</w:t>
       </w:r>
     </w:p>
     <w:p>
@@ -2111,7 +2111,7 @@
           <w:i w:val="0"/>
           <w:sz w:val="28"/>
         </w:rPr>
-        <w:t>11) обучение, валидация, версионирование и публикация моделей; мониторинг качества моделей (Gini, PSI) на новых данных;</w:t>
+        <w:t>11) ведение версий методики: создание версии-кандидата, проверка на созревших кредитах (ROC AUC, Gini, KS), утверждение, публикация и откат; ежемесячный мониторинг качества и стабильности (Gini, PSI);</w:t>
       </w:r>
     </w:p>
     <w:p>
@@ -2122,7 +2122,7 @@
           <w:i w:val="0"/>
           <w:sz w:val="28"/>
         </w:rPr>
-        <w:t>12) формирование отчётов по заявкам, решениям и качеству портфеля;</w:t>
+        <w:t>12) ведение реестра заёмщиков (история заявок, решений и кредитов клиента) и кредитного портфеля (обслуживание, просрочка, качество по классам риска);</w:t>
       </w:r>
     </w:p>
     <w:p>
@@ -2133,7 +2133,18 @@
           <w:i w:val="0"/>
           <w:sz w:val="28"/>
         </w:rPr>
-        <w:t>13) администрирование пользователей, ролей, справочников; ведение журнала аудита действий пользователей.</w:t>
+        <w:t>13) формирование отчётов по заявкам, решениям и качеству портфеля;</w:t>
+      </w:r>
+    </w:p>
+    <w:p>
+      <w:r>
+        <w:rPr>
+          <w:rFonts w:ascii="Times New Roman" w:hAnsi="Times New Roman" w:cs="Times New Roman" w:eastAsia="Times New Roman"/>
+          <w:b w:val="0"/>
+          <w:i w:val="0"/>
+          <w:sz w:val="28"/>
+        </w:rPr>
+        <w:t>14) администрирование пользователей, ролей, справочников; ведение журнала аудита действий пользователей.</w:t>
       </w:r>
     </w:p>
     <w:p>
@@ -2373,7 +2384,7 @@
                 <w:i w:val="0"/>
                 <w:sz w:val="24"/>
               </w:rPr>
-              <w:t>Скоринг (ML-модуль)</w:t>
+              <w:t>Скоринг</w:t>
             </w:r>
           </w:p>
         </w:tc>
@@ -2396,7 +2407,7 @@
                 <w:i w:val="0"/>
                 <w:sz w:val="24"/>
               </w:rPr>
-              <w:t>Проверка стоп-факторов, формирование признаков, расчёт PD и класса риска, расчёт ПДН, объяснение факторов</w:t>
+              <w:t>Проверка стоп-факторов, формирование признаков, расчёт балла скоринговой карты, PD и класса риска, расчёт ПДН, объяснение факторов; резервная методика при недоступности сервиса</w:t>
             </w:r>
           </w:p>
         </w:tc>
@@ -2475,7 +2486,7 @@
                 <w:i w:val="0"/>
                 <w:sz w:val="24"/>
               </w:rPr>
-              <w:t>Мониторинг и обучение моделей</w:t>
+              <w:t>Ведение и мониторинг методики</w:t>
             </w:r>
           </w:p>
         </w:tc>
@@ -2498,7 +2509,7 @@
                 <w:i w:val="0"/>
                 <w:sz w:val="24"/>
               </w:rPr>
-              <w:t>Подготовка выборок, обучение и валидация моделей, реестр версий, мониторинг метрик качества и стабильности</w:t>
+              <w:t>Реестр версий методики, проверка версии на истории выдач, утверждение и публикация, откат, ежемесячный мониторинг метрик качества и стабильности</w:t>
             </w:r>
           </w:p>
         </w:tc>
@@ -2549,7 +2560,7 @@
                 <w:i w:val="0"/>
                 <w:sz w:val="24"/>
               </w:rPr>
-              <w:t>Оперативные и аналитические отчёты по заявкам, решениям, качеству портфеля, выгрузки для руководства</w:t>
+              <w:t>Реестр заёмщиков, кредитный портфель, оперативные и аналитические отчёты по заявкам, решениям, качеству портфеля и методики, выгрузки в XLSX и PDF</w:t>
             </w:r>
           </w:p>
         </w:tc>
@@ -2619,7 +2630,7 @@
           <w:i w:val="0"/>
           <w:sz w:val="28"/>
         </w:rPr>
-        <w:t>Система строится по клиент-серверной трёхуровневой архитектуре: клиентская часть — веб-интерфейс автоматизированного рабочего места (АРМ) сотрудника, серверная часть — набор сервисов на языке Python (REST API), уровень данных — реляционная СУБД PostgreSQL и реестр моделей машинного обучения. Скоринговая модель оформляется как отдельный сервис, что позволяет обновлять модель без остановки остальных подсистем. Обобщённая архитектура системы приведена на рисунке 3.1.</w:t>
+        <w:t>Система строится по клиент-серверной трёхуровневой архитектуре: клиентская часть — веб-интерфейс автоматизированного рабочего места (АРМ) сотрудника, серверная часть — набор сервисов на языке Python (REST API), уровень данных — реляционная СУБД PostgreSQL, в которой хранится и реестр версий методики оценки. Расчёт оценки оформляется как отдельный сервис скоринга, что позволяет публиковать новую версию методики без остановки остальных подсистем; при недоступности сервиса заявка оценивается резервной методикой. Обобщённая архитектура системы приведена на рисунке 3.1.</w:t>
       </w:r>
     </w:p>
     <w:p>
@@ -2632,7 +2643,7 @@
       <w:r>
         <w:drawing>
           <wp:inline xmlns:a="http://schemas.openxmlformats.org/drawingml/2006/main" xmlns:pic="http://schemas.openxmlformats.org/drawingml/2006/picture">
-            <wp:extent cx="5760000" cy="1897994"/>
+            <wp:extent cx="5760000" cy="1906187"/>
             <wp:docPr id="1" name="Picture 1"/>
             <wp:cNvGraphicFramePr>
               <a:graphicFrameLocks noChangeAspect="1"/>
@@ -2653,7 +2664,7 @@
                   <pic:spPr>
                     <a:xfrm>
                       <a:off x="0" y="0"/>
-                      <a:ext cx="5760000" cy="1897994"/>
+                      <a:ext cx="5760000" cy="1906187"/>
                     </a:xfrm>
                     <a:prstGeom prst="rect"/>
                   </pic:spPr>
@@ -2757,7 +2768,7 @@
           <w:i w:val="0"/>
           <w:sz w:val="28"/>
         </w:rPr>
-        <w:t>– решения по заявкам и данные о последующем обслуживании кредитов (для формирования целевой переменной при обучении моделей);</w:t>
+        <w:t>– решения по заявкам и данные о последующем обслуживании кредитов (для проверки методики на истории: дефолт — просрочка более 90 дней за 12 месяцев);</w:t>
       </w:r>
     </w:p>
     <w:p>
@@ -2768,7 +2779,7 @@
           <w:i w:val="0"/>
           <w:sz w:val="28"/>
         </w:rPr>
-        <w:t>– модели машинного обучения и их метаданные (версия, алгоритм, метрики, период обучения, статус);</w:t>
+        <w:t>– версии методики оценки (баллы характеристик скоринговой карты, метрики качества, статус, даты утверждения и публикации), отчёты ежемесячного мониторинга;</w:t>
       </w:r>
     </w:p>
     <w:p>
@@ -2862,7 +2873,7 @@
           <w:i w:val="0"/>
           <w:sz w:val="28"/>
         </w:rPr>
-        <w:t>4.8 Модуль машинного обучения</w:t>
+        <w:t>4.8 Методика оценки кредитоспособности</w:t>
       </w:r>
     </w:p>
     <w:p>
@@ -2873,7 +2884,7 @@
           <w:i w:val="0"/>
           <w:sz w:val="28"/>
         </w:rPr>
-        <w:t>Ядром системы является модель оценки вероятности дефолта (PD-модель). Целевая переменная — наличие просрочки более 90 дней в течение 12 месяцев с даты выдачи кредита. В качестве базовой модели используется логистическая регрессия на WoE-преобразованных признаках (классическая скоринговая карта, хорошо интерпретируемая и привычная для риск-менеджмента), в качестве основной — градиентный бустинг над деревьями решений (CatBoost / LightGBM), который учитывает нелинейные зависимости и взаимодействия признаков.</w:t>
+        <w:t>Ядром системы является методика оценки вероятности дефолта (PD) — экспертная скоринговая карта. Карта состоит из 14 характеристик заёмщика (возраст, стаж, подтверждённый доход, ПДН, длина и качество кредитной истории, просрочки, число запросов в БКИ, отношение суммы кредита к доходу, клиентские отношения с Банком и др.); значения каждой характеристики разбиты на интервалы, и каждому интервалу назначены баллы. Сумма баллов (скоринговый балл) переводится в вероятность дефолта по логистической шкале: PD = 1 / (1 + 50 · 2^((балл − 600) / 20)), то есть при балле 600 шансы «хороший : плохой» равны 50 : 1 и удваиваются каждые 20 баллов. Дефолтом считается просрочка более 90 дней в течение 12 месяцев с даты выдачи кредита.</w:t>
       </w:r>
     </w:p>
     <w:p>
@@ -2884,7 +2895,18 @@
           <w:i w:val="0"/>
           <w:sz w:val="28"/>
         </w:rPr>
-        <w:t>Для объяснения прогноза используются значения Шепли (SHAP): для каждой заявки система показывает пять факторов, сильнее всего повысивших и понизивших оценку риска. Качество модели контролируется по метрикам ROC AUC / Gini, а стабильность входных данных — по индексу стабильности популяции (PSI). При падении качества ниже порога риск-аналитик инициирует переобучение модели; новая версия публикуется только после валидации и утверждения.</w:t>
+        <w:t>Скоринговая карта выбрана на первом этапе потому, что она полностью интерпретируема, привычна риск-менеджменту и регулятору и не требует большой собственной выборки для обучения. Объяснение оценки строится из самой карты: вклад характеристики — это разница между её баллами и нейтральным значением; система показывает пять характеристик, сильнее всего повысивших риск, и пять, сильнее всего его снизивших.</w:t>
+      </w:r>
+    </w:p>
+    <w:p>
+      <w:r>
+        <w:rPr>
+          <w:rFonts w:ascii="Times New Roman" w:hAnsi="Times New Roman" w:cs="Times New Roman" w:eastAsia="Times New Roman"/>
+          <w:b w:val="0"/>
+          <w:i w:val="0"/>
+          <w:sz w:val="28"/>
+        </w:rPr>
+        <w:t>Баллы карты хранятся в версиях методики. Риск-аналитик создаёт версию-кандидат, изменяет баллы и проверяет её на кредитах, выданных не менее 12 месяцев назад (ROC AUC, Gini, KS в сравнении с действующей версией). Версия, качество которой ниже действующей, на утверждение не отправляется; утверждённая руководителем версия публикуется, предыдущая сохраняется для отката. Ежемесячно рассчитываются индекс стабильности популяции (PSI) и Gini на созревших кредитах; при превышении порогов формируется оповещение. Когда Банк накопит достаточную собственную историю выдач, карту можно будет дополнить моделью машинного обучения, сохранив тот же порядок проверки и утверждения версий.</w:t>
       </w:r>
     </w:p>
     <w:p>
@@ -3228,7 +3250,7 @@
                 <w:i w:val="0"/>
                 <w:sz w:val="24"/>
               </w:rPr>
-              <w:t>Единая модель оценки и формализованные стоп-факторы; сотрудник видит рекомендацию и её обоснование</w:t>
+              <w:t>Единая методика оценки (скоринговая карта) и формализованные стоп-факторы; сотрудник видит рекомендацию и её обоснование</w:t>
             </w:r>
           </w:p>
         </w:tc>
@@ -3302,7 +3324,7 @@
                 <w:i w:val="0"/>
                 <w:sz w:val="24"/>
               </w:rPr>
-              <w:t>ML-модель, учитывающая нелинейные взаимосвязи факторов, точнее ранжирует заёмщиков по риску</w:t>
+              <w:t>Скоринговая карта, проверенная на истории выдач, единообразно ранжирует заёмщиков по риску; качество методики контролируется ежемесячно</w:t>
             </w:r>
           </w:p>
         </w:tc>
@@ -3450,7 +3472,7 @@
                 <w:i w:val="0"/>
                 <w:sz w:val="24"/>
               </w:rPr>
-              <w:t>Единая база заявок, решений и данных об обслуживании кредитов; отчёты о качестве модели</w:t>
+              <w:t>Единая база заявок, решений и данных об обслуживании кредитов; реестр заёмщиков, кредитный портфель, отчёты о качестве методики</w:t>
             </w:r>
           </w:p>
         </w:tc>
@@ -3612,7 +3634,7 @@
           <w:i w:val="0"/>
           <w:sz w:val="28"/>
         </w:rPr>
-        <w:t>– развитие компетенций в области анализа данных — накопленные данные и инфраструктура моделей могут использоваться для других задач (оценка риска оттока, предодобренные предложения).</w:t>
+        <w:t>– развитие компетенций в области анализа данных — накопленные данные и порядок ведения версий методики позволят на следующем этапе перейти к моделям машинного обучения и решать другие задачи (оценка риска оттока, предодобренные предложения).</w:t>
       </w:r>
     </w:p>
     <w:p>
@@ -3637,7 +3659,7 @@
           <w:i w:val="0"/>
           <w:sz w:val="28"/>
         </w:rPr>
-        <w:t>Да, разработка системы требует технологий, которые ранее в Банке не применялись: промышленное использование моделей машинного обучения (обучение, версионирование, развёртывание моделей в виде сервиса, мониторинг их качества), методов интерпретации моделей (SHAP), а также автоматизированной интеграции с API бюро кредитных историй.</w:t>
+        <w:t>Да, частично. Для Банка новыми являются: ведение методики оценки как версионируемого объекта (проверка версии на истории выдач, утверждение, публикация, откат), сервис скоринга с резервной методикой, ежемесячный мониторинг качества методики (Gini, PSI), а также автоматизированная интеграция с API бюро кредитных историй.</w:t>
       </w:r>
     </w:p>
     <w:p>
@@ -3648,7 +3670,7 @@
           <w:i w:val="0"/>
           <w:sz w:val="28"/>
         </w:rPr>
-        <w:t>Для снижения технологических рисков используются распространённые свободно распространяемые библиотеки (scikit-learn, CatBoost, SHAP, MLflow), имеющие обширную документацию; на первом этапе в качестве эталона внедряется интерпретируемая логистическая регрессия; для риск-аналитиков проводится обучение работе с реестром моделей. Остальные технологии (веб-приложение, PostgreSQL, Linux) уже используются ИТ-подразделением Банка.</w:t>
+        <w:t>Для снижения технологических рисков выбрана интерпретируемая скоринговая карта вместо модели машинного обучения: её расчёт реализуется без специализированных библиотек и понятен риск-аналитикам и андеррайтерам. Остальные технологии (веб-приложение, PostgreSQL, Linux, Docker) уже используются ИТ-подразделением Банка. Переход к моделям машинного обучения откладывается до накопления собственной истории выдач.</w:t>
       </w:r>
     </w:p>
     <w:p>
@@ -3857,7 +3879,7 @@
                 <w:i w:val="0"/>
                 <w:sz w:val="24"/>
               </w:rPr>
-              <w:t>Используются зрелые технологии; требуемая вычислительная мощность для обучения моделей невелика (выборка — сотни тысяч заявок), достаточно сервера без GPU</w:t>
+              <w:t>Используются зрелые технологии; расчёт скоринговой карты занимает миллисекунды, проверка версии методики на истории — секунды; отдельный вычислительный сервер не нужен</w:t>
             </w:r>
           </w:p>
         </w:tc>
@@ -4153,7 +4175,7 @@
                 <w:i w:val="0"/>
                 <w:sz w:val="24"/>
               </w:rPr>
-              <w:t>Работы укладываются в срок 4 месяца при параллельном выполнении разработки модели и прикладной части</w:t>
+              <w:t>Работы укладываются в срок 4 месяца при параллельном выполнении разработки методики и прикладной части</w:t>
             </w:r>
           </w:p>
         </w:tc>
@@ -4382,7 +4404,7 @@
                 <w:i w:val="0"/>
                 <w:sz w:val="24"/>
               </w:rPr>
-              <w:t>Выделить этап подготовки данных; разработать правила очистки; использовать алгоритмы, устойчивые к пропускам (градиентный бустинг)</w:t>
+              <w:t>Выделить этап подготовки данных; разработать правила очистки; для пропущенных значений предусмотреть отдельные интервалы характеристик скоринговой карты</w:t>
             </w:r>
           </w:p>
         </w:tc>
@@ -4433,7 +4455,7 @@
                 <w:i w:val="0"/>
                 <w:sz w:val="24"/>
               </w:rPr>
-              <w:t>Применить методы reject inference (восстановление исхода по отклонённым заявкам) и консервативные пороги на первом этапе</w:t>
+              <w:t>Консервативные пороги классов риска на первом этапе; экспертная проверка баллов карты; ежемесячный мониторинг PSI по потоку заявок</w:t>
             </w:r>
           </w:p>
         </w:tc>
@@ -4461,7 +4483,7 @@
                 <w:i w:val="0"/>
                 <w:sz w:val="24"/>
               </w:rPr>
-              <w:t>Недоверие сотрудников к «чёрному ящику»</w:t>
+              <w:t>Недоверие сотрудников к автоматической оценке</w:t>
             </w:r>
           </w:p>
         </w:tc>
@@ -4484,7 +4506,7 @@
                 <w:i w:val="0"/>
                 <w:sz w:val="24"/>
               </w:rPr>
-              <w:t>Показывать объяснение факторов (SHAP), использовать интерпретируемую базовую модель, проводить обучение пользователей</w:t>
+              <w:t>Интерпретируемая скоринговая карта, показ пяти факторов риска «за» и «против», обязательное обоснование решения, отличного от рекомендации; обучение пользователей</w:t>
             </w:r>
           </w:p>
         </w:tc>
@@ -4540,57 +4562,6 @@
           </w:p>
         </w:tc>
       </w:tr>
-      <w:tr>
-        <w:trPr>
-          <w:cantSplit/>
-        </w:trPr>
-        <w:tc>
-          <w:tcPr>
-            <w:tcW w:type="dxa" w:w="3685"/>
-          </w:tcPr>
-          <w:p>
-            <w:pPr>
-              <w:widowControl w:val="0"/>
-              <w:spacing w:line="240" w:lineRule="auto" w:after="0"/>
-              <w:ind w:firstLine="0"/>
-              <w:jc w:val="left"/>
-            </w:pPr>
-            <w:r/>
-            <w:r>
-              <w:rPr>
-                <w:rFonts w:ascii="Times New Roman" w:hAnsi="Times New Roman" w:cs="Times New Roman" w:eastAsia="Times New Roman"/>
-                <w:b w:val="0"/>
-                <w:i w:val="0"/>
-                <w:sz w:val="24"/>
-              </w:rPr>
-              <w:t>Деградация модели при изменении экономической ситуации</w:t>
-            </w:r>
-          </w:p>
-        </w:tc>
-        <w:tc>
-          <w:tcPr>
-            <w:tcW w:type="dxa" w:w="5669"/>
-          </w:tcPr>
-          <w:p>
-            <w:pPr>
-              <w:widowControl w:val="0"/>
-              <w:spacing w:line="240" w:lineRule="auto" w:after="0"/>
-              <w:ind w:firstLine="0"/>
-              <w:jc w:val="left"/>
-            </w:pPr>
-            <w:r/>
-            <w:r>
-              <w:rPr>
-                <w:rFonts w:ascii="Times New Roman" w:hAnsi="Times New Roman" w:cs="Times New Roman" w:eastAsia="Times New Roman"/>
-                <w:b w:val="0"/>
-                <w:i w:val="0"/>
-                <w:sz w:val="24"/>
-              </w:rPr>
-              <w:t>Ежемесячный мониторинг PSI и Gini, регламент переобучения модели</w:t>
-            </w:r>
-          </w:p>
-        </w:tc>
-      </w:tr>
     </w:tbl>
     <w:p>
       <w:pPr>
@@ -4616,7 +4587,7 @@
         <w:tblLayout w:type="fixed"/>
         <w:tblLook w:firstColumn="1" w:firstRow="1" w:lastColumn="0" w:lastRow="0" w:noHBand="0" w:noVBand="1" w:val="04A0"/>
         <w:tblLayout w:type="fixed"/>
-        <w:tblCaption w:val="3.7|5"/>
+        <w:tblCaption w:val="3.7|4"/>
       </w:tblPr>
       <w:tblGrid>
         <w:gridCol w:w="3685"/>
@@ -4699,6 +4670,57 @@
                 <w:i w:val="0"/>
                 <w:sz w:val="24"/>
               </w:rPr>
+              <w:t>Снижение качества методики при изменении экономической ситуации</w:t>
+            </w:r>
+          </w:p>
+        </w:tc>
+        <w:tc>
+          <w:tcPr>
+            <w:tcW w:type="dxa" w:w="5669"/>
+          </w:tcPr>
+          <w:p>
+            <w:pPr>
+              <w:widowControl w:val="0"/>
+              <w:spacing w:line="240" w:lineRule="auto" w:after="0"/>
+              <w:ind w:firstLine="0"/>
+              <w:jc w:val="left"/>
+            </w:pPr>
+            <w:r/>
+            <w:r>
+              <w:rPr>
+                <w:rFonts w:ascii="Times New Roman" w:hAnsi="Times New Roman" w:cs="Times New Roman" w:eastAsia="Times New Roman"/>
+                <w:b w:val="0"/>
+                <w:i w:val="0"/>
+                <w:sz w:val="24"/>
+              </w:rPr>
+              <w:t>Ежемесячный мониторинг PSI и Gini, регламент пересмотра баллов карты, откат на предыдущую версию методики</w:t>
+            </w:r>
+          </w:p>
+        </w:tc>
+      </w:tr>
+      <w:tr>
+        <w:trPr>
+          <w:cantSplit/>
+        </w:trPr>
+        <w:tc>
+          <w:tcPr>
+            <w:tcW w:type="dxa" w:w="3685"/>
+          </w:tcPr>
+          <w:p>
+            <w:pPr>
+              <w:widowControl w:val="0"/>
+              <w:spacing w:line="240" w:lineRule="auto" w:after="0"/>
+              <w:ind w:firstLine="0"/>
+              <w:jc w:val="left"/>
+            </w:pPr>
+            <w:r/>
+            <w:r>
+              <w:rPr>
+                <w:rFonts w:ascii="Times New Roman" w:hAnsi="Times New Roman" w:cs="Times New Roman" w:eastAsia="Times New Roman"/>
+                <w:b w:val="0"/>
+                <w:i w:val="0"/>
+                <w:sz w:val="24"/>
+              </w:rPr>
               <w:t>Утечка персональных данных</w:t>
             </w:r>
           </w:p>
@@ -4722,7 +4744,7 @@
                 <w:i w:val="0"/>
                 <w:sz w:val="24"/>
               </w:rPr>
-              <w:t>Разграничение доступа по ролям, шифрование каналов связи, журнал аудита, обезличивание данных при обучении моделей</w:t>
+              <w:t>Разграничение доступа по ролям, шифрование каналов связи, неизменяемый журнал аудита, обезличенный показ данных риск-аналитику</w:t>
             </w:r>
           </w:p>
         </w:tc>
@@ -4755,7 +4777,7 @@
           <w:i w:val="0"/>
           <w:sz w:val="28"/>
         </w:rPr>
-        <w:t>По результатам анализа сделан вывод о том, что проект осуществим и целесообразен. Рекомендуется продолжить разработку системы со следующими базовыми предложениями: бюджет — 1,7 млн руб.; группа разработки — 3 человека; срок — 4 месяца (01.09.2026–31.12.2026) с вводом в опытную эксплуатацию до 25.12.2026; программное обеспечение — свободно распространяемое (Python, FastAPI, CatBoost, scikit-learn, SHAP, MLflow, PostgreSQL, React, Docker, Linux).</w:t>
+        <w:t>По результатам анализа сделан вывод о том, что проект осуществим и целесообразен. Рекомендуется продолжить разработку системы со следующими базовыми предложениями: бюджет — 1,7 млн руб.; группа разработки — 3 человека; срок — 4 месяца (01.09.2026–31.12.2026) с вводом в опытную эксплуатацию до 25.12.2026; программное обеспечение — свободно распространяемое (Python, FastAPI, SQLAlchemy, PostgreSQL, React, Docker, Linux).</w:t>
       </w:r>
     </w:p>
     <w:p>
@@ -4766,7 +4788,7 @@
           <w:i w:val="0"/>
           <w:sz w:val="28"/>
         </w:rPr>
-        <w:t>Рекомендуется реализовать систему поэтапно: сначала подсистемы приёма заявок, интеграции с БКИ и скоринга с интерпретируемой моделью, затем — подсистемы мониторинга и переобучения моделей и аналитической отчётности.</w:t>
+        <w:t>Рекомендуется реализовать систему поэтапно: сначала подсистемы приёма заявок, интеграции с БКИ и скоринга по экспертной скоринговой карте, затем — подсистемы ведения и мониторинга методики, реестра заёмщиков и аналитической отчётности; на следующем этапе, после накопления собственной истории выдач, — модели машинного обучения.</w:t>
       </w:r>
     </w:p>
     <w:p>
@@ -5046,117 +5068,7 @@
                 <w:i w:val="0"/>
                 <w:sz w:val="24"/>
               </w:rPr>
-              <w:t>Обследование объекта, сбор и анализ требований, разработка ТЗ, информационной модели, подготовка данных, разработка и обучение моделей машинного обучения, сервис скоринга</w:t>
-            </w:r>
-          </w:p>
-        </w:tc>
-      </w:tr>
-    </w:tbl>
-    <w:p>
-      <w:pPr>
-        <w:keepNext/>
-        <w:ind w:firstLine="0"/>
-        <w:jc w:val="right"/>
-      </w:pPr>
-      <w:r>
-        <w:rPr>
-          <w:rFonts w:ascii="Times New Roman" w:hAnsi="Times New Roman" w:cs="Times New Roman" w:eastAsia="Times New Roman"/>
-          <w:b w:val="0"/>
-          <w:i w:val="0"/>
-          <w:sz w:val="28"/>
-        </w:rPr>
-        <w:t>Продолжение таблицы 3.8</w:t>
-      </w:r>
-    </w:p>
-    <w:tbl>
-      <w:tblPr>
-        <w:tblStyle w:val="TableGrid"/>
-        <w:tblW w:type="auto" w:w="0"/>
-        <w:jc w:val="center"/>
-        <w:tblLayout w:type="fixed"/>
-        <w:tblLook w:firstColumn="1" w:firstRow="1" w:lastColumn="0" w:lastRow="0" w:noHBand="0" w:noVBand="1" w:val="04A0"/>
-        <w:tblLayout w:type="fixed"/>
-        <w:tblCaption w:val="3.8|2"/>
-      </w:tblPr>
-      <w:tblGrid>
-        <w:gridCol w:w="2381"/>
-        <w:gridCol w:w="1587"/>
-        <w:gridCol w:w="5386"/>
-      </w:tblGrid>
-      <w:tr>
-        <w:trPr>
-          <w:cantSplit/>
-          <w:tblHeader/>
-        </w:trPr>
-        <w:tc>
-          <w:tcPr>
-            <w:tcW w:type="dxa" w:w="2381"/>
-          </w:tcPr>
-          <w:p>
-            <w:pPr>
-              <w:keepNext/>
-              <w:widowControl w:val="0"/>
-              <w:spacing w:line="240" w:lineRule="auto" w:after="0"/>
-              <w:ind w:firstLine="0"/>
-              <w:jc w:val="center"/>
-            </w:pPr>
-            <w:r/>
-            <w:r>
-              <w:rPr>
-                <w:rFonts w:ascii="Times New Roman" w:hAnsi="Times New Roman" w:cs="Times New Roman" w:eastAsia="Times New Roman"/>
-                <w:b w:val="0"/>
-                <w:i w:val="0"/>
-                <w:sz w:val="24"/>
-              </w:rPr>
-              <w:t>Роль</w:t>
-            </w:r>
-          </w:p>
-        </w:tc>
-        <w:tc>
-          <w:tcPr>
-            <w:tcW w:type="dxa" w:w="1587"/>
-          </w:tcPr>
-          <w:p>
-            <w:pPr>
-              <w:keepNext/>
-              <w:widowControl w:val="0"/>
-              <w:spacing w:line="240" w:lineRule="auto" w:after="0"/>
-              <w:ind w:firstLine="0"/>
-              <w:jc w:val="center"/>
-            </w:pPr>
-            <w:r/>
-            <w:r>
-              <w:rPr>
-                <w:rFonts w:ascii="Times New Roman" w:hAnsi="Times New Roman" w:cs="Times New Roman" w:eastAsia="Times New Roman"/>
-                <w:b w:val="0"/>
-                <w:i w:val="0"/>
-                <w:sz w:val="24"/>
-              </w:rPr>
-              <w:t>Участник</w:t>
-            </w:r>
-          </w:p>
-        </w:tc>
-        <w:tc>
-          <w:tcPr>
-            <w:tcW w:type="dxa" w:w="5386"/>
-          </w:tcPr>
-          <w:p>
-            <w:pPr>
-              <w:keepNext/>
-              <w:widowControl w:val="0"/>
-              <w:spacing w:line="240" w:lineRule="auto" w:after="0"/>
-              <w:ind w:firstLine="0"/>
-              <w:jc w:val="center"/>
-            </w:pPr>
-            <w:r/>
-            <w:r>
-              <w:rPr>
-                <w:rFonts w:ascii="Times New Roman" w:hAnsi="Times New Roman" w:cs="Times New Roman" w:eastAsia="Times New Roman"/>
-                <w:b w:val="0"/>
-                <w:i w:val="0"/>
-                <w:sz w:val="24"/>
-              </w:rPr>
-              <w:t>Обязанности</w:t>
+              <w:t>Обследование объекта, сбор и анализ требований, разработка ТЗ, информационной модели, подготовка исторических данных, разработка скоринговой карты и её проверка на истории, сервис скоринга</w:t>
             </w:r>
           </w:p>
         </w:tc>
@@ -5277,7 +5189,7 @@
           <w:i w:val="0"/>
           <w:sz w:val="28"/>
         </w:rPr>
-        <w:t>Целью проекта является создание и ввод в опытную эксплуатацию системы поддержки принятия решений для оценки кредитоспособности физических лиц. Проектные ограничения: бюджет — не более 1,7 млн руб., срок — с 01.09.2026 по 31.12.2026, состав группы — 3 человека. Критерии успеха проекта: ROC AUC модели не ниже 0,75, время обработки заявки системой не более 10 секунд, успешное прохождение приёмочных испытаний.</w:t>
+        <w:t>Целью проекта является создание и ввод в опытную эксплуатацию системы поддержки принятия решений для оценки кредитоспособности физических лиц. Проектные ограничения: бюджет — не более 1,7 млн руб., срок — с 01.09.2026 по 31.12.2026, состав группы — 3 человека. Критерии успеха проекта: ROC AUC методики оценки не ниже 0,75, время обработки заявки системой не более 10 секунд, успешное прохождение приёмочных испытаний.</w:t>
       </w:r>
     </w:p>
     <w:p>
@@ -5744,141 +5656,6 @@
           </w:p>
         </w:tc>
       </w:tr>
-    </w:tbl>
-    <w:p>
-      <w:pPr>
-        <w:keepNext/>
-        <w:ind w:firstLine="0"/>
-        <w:jc w:val="right"/>
-      </w:pPr>
-      <w:r>
-        <w:rPr>
-          <w:rFonts w:ascii="Times New Roman" w:hAnsi="Times New Roman" w:cs="Times New Roman" w:eastAsia="Times New Roman"/>
-          <w:b w:val="0"/>
-          <w:i w:val="0"/>
-          <w:sz w:val="28"/>
-        </w:rPr>
-        <w:t>Продолжение таблицы 3.9</w:t>
-      </w:r>
-    </w:p>
-    <w:tbl>
-      <w:tblPr>
-        <w:tblStyle w:val="TableGrid"/>
-        <w:tblW w:type="auto" w:w="0"/>
-        <w:jc w:val="center"/>
-        <w:tblLayout w:type="fixed"/>
-        <w:tblLook w:firstColumn="1" w:firstRow="1" w:lastColumn="0" w:lastRow="0" w:noHBand="0" w:noVBand="1" w:val="04A0"/>
-        <w:tblLayout w:type="fixed"/>
-        <w:tblCaption w:val="3.9|3"/>
-      </w:tblPr>
-      <w:tblGrid>
-        <w:gridCol w:w="567"/>
-        <w:gridCol w:w="4819"/>
-        <w:gridCol w:w="2041"/>
-        <w:gridCol w:w="1928"/>
-      </w:tblGrid>
-      <w:tr>
-        <w:trPr>
-          <w:cantSplit/>
-          <w:tblHeader/>
-        </w:trPr>
-        <w:tc>
-          <w:tcPr>
-            <w:tcW w:type="dxa" w:w="567"/>
-          </w:tcPr>
-          <w:p>
-            <w:pPr>
-              <w:keepNext/>
-              <w:widowControl w:val="0"/>
-              <w:spacing w:line="240" w:lineRule="auto" w:after="0"/>
-              <w:ind w:firstLine="0"/>
-              <w:jc w:val="center"/>
-            </w:pPr>
-            <w:r/>
-            <w:r>
-              <w:rPr>
-                <w:rFonts w:ascii="Times New Roman" w:hAnsi="Times New Roman" w:cs="Times New Roman" w:eastAsia="Times New Roman"/>
-                <w:b w:val="0"/>
-                <w:i w:val="0"/>
-                <w:sz w:val="24"/>
-              </w:rPr>
-              <w:t>№</w:t>
-            </w:r>
-          </w:p>
-        </w:tc>
-        <w:tc>
-          <w:tcPr>
-            <w:tcW w:type="dxa" w:w="4819"/>
-          </w:tcPr>
-          <w:p>
-            <w:pPr>
-              <w:keepNext/>
-              <w:widowControl w:val="0"/>
-              <w:spacing w:line="240" w:lineRule="auto" w:after="0"/>
-              <w:ind w:firstLine="0"/>
-              <w:jc w:val="center"/>
-            </w:pPr>
-            <w:r/>
-            <w:r>
-              <w:rPr>
-                <w:rFonts w:ascii="Times New Roman" w:hAnsi="Times New Roman" w:cs="Times New Roman" w:eastAsia="Times New Roman"/>
-                <w:b w:val="0"/>
-                <w:i w:val="0"/>
-                <w:sz w:val="24"/>
-              </w:rPr>
-              <w:t>Этап</w:t>
-            </w:r>
-          </w:p>
-        </w:tc>
-        <w:tc>
-          <w:tcPr>
-            <w:tcW w:type="dxa" w:w="2041"/>
-          </w:tcPr>
-          <w:p>
-            <w:pPr>
-              <w:keepNext/>
-              <w:widowControl w:val="0"/>
-              <w:spacing w:line="240" w:lineRule="auto" w:after="0"/>
-              <w:ind w:firstLine="0"/>
-              <w:jc w:val="center"/>
-            </w:pPr>
-            <w:r/>
-            <w:r>
-              <w:rPr>
-                <w:rFonts w:ascii="Times New Roman" w:hAnsi="Times New Roman" w:cs="Times New Roman" w:eastAsia="Times New Roman"/>
-                <w:b w:val="0"/>
-                <w:i w:val="0"/>
-                <w:sz w:val="24"/>
-              </w:rPr>
-              <w:t>Срок</w:t>
-            </w:r>
-          </w:p>
-        </w:tc>
-        <w:tc>
-          <w:tcPr>
-            <w:tcW w:type="dxa" w:w="1928"/>
-          </w:tcPr>
-          <w:p>
-            <w:pPr>
-              <w:keepNext/>
-              <w:widowControl w:val="0"/>
-              <w:spacing w:line="240" w:lineRule="auto" w:after="0"/>
-              <w:ind w:firstLine="0"/>
-              <w:jc w:val="center"/>
-            </w:pPr>
-            <w:r/>
-            <w:r>
-              <w:rPr>
-                <w:rFonts w:ascii="Times New Roman" w:hAnsi="Times New Roman" w:cs="Times New Roman" w:eastAsia="Times New Roman"/>
-                <w:b w:val="0"/>
-                <w:i w:val="0"/>
-                <w:sz w:val="24"/>
-              </w:rPr>
-              <w:t>Ответственный</w:t>
-            </w:r>
-          </w:p>
-        </w:tc>
-      </w:tr>
       <w:tr>
         <w:trPr>
           <w:cantSplit/>
@@ -6022,7 +5799,7 @@
                 <w:i w:val="0"/>
                 <w:sz w:val="24"/>
               </w:rPr>
-              <w:t>Разработка и обучение скоринговой модели</w:t>
+              <w:t>Разработка скоринговой карты и проверка на истории</w:t>
             </w:r>
           </w:p>
         </w:tc>
@@ -6216,7 +5993,7 @@
                 <w:i w:val="0"/>
                 <w:sz w:val="24"/>
               </w:rPr>
-              <w:t>Интеграция модели, тестирование</w:t>
+              <w:t>Интеграция методики в сервис скоринга, тестирование</w:t>
             </w:r>
           </w:p>
         </w:tc>
@@ -6812,7 +6589,7 @@
                 <w:i w:val="0"/>
                 <w:sz w:val="24"/>
               </w:rPr>
-              <w:t>Сервер для обучения моделей и тестовый стенд</w:t>
+              <w:t>Тестовый стенд (сервер приложений и БД)</w:t>
             </w:r>
           </w:p>
         </w:tc>
@@ -6835,7 +6612,7 @@
                 <w:i w:val="0"/>
                 <w:sz w:val="24"/>
               </w:rPr>
-              <w:t>1 сервер (32 ядра, 128 ГБ ОЗУ)</w:t>
+              <w:t>1 сервер (16 ядер, 64 ГБ ОЗУ)</w:t>
             </w:r>
           </w:p>
         </w:tc>
@@ -7535,7 +7312,7 @@
                 <w:i w:val="0"/>
                 <w:sz w:val="24"/>
               </w:rPr>
-              <w:t>Машинное обучение</w:t>
+              <w:t>Методика оценки</w:t>
             </w:r>
           </w:p>
         </w:tc>
@@ -7558,7 +7335,7 @@
                 <w:i w:val="0"/>
                 <w:sz w:val="24"/>
               </w:rPr>
-              <w:t>scikit-learn, CatBoost, LightGBM, SHAP, pandas</w:t>
+              <w:t>Собственная реализация скоринговой карты и метрик ROC AUC, Gini, KS, PSI (Python)</w:t>
             </w:r>
           </w:p>
         </w:tc>
@@ -7581,7 +7358,7 @@
                 <w:i w:val="0"/>
                 <w:sz w:val="24"/>
               </w:rPr>
-              <w:t>BSD, Apache 2.0, MIT</w:t>
+              <w:t>Собственная разработка</w:t>
             </w:r>
           </w:p>
         </w:tc>
@@ -7609,7 +7386,7 @@
                 <w:i w:val="0"/>
                 <w:sz w:val="24"/>
               </w:rPr>
-              <w:t>Управление моделями</w:t>
+              <w:t>Отчёты и выгрузки</w:t>
             </w:r>
           </w:p>
         </w:tc>
@@ -7632,7 +7409,155 @@
                 <w:i w:val="0"/>
                 <w:sz w:val="24"/>
               </w:rPr>
-              <w:t>MLflow (реестр моделей, эксперименты)</w:t>
+              <w:t>openpyxl (XLSX), fpdf2 (PDF)</w:t>
+            </w:r>
+          </w:p>
+        </w:tc>
+        <w:tc>
+          <w:tcPr>
+            <w:tcW w:type="dxa" w:w="2268"/>
+          </w:tcPr>
+          <w:p>
+            <w:pPr>
+              <w:widowControl w:val="0"/>
+              <w:spacing w:line="240" w:lineRule="auto" w:after="0"/>
+              <w:ind w:firstLine="0"/>
+              <w:jc w:val="left"/>
+            </w:pPr>
+            <w:r/>
+            <w:r>
+              <w:rPr>
+                <w:rFonts w:ascii="Times New Roman" w:hAnsi="Times New Roman" w:cs="Times New Roman" w:eastAsia="Times New Roman"/>
+                <w:b w:val="0"/>
+                <w:i w:val="0"/>
+                <w:sz w:val="24"/>
+              </w:rPr>
+              <w:t>MIT, LGPL</w:t>
+            </w:r>
+          </w:p>
+        </w:tc>
+      </w:tr>
+      <w:tr>
+        <w:trPr>
+          <w:cantSplit/>
+        </w:trPr>
+        <w:tc>
+          <w:tcPr>
+            <w:tcW w:type="dxa" w:w="2608"/>
+          </w:tcPr>
+          <w:p>
+            <w:pPr>
+              <w:widowControl w:val="0"/>
+              <w:spacing w:line="240" w:lineRule="auto" w:after="0"/>
+              <w:ind w:firstLine="0"/>
+              <w:jc w:val="left"/>
+            </w:pPr>
+            <w:r/>
+            <w:r>
+              <w:rPr>
+                <w:rFonts w:ascii="Times New Roman" w:hAnsi="Times New Roman" w:cs="Times New Roman" w:eastAsia="Times New Roman"/>
+                <w:b w:val="0"/>
+                <w:i w:val="0"/>
+                <w:sz w:val="24"/>
+              </w:rPr>
+              <w:t>Клиентская часть</w:t>
+            </w:r>
+          </w:p>
+        </w:tc>
+        <w:tc>
+          <w:tcPr>
+            <w:tcW w:type="dxa" w:w="4479"/>
+          </w:tcPr>
+          <w:p>
+            <w:pPr>
+              <w:widowControl w:val="0"/>
+              <w:spacing w:line="240" w:lineRule="auto" w:after="0"/>
+              <w:ind w:firstLine="0"/>
+              <w:jc w:val="left"/>
+            </w:pPr>
+            <w:r/>
+            <w:r>
+              <w:rPr>
+                <w:rFonts w:ascii="Times New Roman" w:hAnsi="Times New Roman" w:cs="Times New Roman" w:eastAsia="Times New Roman"/>
+                <w:b w:val="0"/>
+                <w:i w:val="0"/>
+                <w:sz w:val="24"/>
+              </w:rPr>
+              <w:t>TypeScript, React, Ant Design</w:t>
+            </w:r>
+          </w:p>
+        </w:tc>
+        <w:tc>
+          <w:tcPr>
+            <w:tcW w:type="dxa" w:w="2268"/>
+          </w:tcPr>
+          <w:p>
+            <w:pPr>
+              <w:widowControl w:val="0"/>
+              <w:spacing w:line="240" w:lineRule="auto" w:after="0"/>
+              <w:ind w:firstLine="0"/>
+              <w:jc w:val="left"/>
+            </w:pPr>
+            <w:r/>
+            <w:r>
+              <w:rPr>
+                <w:rFonts w:ascii="Times New Roman" w:hAnsi="Times New Roman" w:cs="Times New Roman" w:eastAsia="Times New Roman"/>
+                <w:b w:val="0"/>
+                <w:i w:val="0"/>
+                <w:sz w:val="24"/>
+              </w:rPr>
+              <w:t>MIT</w:t>
+            </w:r>
+          </w:p>
+        </w:tc>
+      </w:tr>
+      <w:tr>
+        <w:trPr>
+          <w:cantSplit/>
+        </w:trPr>
+        <w:tc>
+          <w:tcPr>
+            <w:tcW w:type="dxa" w:w="2608"/>
+          </w:tcPr>
+          <w:p>
+            <w:pPr>
+              <w:widowControl w:val="0"/>
+              <w:spacing w:line="240" w:lineRule="auto" w:after="0"/>
+              <w:ind w:firstLine="0"/>
+              <w:jc w:val="left"/>
+            </w:pPr>
+            <w:r/>
+            <w:r>
+              <w:rPr>
+                <w:rFonts w:ascii="Times New Roman" w:hAnsi="Times New Roman" w:cs="Times New Roman" w:eastAsia="Times New Roman"/>
+                <w:b w:val="0"/>
+                <w:i w:val="0"/>
+                <w:sz w:val="24"/>
+              </w:rPr>
+              <w:t>Контейнеризация и веб-сервер</w:t>
+            </w:r>
+          </w:p>
+        </w:tc>
+        <w:tc>
+          <w:tcPr>
+            <w:tcW w:type="dxa" w:w="4479"/>
+          </w:tcPr>
+          <w:p>
+            <w:pPr>
+              <w:widowControl w:val="0"/>
+              <w:spacing w:line="240" w:lineRule="auto" w:after="0"/>
+              <w:ind w:firstLine="0"/>
+              <w:jc w:val="left"/>
+            </w:pPr>
+            <w:r/>
+            <w:r>
+              <w:rPr>
+                <w:rFonts w:ascii="Times New Roman" w:hAnsi="Times New Roman" w:cs="Times New Roman" w:eastAsia="Times New Roman"/>
+                <w:b w:val="0"/>
+                <w:i w:val="0"/>
+                <w:sz w:val="24"/>
+              </w:rPr>
+              <w:t>Docker, Docker Compose, Caddy (HTTPS)</w:t>
             </w:r>
           </w:p>
         </w:tc>
@@ -7683,264 +7608,6 @@
                 <w:i w:val="0"/>
                 <w:sz w:val="24"/>
               </w:rPr>
-              <w:t>Клиентская часть</w:t>
-            </w:r>
-          </w:p>
-        </w:tc>
-        <w:tc>
-          <w:tcPr>
-            <w:tcW w:type="dxa" w:w="4479"/>
-          </w:tcPr>
-          <w:p>
-            <w:pPr>
-              <w:widowControl w:val="0"/>
-              <w:spacing w:line="240" w:lineRule="auto" w:after="0"/>
-              <w:ind w:firstLine="0"/>
-              <w:jc w:val="left"/>
-            </w:pPr>
-            <w:r/>
-            <w:r>
-              <w:rPr>
-                <w:rFonts w:ascii="Times New Roman" w:hAnsi="Times New Roman" w:cs="Times New Roman" w:eastAsia="Times New Roman"/>
-                <w:b w:val="0"/>
-                <w:i w:val="0"/>
-                <w:sz w:val="24"/>
-              </w:rPr>
-              <w:t>TypeScript, React</w:t>
-            </w:r>
-          </w:p>
-        </w:tc>
-        <w:tc>
-          <w:tcPr>
-            <w:tcW w:type="dxa" w:w="2268"/>
-          </w:tcPr>
-          <w:p>
-            <w:pPr>
-              <w:widowControl w:val="0"/>
-              <w:spacing w:line="240" w:lineRule="auto" w:after="0"/>
-              <w:ind w:firstLine="0"/>
-              <w:jc w:val="left"/>
-            </w:pPr>
-            <w:r/>
-            <w:r>
-              <w:rPr>
-                <w:rFonts w:ascii="Times New Roman" w:hAnsi="Times New Roman" w:cs="Times New Roman" w:eastAsia="Times New Roman"/>
-                <w:b w:val="0"/>
-                <w:i w:val="0"/>
-                <w:sz w:val="24"/>
-              </w:rPr>
-              <w:t>MIT</w:t>
-            </w:r>
-          </w:p>
-        </w:tc>
-      </w:tr>
-      <w:tr>
-        <w:trPr>
-          <w:cantSplit/>
-        </w:trPr>
-        <w:tc>
-          <w:tcPr>
-            <w:tcW w:type="dxa" w:w="2608"/>
-          </w:tcPr>
-          <w:p>
-            <w:pPr>
-              <w:widowControl w:val="0"/>
-              <w:spacing w:line="240" w:lineRule="auto" w:after="0"/>
-              <w:ind w:firstLine="0"/>
-              <w:jc w:val="left"/>
-            </w:pPr>
-            <w:r/>
-            <w:r>
-              <w:rPr>
-                <w:rFonts w:ascii="Times New Roman" w:hAnsi="Times New Roman" w:cs="Times New Roman" w:eastAsia="Times New Roman"/>
-                <w:b w:val="0"/>
-                <w:i w:val="0"/>
-                <w:sz w:val="24"/>
-              </w:rPr>
-              <w:t>Контейнеризация</w:t>
-            </w:r>
-          </w:p>
-        </w:tc>
-        <w:tc>
-          <w:tcPr>
-            <w:tcW w:type="dxa" w:w="4479"/>
-          </w:tcPr>
-          <w:p>
-            <w:pPr>
-              <w:widowControl w:val="0"/>
-              <w:spacing w:line="240" w:lineRule="auto" w:after="0"/>
-              <w:ind w:firstLine="0"/>
-              <w:jc w:val="left"/>
-            </w:pPr>
-            <w:r/>
-            <w:r>
-              <w:rPr>
-                <w:rFonts w:ascii="Times New Roman" w:hAnsi="Times New Roman" w:cs="Times New Roman" w:eastAsia="Times New Roman"/>
-                <w:b w:val="0"/>
-                <w:i w:val="0"/>
-                <w:sz w:val="24"/>
-              </w:rPr>
-              <w:t>Docker, Docker Compose</w:t>
-            </w:r>
-          </w:p>
-        </w:tc>
-        <w:tc>
-          <w:tcPr>
-            <w:tcW w:type="dxa" w:w="2268"/>
-          </w:tcPr>
-          <w:p>
-            <w:pPr>
-              <w:widowControl w:val="0"/>
-              <w:spacing w:line="240" w:lineRule="auto" w:after="0"/>
-              <w:ind w:firstLine="0"/>
-              <w:jc w:val="left"/>
-            </w:pPr>
-            <w:r/>
-            <w:r>
-              <w:rPr>
-                <w:rFonts w:ascii="Times New Roman" w:hAnsi="Times New Roman" w:cs="Times New Roman" w:eastAsia="Times New Roman"/>
-                <w:b w:val="0"/>
-                <w:i w:val="0"/>
-                <w:sz w:val="24"/>
-              </w:rPr>
-              <w:t>Apache 2.0</w:t>
-            </w:r>
-          </w:p>
-        </w:tc>
-      </w:tr>
-    </w:tbl>
-    <w:p>
-      <w:pPr>
-        <w:keepNext/>
-        <w:ind w:firstLine="0"/>
-        <w:jc w:val="right"/>
-      </w:pPr>
-      <w:r>
-        <w:rPr>
-          <w:rFonts w:ascii="Times New Roman" w:hAnsi="Times New Roman" w:cs="Times New Roman" w:eastAsia="Times New Roman"/>
-          <w:b w:val="0"/>
-          <w:i w:val="0"/>
-          <w:sz w:val="28"/>
-        </w:rPr>
-        <w:t>Продолжение таблицы 3.11</w:t>
-      </w:r>
-    </w:p>
-    <w:tbl>
-      <w:tblPr>
-        <w:tblStyle w:val="TableGrid"/>
-        <w:tblW w:type="auto" w:w="0"/>
-        <w:jc w:val="center"/>
-        <w:tblLayout w:type="fixed"/>
-        <w:tblLook w:firstColumn="1" w:firstRow="1" w:lastColumn="0" w:lastRow="0" w:noHBand="0" w:noVBand="1" w:val="04A0"/>
-        <w:tblLayout w:type="fixed"/>
-        <w:tblCaption w:val="3.11|7"/>
-      </w:tblPr>
-      <w:tblGrid>
-        <w:gridCol w:w="2608"/>
-        <w:gridCol w:w="4479"/>
-        <w:gridCol w:w="2268"/>
-      </w:tblGrid>
-      <w:tr>
-        <w:trPr>
-          <w:cantSplit/>
-          <w:tblHeader/>
-        </w:trPr>
-        <w:tc>
-          <w:tcPr>
-            <w:tcW w:type="dxa" w:w="2608"/>
-          </w:tcPr>
-          <w:p>
-            <w:pPr>
-              <w:keepNext/>
-              <w:widowControl w:val="0"/>
-              <w:spacing w:line="240" w:lineRule="auto" w:after="0"/>
-              <w:ind w:firstLine="0"/>
-              <w:jc w:val="center"/>
-            </w:pPr>
-            <w:r/>
-            <w:r>
-              <w:rPr>
-                <w:rFonts w:ascii="Times New Roman" w:hAnsi="Times New Roman" w:cs="Times New Roman" w:eastAsia="Times New Roman"/>
-                <w:b w:val="0"/>
-                <w:i w:val="0"/>
-                <w:sz w:val="24"/>
-              </w:rPr>
-              <w:t>Назначение</w:t>
-            </w:r>
-          </w:p>
-        </w:tc>
-        <w:tc>
-          <w:tcPr>
-            <w:tcW w:type="dxa" w:w="4479"/>
-          </w:tcPr>
-          <w:p>
-            <w:pPr>
-              <w:keepNext/>
-              <w:widowControl w:val="0"/>
-              <w:spacing w:line="240" w:lineRule="auto" w:after="0"/>
-              <w:ind w:firstLine="0"/>
-              <w:jc w:val="center"/>
-            </w:pPr>
-            <w:r/>
-            <w:r>
-              <w:rPr>
-                <w:rFonts w:ascii="Times New Roman" w:hAnsi="Times New Roman" w:cs="Times New Roman" w:eastAsia="Times New Roman"/>
-                <w:b w:val="0"/>
-                <w:i w:val="0"/>
-                <w:sz w:val="24"/>
-              </w:rPr>
-              <w:t>Программное обеспечение</w:t>
-            </w:r>
-          </w:p>
-        </w:tc>
-        <w:tc>
-          <w:tcPr>
-            <w:tcW w:type="dxa" w:w="2268"/>
-          </w:tcPr>
-          <w:p>
-            <w:pPr>
-              <w:keepNext/>
-              <w:widowControl w:val="0"/>
-              <w:spacing w:line="240" w:lineRule="auto" w:after="0"/>
-              <w:ind w:firstLine="0"/>
-              <w:jc w:val="center"/>
-            </w:pPr>
-            <w:r/>
-            <w:r>
-              <w:rPr>
-                <w:rFonts w:ascii="Times New Roman" w:hAnsi="Times New Roman" w:cs="Times New Roman" w:eastAsia="Times New Roman"/>
-                <w:b w:val="0"/>
-                <w:i w:val="0"/>
-                <w:sz w:val="24"/>
-              </w:rPr>
-              <w:t>Лицензия</w:t>
-            </w:r>
-          </w:p>
-        </w:tc>
-      </w:tr>
-      <w:tr>
-        <w:trPr>
-          <w:cantSplit/>
-        </w:trPr>
-        <w:tc>
-          <w:tcPr>
-            <w:tcW w:type="dxa" w:w="2608"/>
-          </w:tcPr>
-          <w:p>
-            <w:pPr>
-              <w:widowControl w:val="0"/>
-              <w:spacing w:line="240" w:lineRule="auto" w:after="0"/>
-              <w:ind w:firstLine="0"/>
-              <w:jc w:val="left"/>
-            </w:pPr>
-            <w:r/>
-            <w:r>
-              <w:rPr>
-                <w:rFonts w:ascii="Times New Roman" w:hAnsi="Times New Roman" w:cs="Times New Roman" w:eastAsia="Times New Roman"/>
-                <w:b w:val="0"/>
-                <w:i w:val="0"/>
-                <w:sz w:val="24"/>
-              </w:rPr>
               <w:t>Разработка и контроль версий</w:t>
             </w:r>
           </w:p>
@@ -7964,7 +7631,7 @@
                 <w:i w:val="0"/>
                 <w:sz w:val="24"/>
               </w:rPr>
-              <w:t>VS Code / PyCharm Community, Git, GitLab CE</w:t>
+              <w:t>VS Code / PyCharm Community, Git, GitHub Actions (CI)</w:t>
             </w:r>
           </w:p>
         </w:tc>
@@ -8089,7 +7756,7 @@
                 <w:i w:val="0"/>
                 <w:sz w:val="24"/>
               </w:rPr>
-              <w:t>Мониторинг</w:t>
+              <w:t>Сборка для Windows</w:t>
             </w:r>
           </w:p>
         </w:tc>
@@ -8112,7 +7779,7 @@
                 <w:i w:val="0"/>
                 <w:sz w:val="24"/>
               </w:rPr>
-              <w:t>Prometheus, Grafana</w:t>
+              <w:t>PyInstaller (программа без установки)</w:t>
             </w:r>
           </w:p>
         </w:tc>
@@ -8135,7 +7802,7 @@
                 <w:i w:val="0"/>
                 <w:sz w:val="24"/>
               </w:rPr>
-              <w:t>Apache 2.0, AGPL</w:t>
+              <w:t>GPL с исключением для сборок</w:t>
             </w:r>
           </w:p>
         </w:tc>
@@ -8374,7 +8041,7 @@
                 <w:i w:val="0"/>
                 <w:sz w:val="24"/>
               </w:rPr>
-              <w:t>Снижение точности модели, задержка этапа обучения</w:t>
+              <w:t>Снижение точности методики, задержка этапа проверки на истории</w:t>
             </w:r>
           </w:p>
         </w:tc>
@@ -8693,6 +8360,141 @@
           </w:p>
         </w:tc>
       </w:tr>
+    </w:tbl>
+    <w:p>
+      <w:pPr>
+        <w:keepNext/>
+        <w:ind w:firstLine="0"/>
+        <w:jc w:val="right"/>
+      </w:pPr>
+      <w:r>
+        <w:rPr>
+          <w:rFonts w:ascii="Times New Roman" w:hAnsi="Times New Roman" w:cs="Times New Roman" w:eastAsia="Times New Roman"/>
+          <w:b w:val="0"/>
+          <w:i w:val="0"/>
+          <w:sz w:val="28"/>
+        </w:rPr>
+        <w:t>Продолжение таблицы 3.12</w:t>
+      </w:r>
+    </w:p>
+    <w:tbl>
+      <w:tblPr>
+        <w:tblStyle w:val="TableGrid"/>
+        <w:tblW w:type="auto" w:w="0"/>
+        <w:jc w:val="center"/>
+        <w:tblLayout w:type="fixed"/>
+        <w:tblLook w:firstColumn="1" w:firstRow="1" w:lastColumn="0" w:lastRow="0" w:noHBand="0" w:noVBand="1" w:val="04A0"/>
+        <w:tblLayout w:type="fixed"/>
+        <w:tblCaption w:val="3.12|4"/>
+      </w:tblPr>
+      <w:tblGrid>
+        <w:gridCol w:w="2041"/>
+        <w:gridCol w:w="1701"/>
+        <w:gridCol w:w="2438"/>
+        <w:gridCol w:w="3175"/>
+      </w:tblGrid>
+      <w:tr>
+        <w:trPr>
+          <w:cantSplit/>
+          <w:tblHeader/>
+        </w:trPr>
+        <w:tc>
+          <w:tcPr>
+            <w:tcW w:type="dxa" w:w="2041"/>
+          </w:tcPr>
+          <w:p>
+            <w:pPr>
+              <w:keepNext/>
+              <w:widowControl w:val="0"/>
+              <w:spacing w:line="240" w:lineRule="auto" w:after="0"/>
+              <w:ind w:firstLine="0"/>
+              <w:jc w:val="center"/>
+            </w:pPr>
+            <w:r/>
+            <w:r>
+              <w:rPr>
+                <w:rFonts w:ascii="Times New Roman" w:hAnsi="Times New Roman" w:cs="Times New Roman" w:eastAsia="Times New Roman"/>
+                <w:b w:val="0"/>
+                <w:i w:val="0"/>
+                <w:sz w:val="24"/>
+              </w:rPr>
+              <w:t>Риск</w:t>
+            </w:r>
+          </w:p>
+        </w:tc>
+        <w:tc>
+          <w:tcPr>
+            <w:tcW w:type="dxa" w:w="1701"/>
+          </w:tcPr>
+          <w:p>
+            <w:pPr>
+              <w:keepNext/>
+              <w:widowControl w:val="0"/>
+              <w:spacing w:line="240" w:lineRule="auto" w:after="0"/>
+              <w:ind w:firstLine="0"/>
+              <w:jc w:val="center"/>
+            </w:pPr>
+            <w:r/>
+            <w:r>
+              <w:rPr>
+                <w:rFonts w:ascii="Times New Roman" w:hAnsi="Times New Roman" w:cs="Times New Roman" w:eastAsia="Times New Roman"/>
+                <w:b w:val="0"/>
+                <w:i w:val="0"/>
+                <w:sz w:val="24"/>
+              </w:rPr>
+              <w:t>Вероятность</w:t>
+            </w:r>
+          </w:p>
+        </w:tc>
+        <w:tc>
+          <w:tcPr>
+            <w:tcW w:type="dxa" w:w="2438"/>
+          </w:tcPr>
+          <w:p>
+            <w:pPr>
+              <w:keepNext/>
+              <w:widowControl w:val="0"/>
+              <w:spacing w:line="240" w:lineRule="auto" w:after="0"/>
+              <w:ind w:firstLine="0"/>
+              <w:jc w:val="center"/>
+            </w:pPr>
+            <w:r/>
+            <w:r>
+              <w:rPr>
+                <w:rFonts w:ascii="Times New Roman" w:hAnsi="Times New Roman" w:cs="Times New Roman" w:eastAsia="Times New Roman"/>
+                <w:b w:val="0"/>
+                <w:i w:val="0"/>
+                <w:sz w:val="24"/>
+              </w:rPr>
+              <w:t>Последствия</w:t>
+            </w:r>
+          </w:p>
+        </w:tc>
+        <w:tc>
+          <w:tcPr>
+            <w:tcW w:type="dxa" w:w="3175"/>
+          </w:tcPr>
+          <w:p>
+            <w:pPr>
+              <w:keepNext/>
+              <w:widowControl w:val="0"/>
+              <w:spacing w:line="240" w:lineRule="auto" w:after="0"/>
+              <w:ind w:firstLine="0"/>
+              <w:jc w:val="center"/>
+            </w:pPr>
+            <w:r/>
+            <w:r>
+              <w:rPr>
+                <w:rFonts w:ascii="Times New Roman" w:hAnsi="Times New Roman" w:cs="Times New Roman" w:eastAsia="Times New Roman"/>
+                <w:b w:val="0"/>
+                <w:i w:val="0"/>
+                <w:sz w:val="24"/>
+              </w:rPr>
+              <w:t>Мероприятия по снижению</w:t>
+            </w:r>
+          </w:p>
+        </w:tc>
+      </w:tr>
       <w:tr>
         <w:trPr>
           <w:cantSplit/>
@@ -8716,7 +8518,7 @@
                 <w:i w:val="0"/>
                 <w:sz w:val="24"/>
               </w:rPr>
-              <w:t>Недостаточная точность модели</w:t>
+              <w:t>Недостаточная точность методики</w:t>
             </w:r>
           </w:p>
         </w:tc>
@@ -8785,7 +8587,7 @@
                 <w:i w:val="0"/>
                 <w:sz w:val="24"/>
               </w:rPr>
-              <w:t>Перебор алгоритмов и признаков, использование внешних данных БКИ, привлечение эксперта</w:t>
+              <w:t>Уточнение интервалов и баллов характеристик по истории, дополнительные характеристики кредитной истории, привлечение эксперта</w:t>
             </w:r>
           </w:p>
         </w:tc>
@@ -8915,7 +8717,7 @@
           <w:i w:val="0"/>
           <w:sz w:val="28"/>
         </w:rPr>
-        <w:t>В ходе выполнения работы составлено подробное описание системы поддержки принятия решений для оценки кредитоспособности физических лиц: определены объект автоматизации, назначение и цели системы, категории пользователей, функции, состав подсистем, информационное обеспечение, внешние интеграции и подход к построению модели машинного обучения.</w:t>
+        <w:t>В ходе выполнения работы составлено подробное описание системы поддержки принятия решений для оценки кредитоспособности физических лиц: определены объект автоматизации, назначение и цели системы, категории пользователей, функции, состав подсистем, информационное обеспечение, внешние интеграции и методика оценки кредитоспособности (скоринговая карта).</w:t>
       </w:r>
     </w:p>
     <w:p>

--- a/reports/ПР_3_Описание_и_анализ_ИС.docx
+++ b/reports/ПР_3_Описание_и_анализ_ИС.docx
@@ -424,7 +424,7 @@
           <w:i w:val="0"/>
           <w:sz w:val="28"/>
         </w:rPr>
-        <w:t>Объектом автоматизации является процесс рассмотрения заявок на потребительские кредиты физических лиц в отделе розничного кредитования коммерческого банка (далее — Банк). В настоящее время решение о выдаче кредита принимается кредитными специалистами и андеррайтерами на основании анкеты клиента, отчёта бюро кредитных историй (БКИ) и упрощённой балльной методики, реализованной в электронных таблицах.</w:t>
+        <w:t>Объектом автоматизации является процесс рассмотрения заявок на потребительские займы физических лиц в небольшой кредитной организации — микрофинансовой организации (МФО) или кредитном потребительском кооперативе (КПК) (далее — Организация). Заявки принимают один-два специалиста по займам; решение принимается на основании анкеты клиента, кредитного отчёта, полученного на веб-портале бюро кредитных историй (БКИ), и балльной таблицы в Microsoft Excel.</w:t>
       </w:r>
     </w:p>
     <w:p>
@@ -435,7 +435,7 @@
           <w:i w:val="0"/>
           <w:sz w:val="28"/>
         </w:rPr>
-        <w:t>Проект направлен на создание системы поддержки принятия решений (СППР), которая на основе данных анкеты заёмщика, кредитной истории и внутренних данных Банка рассчитывает оценку кредитоспособности (вероятность дефолта заёмщика) с использованием методов машинного обучения, проверяет формальные стоп-факторы и показатель долговой нагрузки (ПДН) и формирует для сотрудника обоснованную и объяснимую рекомендацию по заявке.</w:t>
+        <w:t>Проект направлен на создание базовой редакции системы поддержки принятия решений (СППР), которая по анкете заёмщика и сведениям из его кредитного отчёта проверяет стоп-факторы кредитной политики, рассчитывает показатель долговой нагрузки (ПДН) и вероятность дефолта по скоринговой карте, присваивает класс риска, рекомендует решение и условия займа и объясняет, какие факторы повлияли на оценку.</w:t>
       </w:r>
     </w:p>
     <w:p>
@@ -446,7 +446,18 @@
           <w:i w:val="0"/>
           <w:sz w:val="28"/>
         </w:rPr>
-        <w:t>Цели проекта: сократить время рассмотрения заявки, снизить долю проблемной задолженности в новом кредитном портфеле за счёт объективной и воспроизводимой оценки заёмщиков, обеспечить прозрачность и документированность кредитных решений.</w:t>
+        <w:t>Базовая редакция отличается от полной редакции для банков составом функций и требованиями к инфраструктуре. Так устроен рынок учётных программ: один продукт выпускается в нескольких редакциях под заказчиков разного размера (например, «1С:Розница» — «Базовая» и «ПРОФ»). Небольшой организации не нужны сервер СУБД, контейнеры, разграничение ролей, кредитный комитет и интеграция с автоматизированной банковской системой — для неё это лишние затраты на внедрение и сопровождение. Поэтому базовая редакция работает на одном компьютере, хранит данные в одном файле SQLite, не требует администрирования и работает без интернета.</w:t>
+      </w:r>
+    </w:p>
+    <w:p>
+      <w:r>
+        <w:rPr>
+          <w:rFonts w:ascii="Times New Roman" w:hAnsi="Times New Roman" w:cs="Times New Roman" w:eastAsia="Times New Roman"/>
+          <w:b w:val="0"/>
+          <w:i w:val="0"/>
+          <w:sz w:val="28"/>
+        </w:rPr>
+        <w:t>Цели проекта: сократить время рассмотрения заявки, сделать оценку заёмщиков единообразной и воспроизводимой, снизить долю невозвратов в портфеле займов, сохранить историю заявок и решений.</w:t>
       </w:r>
     </w:p>
     <w:p>
@@ -593,7 +604,7 @@
                 <w:i w:val="0"/>
                 <w:sz w:val="24"/>
               </w:rPr>
-              <w:t>Затраты на разработку — не более 1,7 млн руб. (включая фонд оплаты труда группы, страховые взносы, оборудование для обучения моделей и тестовый доступ к сервису БКИ)</w:t>
+              <w:t>Затраты на разработку — не более 0,75 млн руб.; затраты Организации на эксплуатацию — без покупки серверов и лицензий</w:t>
             </w:r>
           </w:p>
         </w:tc>
@@ -644,92 +655,7 @@
                 <w:i w:val="0"/>
                 <w:sz w:val="24"/>
               </w:rPr>
-              <w:t>Срок реализации — с 01.09.2026 по 31.12.2026 (4 месяца); ввод в опытную эксплуатацию — до 25.12.2026</w:t>
-            </w:r>
-          </w:p>
-        </w:tc>
-      </w:tr>
-    </w:tbl>
-    <w:p>
-      <w:pPr>
-        <w:keepNext/>
-        <w:ind w:firstLine="0"/>
-        <w:jc w:val="right"/>
-      </w:pPr>
-      <w:r>
-        <w:rPr>
-          <w:rFonts w:ascii="Times New Roman" w:hAnsi="Times New Roman" w:cs="Times New Roman" w:eastAsia="Times New Roman"/>
-          <w:b w:val="0"/>
-          <w:i w:val="0"/>
-          <w:sz w:val="28"/>
-        </w:rPr>
-        <w:t>Продолжение таблицы 3.1</w:t>
-      </w:r>
-    </w:p>
-    <w:tbl>
-      <w:tblPr>
-        <w:tblStyle w:val="TableGrid"/>
-        <w:tblW w:type="auto" w:w="0"/>
-        <w:jc w:val="center"/>
-        <w:tblLayout w:type="fixed"/>
-        <w:tblLook w:firstColumn="1" w:firstRow="1" w:lastColumn="0" w:lastRow="0" w:noHBand="0" w:noVBand="1" w:val="04A0"/>
-        <w:tblLayout w:type="fixed"/>
-        <w:tblCaption w:val="3.1|2"/>
-      </w:tblPr>
-      <w:tblGrid>
-        <w:gridCol w:w="2551"/>
-        <w:gridCol w:w="6803"/>
-      </w:tblGrid>
-      <w:tr>
-        <w:trPr>
-          <w:cantSplit/>
-          <w:tblHeader/>
-        </w:trPr>
-        <w:tc>
-          <w:tcPr>
-            <w:tcW w:type="dxa" w:w="2551"/>
-          </w:tcPr>
-          <w:p>
-            <w:pPr>
-              <w:keepNext/>
-              <w:widowControl w:val="0"/>
-              <w:spacing w:line="240" w:lineRule="auto" w:after="0"/>
-              <w:ind w:firstLine="0"/>
-              <w:jc w:val="center"/>
-            </w:pPr>
-            <w:r/>
-            <w:r>
-              <w:rPr>
-                <w:rFonts w:ascii="Times New Roman" w:hAnsi="Times New Roman" w:cs="Times New Roman" w:eastAsia="Times New Roman"/>
-                <w:b w:val="0"/>
-                <w:i w:val="0"/>
-                <w:sz w:val="24"/>
-              </w:rPr>
-              <w:t>Вид ограничения</w:t>
-            </w:r>
-          </w:p>
-        </w:tc>
-        <w:tc>
-          <w:tcPr>
-            <w:tcW w:type="dxa" w:w="6803"/>
-          </w:tcPr>
-          <w:p>
-            <w:pPr>
-              <w:keepNext/>
-              <w:widowControl w:val="0"/>
-              <w:spacing w:line="240" w:lineRule="auto" w:after="0"/>
-              <w:ind w:firstLine="0"/>
-              <w:jc w:val="center"/>
-            </w:pPr>
-            <w:r/>
-            <w:r>
-              <w:rPr>
-                <w:rFonts w:ascii="Times New Roman" w:hAnsi="Times New Roman" w:cs="Times New Roman" w:eastAsia="Times New Roman"/>
-                <w:b w:val="0"/>
-                <w:i w:val="0"/>
-                <w:sz w:val="24"/>
-              </w:rPr>
-              <w:t>Содержание ограничения</w:t>
+              <w:t>Срок реализации — с 01.09.2026 по 31.12.2026 (4 месяца); передача в эксплуатацию — до 25.12.2026</w:t>
             </w:r>
           </w:p>
         </w:tc>
@@ -780,7 +706,7 @@
                 <w:i w:val="0"/>
                 <w:sz w:val="24"/>
               </w:rPr>
-              <w:t>Группа разработки из трёх человек: руководитель проекта – разработчик, системный аналитик – разработчик, тестер – разработчик</w:t>
+              <w:t>Группа разработки из трёх человек: руководитель проекта – разработчик, системный аналитик – разработчик, тестер – разработчик; у Организации нет ИТ-специалиста</w:t>
             </w:r>
           </w:p>
         </w:tc>
@@ -831,7 +757,7 @@
                 <w:i w:val="0"/>
                 <w:sz w:val="24"/>
               </w:rPr>
-              <w:t>Использование свободно распространяемого программного обеспечения (Python, PostgreSQL, Linux); размещение системы во внутреннем контуре Банка без передачи персональных данных во внешние облачные сервисы; интеграция с существующей АБС через её API</w:t>
+              <w:t>Работа на одном персональном компьютере под Windows 10/11 без сервера; свободно распространяемое ПО (Python, Flask, SQLite); работа без подключения к интернету; установка без участия ИТ-специалиста</w:t>
             </w:r>
           </w:p>
         </w:tc>
@@ -882,7 +808,7 @@
                 <w:i w:val="0"/>
                 <w:sz w:val="24"/>
               </w:rPr>
-              <w:t>Соблюдение требований 152-ФЗ «О персональных данных», 218-ФЗ «О кредитных историях», 353-ФЗ «О потребительском кредите (займе)», требований Банка России к расчёту ПДН, банковской тайны (ст. 26 Федерального закона № 395-1)</w:t>
+              <w:t>Соблюдение требований 152-ФЗ «О персональных данных», 218-ФЗ «О кредитных историях», 353-ФЗ «О потребительском кредите (займе)», 151-ФЗ и 190-ФЗ, требований Банка России к расчёту ПДН</w:t>
             </w:r>
           </w:p>
         </w:tc>
@@ -933,7 +859,7 @@
                 <w:i w:val="0"/>
                 <w:sz w:val="24"/>
               </w:rPr>
-              <w:t>Модель оценки кредитоспособности должна обеспечивать ROC AUC не ниже 0,75 (коэффициент Джини не ниже 0,5) на отложенной выборке; каждое решение должно сопровождаться объяснением значимых факторов</w:t>
+              <w:t>Методика оценки должна обеспечивать ROC AUC не ниже 0,7 на истории выданных займов; каждая оценка сопровождается объяснением факторов; время оценки заявки — не более 1 секунды</w:t>
             </w:r>
           </w:p>
         </w:tc>
@@ -1311,6 +1237,91 @@
           </w:p>
         </w:tc>
       </w:tr>
+    </w:tbl>
+    <w:p>
+      <w:pPr>
+        <w:keepNext/>
+        <w:ind w:firstLine="0"/>
+        <w:jc w:val="right"/>
+      </w:pPr>
+      <w:r>
+        <w:rPr>
+          <w:rFonts w:ascii="Times New Roman" w:hAnsi="Times New Roman" w:cs="Times New Roman" w:eastAsia="Times New Roman"/>
+          <w:b w:val="0"/>
+          <w:i w:val="0"/>
+          <w:sz w:val="28"/>
+        </w:rPr>
+        <w:t>Продолжение таблицы 3.2</w:t>
+      </w:r>
+    </w:p>
+    <w:tbl>
+      <w:tblPr>
+        <w:tblStyle w:val="TableGrid"/>
+        <w:tblW w:type="auto" w:w="0"/>
+        <w:jc w:val="center"/>
+        <w:tblLayout w:type="fixed"/>
+        <w:tblLook w:firstColumn="1" w:firstRow="1" w:lastColumn="0" w:lastRow="0" w:noHBand="0" w:noVBand="1" w:val="04A0"/>
+        <w:tblLayout w:type="fixed"/>
+        <w:tblCaption w:val="3.2|5"/>
+      </w:tblPr>
+      <w:tblGrid>
+        <w:gridCol w:w="2835"/>
+        <w:gridCol w:w="6520"/>
+      </w:tblGrid>
+      <w:tr>
+        <w:trPr>
+          <w:cantSplit/>
+          <w:tblHeader/>
+        </w:trPr>
+        <w:tc>
+          <w:tcPr>
+            <w:tcW w:type="dxa" w:w="2835"/>
+          </w:tcPr>
+          <w:p>
+            <w:pPr>
+              <w:keepNext/>
+              <w:widowControl w:val="0"/>
+              <w:spacing w:line="240" w:lineRule="auto" w:after="0"/>
+              <w:ind w:firstLine="0"/>
+              <w:jc w:val="center"/>
+            </w:pPr>
+            <w:r/>
+            <w:r>
+              <w:rPr>
+                <w:rFonts w:ascii="Times New Roman" w:hAnsi="Times New Roman" w:cs="Times New Roman" w:eastAsia="Times New Roman"/>
+                <w:b w:val="0"/>
+                <w:i w:val="0"/>
+                <w:sz w:val="24"/>
+              </w:rPr>
+              <w:t>Средство</w:t>
+            </w:r>
+          </w:p>
+        </w:tc>
+        <w:tc>
+          <w:tcPr>
+            <w:tcW w:type="dxa" w:w="6520"/>
+          </w:tcPr>
+          <w:p>
+            <w:pPr>
+              <w:keepNext/>
+              <w:widowControl w:val="0"/>
+              <w:spacing w:line="240" w:lineRule="auto" w:after="0"/>
+              <w:ind w:firstLine="0"/>
+              <w:jc w:val="center"/>
+            </w:pPr>
+            <w:r/>
+            <w:r>
+              <w:rPr>
+                <w:rFonts w:ascii="Times New Roman" w:hAnsi="Times New Roman" w:cs="Times New Roman" w:eastAsia="Times New Roman"/>
+                <w:b w:val="0"/>
+                <w:i w:val="0"/>
+                <w:sz w:val="24"/>
+              </w:rPr>
+              <w:t>Характеристика и назначение</w:t>
+            </w:r>
+          </w:p>
+        </w:tc>
+      </w:tr>
       <w:tr>
         <w:trPr>
           <w:cantSplit/>
@@ -1404,7 +1415,7 @@
           <w:i w:val="0"/>
           <w:sz w:val="28"/>
         </w:rPr>
-        <w:t>Банк осуществляет розничное кредитование физических лиц через сеть дополнительных офисов и онлайн-канал. В отделе розничного кредитования работают 12 кредитных специалистов, 4 андеррайтера и 2 риск-аналитика; в среднем поступает около 250 заявок в рабочий день. Кредитные продукты: потребительский кредит без обеспечения (от 30 тыс. до 3 млн руб., срок от 6 до 84 месяцев), кредит на рефинансирование и кредитная карта.</w:t>
+        <w:t>Организация выдаёт потребительские займы физическим лицам (пайщикам — для кредитного кооператива) в одном офисе. Заявки принимают и рассматривают один-два специалиста по займам, решение утверждает руководитель Организации; в среднем поступает 10–20 заявок в рабочий день. Продукты: потребительский заём (от 10 тыс. до 500 тыс. руб., срок до 36 месяцев), заём до зарплаты (до 50 тыс. руб., до 3 месяцев), заём для пайщиков кооператива.</w:t>
       </w:r>
     </w:p>
     <w:p>
@@ -1415,7 +1426,7 @@
           <w:i w:val="0"/>
           <w:sz w:val="28"/>
         </w:rPr>
-        <w:t>Существующий процесс рассмотрения заявки выглядит следующим образом. Кредитный специалист вносит анкетные данные клиента в АБС и вручную формирует запрос в БКИ через веб-портал бюро. Полученный кредитный отчёт в формате PDF анализируется андеррайтером, который переносит ключевые показатели в электронную таблицу с балльной методикой, рассчитывает долговую нагрузку и принимает решение. Решения по суммам свыше лимита полномочий андеррайтера выносятся на кредитный комитет.</w:t>
+        <w:t>Существующий процесс рассмотрения заявки выглядит так. Специалист заполняет с клиентом бумажную анкету, получает согласие на запрос кредитной истории и запрашивает кредитный отчёт на веб-портале БКИ. Из отчёта он выписывает платежи по действующим кредитам, длину кредитной истории, просрочки и число запросов, переносит их в таблицу Microsoft Excel с балльной методикой, вручную считает долговую нагрузку и принимает решение. Учёт выданных займов ведётся в отдельной учётной программе.</w:t>
       </w:r>
     </w:p>
     <w:p>
@@ -1440,7 +1451,7 @@
           <w:i w:val="0"/>
           <w:sz w:val="28"/>
         </w:rPr>
-        <w:t>– длительное рассмотрение заявки — в среднем 1,5–2 рабочих дня, что приводит к уходу клиентов к конкурентам;</w:t>
+        <w:t>– ручной расчёт ПДН и баллов в электронной таблице, арифметические ошибки и ошибки при переносе данных;</w:t>
       </w:r>
     </w:p>
     <w:p>
@@ -1451,7 +1462,7 @@
           <w:i w:val="0"/>
           <w:sz w:val="28"/>
         </w:rPr>
-        <w:t>– субъективность решений: разные андеррайтеры по-разному оценивают одинаковые заявки, методика не учитывает нелинейные взаимосвязи факторов;</w:t>
+        <w:t>– субъективность решений: методика не формализована, условия займа назначаются «на глаз»;</w:t>
       </w:r>
     </w:p>
     <w:p>
@@ -1462,7 +1473,7 @@
           <w:i w:val="0"/>
           <w:sz w:val="28"/>
         </w:rPr>
-        <w:t>– высокая доля проблемной задолженности в новом портфеле (просрочка более 90 дней по кредитам, выданным в течение года, — около 7 %);</w:t>
+        <w:t>– высокая доля невозвратов в портфеле займов;</w:t>
       </w:r>
     </w:p>
     <w:p>
@@ -1473,7 +1484,7 @@
           <w:i w:val="0"/>
           <w:sz w:val="28"/>
         </w:rPr>
-        <w:t>– ручной перенос данных из отчёта БКИ и анкеты, ошибки ввода;</w:t>
+        <w:t>– нет единого хранилища заявок, решений и их обоснований — нельзя проверить, по какой причине выдан или не выдан заём;</w:t>
       </w:r>
     </w:p>
     <w:p>
@@ -1484,7 +1495,7 @@
           <w:i w:val="0"/>
           <w:sz w:val="28"/>
         </w:rPr>
-        <w:t>– отсутствие единого хранилища истории заявок и решений, что не позволяет анализировать эффективность методики и обучать модели;</w:t>
+        <w:t>– трудоёмкая подготовка сводных данных для руководителя (сколько заявок, одобрений, по каким классам риска);</w:t>
       </w:r>
     </w:p>
     <w:p>
@@ -1495,7 +1506,7 @@
           <w:i w:val="0"/>
           <w:sz w:val="28"/>
         </w:rPr>
-        <w:t>– трудоёмкий расчёт ПДН и подготовка отчётности для руководства и регулятора.</w:t>
+        <w:t>– нет ИТ-специалиста: внедрение сложной системы с сервером и СУБД Организации не по силам.</w:t>
       </w:r>
     </w:p>
     <w:p>
@@ -1520,7 +1531,7 @@
           <w:i w:val="0"/>
           <w:sz w:val="28"/>
         </w:rPr>
-        <w:t>Система предназначена для автоматизации сбора данных о заёмщике, оценки его кредитоспособности с использованием методов машинного обучения и поддержки принятия решения по кредитной заявке сотрудниками Банка. Окончательное решение остаётся за сотрудником (андеррайтером или кредитным комитетом); система формирует рекомендацию, рассчитывает рекомендуемые условия кредита и объясняет, какие факторы повлияли на оценку.</w:t>
+        <w:t>Система предназначена для оценки кредитоспособности заёмщика и поддержки принятия решения по заявке на заём специалистом Организации. Окончательное решение остаётся за специалистом; система проверяет стоп-факторы, рассчитывает ПДН, балл и вероятность дефолта, рекомендует решение и условия займа и показывает, какие факторы повлияли на оценку.</w:t>
       </w:r>
     </w:p>
     <w:p>
@@ -1545,7 +1556,7 @@
           <w:i w:val="0"/>
           <w:sz w:val="28"/>
         </w:rPr>
-        <w:t>– сокращение среднего времени рассмотрения заявки до 30 минут для типовых заявок;</w:t>
+        <w:t>– сокращение времени оценки заявки после получения кредитного отчёта до 5 минут;</w:t>
       </w:r>
     </w:p>
     <w:p>
@@ -1556,7 +1567,7 @@
           <w:i w:val="0"/>
           <w:sz w:val="28"/>
         </w:rPr>
-        <w:t>– снижение доли проблемной задолженности в новом портфеле не менее чем на 20 % за счёт более точной оценки риска;</w:t>
+        <w:t>– единообразная и воспроизводимая оценка всех заявок по одной методике;</w:t>
       </w:r>
     </w:p>
     <w:p>
@@ -1567,7 +1578,7 @@
           <w:i w:val="0"/>
           <w:sz w:val="28"/>
         </w:rPr>
-        <w:t>– обеспечение единообразия и воспроизводимости кредитных решений, сохранение их обоснования;</w:t>
+        <w:t>– автоматический расчёт ПДН по требованиям Банка России;</w:t>
       </w:r>
     </w:p>
     <w:p>
@@ -1578,7 +1589,7 @@
           <w:i w:val="0"/>
           <w:sz w:val="28"/>
         </w:rPr>
-        <w:t>– автоматический расчёт показателя долговой нагрузки по требованиям Банка России;</w:t>
+        <w:t>– сохранение истории заявок, оценок, решений и их обоснований;</w:t>
       </w:r>
     </w:p>
     <w:p>
@@ -1589,7 +1600,18 @@
           <w:i w:val="0"/>
           <w:sz w:val="28"/>
         </w:rPr>
-        <w:t>– накопление данных о заявках, решениях и обслуживании кредитов для дальнейшего обучения и мониторинга моделей.</w:t>
+        <w:t>– снижение доли невозвратов за счёт формализованных стоп-факторов и классов риска;</w:t>
+      </w:r>
+    </w:p>
+    <w:p>
+      <w:r>
+        <w:rPr>
+          <w:rFonts w:ascii="Times New Roman" w:hAnsi="Times New Roman" w:cs="Times New Roman" w:eastAsia="Times New Roman"/>
+          <w:b w:val="0"/>
+          <w:i w:val="0"/>
+          <w:sz w:val="28"/>
+        </w:rPr>
+        <w:t>– работа без сервера, без администрирования и без подключения к интернету.</w:t>
       </w:r>
     </w:p>
     <w:p>
@@ -1727,7 +1749,7 @@
                 <w:i w:val="0"/>
                 <w:sz w:val="24"/>
               </w:rPr>
-              <w:t>Кредитный специалист</w:t>
+              <w:t>Специалист по займам</w:t>
             </w:r>
           </w:p>
         </w:tc>
@@ -1750,7 +1772,92 @@
                 <w:i w:val="0"/>
                 <w:sz w:val="24"/>
               </w:rPr>
-              <w:t>Регистрация заявки и анкетных данных клиента, загрузка копий документов, запуск оценки, информирование клиента о решении</w:t>
+              <w:t>Регистрация заявки и анкеты клиента, ввод сведений из кредитного отчёта БКИ, просмотр оценки и факторов, принятие решения, просмотр списка заявок, отчёт по классам риска, ведение справочника продуктов</w:t>
+            </w:r>
+          </w:p>
+        </w:tc>
+      </w:tr>
+    </w:tbl>
+    <w:p>
+      <w:pPr>
+        <w:keepNext/>
+        <w:ind w:firstLine="0"/>
+        <w:jc w:val="right"/>
+      </w:pPr>
+      <w:r>
+        <w:rPr>
+          <w:rFonts w:ascii="Times New Roman" w:hAnsi="Times New Roman" w:cs="Times New Roman" w:eastAsia="Times New Roman"/>
+          <w:b w:val="0"/>
+          <w:i w:val="0"/>
+          <w:sz w:val="28"/>
+        </w:rPr>
+        <w:t>Продолжение таблицы 3.3</w:t>
+      </w:r>
+    </w:p>
+    <w:tbl>
+      <w:tblPr>
+        <w:tblStyle w:val="TableGrid"/>
+        <w:tblW w:type="auto" w:w="0"/>
+        <w:jc w:val="center"/>
+        <w:tblLayout w:type="fixed"/>
+        <w:tblLook w:firstColumn="1" w:firstRow="1" w:lastColumn="0" w:lastRow="0" w:noHBand="0" w:noVBand="1" w:val="04A0"/>
+        <w:tblLayout w:type="fixed"/>
+        <w:tblCaption w:val="3.3|1"/>
+      </w:tblPr>
+      <w:tblGrid>
+        <w:gridCol w:w="2835"/>
+        <w:gridCol w:w="6520"/>
+      </w:tblGrid>
+      <w:tr>
+        <w:trPr>
+          <w:cantSplit/>
+          <w:tblHeader/>
+        </w:trPr>
+        <w:tc>
+          <w:tcPr>
+            <w:tcW w:type="dxa" w:w="2835"/>
+          </w:tcPr>
+          <w:p>
+            <w:pPr>
+              <w:keepNext/>
+              <w:widowControl w:val="0"/>
+              <w:spacing w:line="240" w:lineRule="auto" w:after="0"/>
+              <w:ind w:firstLine="0"/>
+              <w:jc w:val="center"/>
+            </w:pPr>
+            <w:r/>
+            <w:r>
+              <w:rPr>
+                <w:rFonts w:ascii="Times New Roman" w:hAnsi="Times New Roman" w:cs="Times New Roman" w:eastAsia="Times New Roman"/>
+                <w:b w:val="0"/>
+                <w:i w:val="0"/>
+                <w:sz w:val="24"/>
+              </w:rPr>
+              <w:t>Категория пользователей</w:t>
+            </w:r>
+          </w:p>
+        </w:tc>
+        <w:tc>
+          <w:tcPr>
+            <w:tcW w:type="dxa" w:w="6520"/>
+          </w:tcPr>
+          <w:p>
+            <w:pPr>
+              <w:keepNext/>
+              <w:widowControl w:val="0"/>
+              <w:spacing w:line="240" w:lineRule="auto" w:after="0"/>
+              <w:ind w:firstLine="0"/>
+              <w:jc w:val="center"/>
+            </w:pPr>
+            <w:r/>
+            <w:r>
+              <w:rPr>
+                <w:rFonts w:ascii="Times New Roman" w:hAnsi="Times New Roman" w:cs="Times New Roman" w:eastAsia="Times New Roman"/>
+                <w:b w:val="0"/>
+                <w:i w:val="0"/>
+                <w:sz w:val="24"/>
+              </w:rPr>
+              <w:t>Задачи, решаемые с помощью системы</w:t>
             </w:r>
           </w:p>
         </w:tc>
@@ -1778,7 +1885,7 @@
                 <w:i w:val="0"/>
                 <w:sz w:val="24"/>
               </w:rPr>
-              <w:t>Андеррайтер</w:t>
+              <w:t>Руководитель Организации</w:t>
             </w:r>
           </w:p>
         </w:tc>
@@ -1801,160 +1908,7 @@
                 <w:i w:val="0"/>
                 <w:sz w:val="24"/>
               </w:rPr>
-              <w:t>Анализ кредитного досье и результатов скоринга, принятие решения в пределах лимита полномочий, корректировка условий кредита, запрос дополнительных документов</w:t>
-            </w:r>
-          </w:p>
-        </w:tc>
-      </w:tr>
-      <w:tr>
-        <w:trPr>
-          <w:cantSplit/>
-        </w:trPr>
-        <w:tc>
-          <w:tcPr>
-            <w:tcW w:type="dxa" w:w="2835"/>
-          </w:tcPr>
-          <w:p>
-            <w:pPr>
-              <w:widowControl w:val="0"/>
-              <w:spacing w:line="240" w:lineRule="auto" w:after="0"/>
-              <w:ind w:firstLine="0"/>
-              <w:jc w:val="left"/>
-            </w:pPr>
-            <w:r/>
-            <w:r>
-              <w:rPr>
-                <w:rFonts w:ascii="Times New Roman" w:hAnsi="Times New Roman" w:cs="Times New Roman" w:eastAsia="Times New Roman"/>
-                <w:b w:val="0"/>
-                <w:i w:val="0"/>
-                <w:sz w:val="24"/>
-              </w:rPr>
-              <w:t>Руководитель кредитного отдела (член кредитного комитета)</w:t>
-            </w:r>
-          </w:p>
-        </w:tc>
-        <w:tc>
-          <w:tcPr>
-            <w:tcW w:type="dxa" w:w="6520"/>
-          </w:tcPr>
-          <w:p>
-            <w:pPr>
-              <w:widowControl w:val="0"/>
-              <w:spacing w:line="240" w:lineRule="auto" w:after="0"/>
-              <w:ind w:firstLine="0"/>
-              <w:jc w:val="left"/>
-            </w:pPr>
-            <w:r/>
-            <w:r>
-              <w:rPr>
-                <w:rFonts w:ascii="Times New Roman" w:hAnsi="Times New Roman" w:cs="Times New Roman" w:eastAsia="Times New Roman"/>
-                <w:b w:val="0"/>
-                <w:i w:val="0"/>
-                <w:sz w:val="24"/>
-              </w:rPr>
-              <w:t>Утверждение решений сверх лимита полномочий андеррайтера, просмотр аналитических отчётов по заявкам и портфелю, настройка лимитов полномочий</w:t>
-            </w:r>
-          </w:p>
-        </w:tc>
-      </w:tr>
-      <w:tr>
-        <w:trPr>
-          <w:cantSplit/>
-        </w:trPr>
-        <w:tc>
-          <w:tcPr>
-            <w:tcW w:type="dxa" w:w="2835"/>
-          </w:tcPr>
-          <w:p>
-            <w:pPr>
-              <w:widowControl w:val="0"/>
-              <w:spacing w:line="240" w:lineRule="auto" w:after="0"/>
-              <w:ind w:firstLine="0"/>
-              <w:jc w:val="left"/>
-            </w:pPr>
-            <w:r/>
-            <w:r>
-              <w:rPr>
-                <w:rFonts w:ascii="Times New Roman" w:hAnsi="Times New Roman" w:cs="Times New Roman" w:eastAsia="Times New Roman"/>
-                <w:b w:val="0"/>
-                <w:i w:val="0"/>
-                <w:sz w:val="24"/>
-              </w:rPr>
-              <w:t>Риск-аналитик</w:t>
-            </w:r>
-          </w:p>
-        </w:tc>
-        <w:tc>
-          <w:tcPr>
-            <w:tcW w:type="dxa" w:w="6520"/>
-          </w:tcPr>
-          <w:p>
-            <w:pPr>
-              <w:widowControl w:val="0"/>
-              <w:spacing w:line="240" w:lineRule="auto" w:after="0"/>
-              <w:ind w:firstLine="0"/>
-              <w:jc w:val="left"/>
-            </w:pPr>
-            <w:r/>
-            <w:r>
-              <w:rPr>
-                <w:rFonts w:ascii="Times New Roman" w:hAnsi="Times New Roman" w:cs="Times New Roman" w:eastAsia="Times New Roman"/>
-                <w:b w:val="0"/>
-                <w:i w:val="0"/>
-                <w:sz w:val="24"/>
-              </w:rPr>
-              <w:t>Подготовка обучающих выборок, обучение и валидация моделей, публикация утверждённой версии модели, мониторинг качества моделей, настройка стоп-факторов и порогов отсечения</w:t>
-            </w:r>
-          </w:p>
-        </w:tc>
-      </w:tr>
-      <w:tr>
-        <w:trPr>
-          <w:cantSplit/>
-        </w:trPr>
-        <w:tc>
-          <w:tcPr>
-            <w:tcW w:type="dxa" w:w="2835"/>
-          </w:tcPr>
-          <w:p>
-            <w:pPr>
-              <w:widowControl w:val="0"/>
-              <w:spacing w:line="240" w:lineRule="auto" w:after="0"/>
-              <w:ind w:firstLine="0"/>
-              <w:jc w:val="left"/>
-            </w:pPr>
-            <w:r/>
-            <w:r>
-              <w:rPr>
-                <w:rFonts w:ascii="Times New Roman" w:hAnsi="Times New Roman" w:cs="Times New Roman" w:eastAsia="Times New Roman"/>
-                <w:b w:val="0"/>
-                <w:i w:val="0"/>
-                <w:sz w:val="24"/>
-              </w:rPr>
-              <w:t>Администратор системы</w:t>
-            </w:r>
-          </w:p>
-        </w:tc>
-        <w:tc>
-          <w:tcPr>
-            <w:tcW w:type="dxa" w:w="6520"/>
-          </w:tcPr>
-          <w:p>
-            <w:pPr>
-              <w:widowControl w:val="0"/>
-              <w:spacing w:line="240" w:lineRule="auto" w:after="0"/>
-              <w:ind w:firstLine="0"/>
-              <w:jc w:val="left"/>
-            </w:pPr>
-            <w:r/>
-            <w:r>
-              <w:rPr>
-                <w:rFonts w:ascii="Times New Roman" w:hAnsi="Times New Roman" w:cs="Times New Roman" w:eastAsia="Times New Roman"/>
-                <w:b w:val="0"/>
-                <w:i w:val="0"/>
-                <w:sz w:val="24"/>
-              </w:rPr>
-              <w:t>Управление учётными записями и ролями, ведение справочников, контроль журнала аудита, резервное копирование</w:t>
+              <w:t>Просмотр заявок, решений и их обоснований, отчёта об одобрении по классам риска (под той же учётной записью на том же компьютере)</w:t>
             </w:r>
           </w:p>
         </w:tc>
@@ -2001,7 +1955,7 @@
           <w:i w:val="0"/>
           <w:sz w:val="28"/>
         </w:rPr>
-        <w:t>1) регистрация кредитной заявки и анкетных данных клиента, фиксация согласий на обработку персональных данных и запрос кредитного отчёта;</w:t>
+        <w:t>1) вход в систему по логину и паролю;</w:t>
       </w:r>
     </w:p>
     <w:p>
@@ -2012,7 +1966,7 @@
           <w:i w:val="0"/>
           <w:sz w:val="28"/>
         </w:rPr>
-        <w:t>2) автоматический запрос кредитного отчёта в БКИ и получение данных о счетах и доходах клиента из АБС;</w:t>
+        <w:t>2) регистрация заявки: анкета клиента (ФИО, дата рождения, паспорт, телефон), продукт, сумма, срок, доход, стаж, согласие клиента на обработку данных и запрос в БКИ;</w:t>
       </w:r>
     </w:p>
     <w:p>
@@ -2023,7 +1977,7 @@
           <w:i w:val="0"/>
           <w:sz w:val="28"/>
         </w:rPr>
-        <w:t>3) верификация данных: проверка паспорта по базе недействительных паспортов, проверка по стоп-листам и спискам Росфинмониторинга;</w:t>
+        <w:t>3) ввод сведений из кредитного отчёта БКИ: платежи по действующим кредитам, длина кредитной истории, максимальная и текущая просрочка, число запросов за 6 месяцев;</w:t>
       </w:r>
     </w:p>
     <w:p>
@@ -2034,7 +1988,7 @@
           <w:i w:val="0"/>
           <w:sz w:val="28"/>
         </w:rPr>
-        <w:t>4) проверка формальных стоп-факторов кредитной политики (возраст, гражданство, текущая просрочка и т. п.);</w:t>
+        <w:t>4) проверка стоп-факторов кредитной политики (возраст, текущая просрочка, ПДН больше 80 %, доход ниже минимума);</w:t>
       </w:r>
     </w:p>
     <w:p>
@@ -2045,7 +1999,7 @@
           <w:i w:val="0"/>
           <w:sz w:val="28"/>
         </w:rPr>
-        <w:t>5) формирование признаков (feature engineering) на основе анкеты и кредитной истории;</w:t>
+        <w:t>5) расчёт ПДН с учётом аннуитетного платежа по новому займу;</w:t>
       </w:r>
     </w:p>
     <w:p>
@@ -2056,7 +2010,7 @@
           <w:i w:val="0"/>
           <w:sz w:val="28"/>
         </w:rPr>
-        <w:t>6) расчёт вероятности дефолта (PD) заёмщика с помощью модели машинного обучения и присвоение класса риска;</w:t>
+        <w:t>6) расчёт балла по скоринговой карте, перевод балла в вероятность дефолта (PD) и присвоение класса риска A–E;</w:t>
       </w:r>
     </w:p>
     <w:p>
@@ -2067,7 +2021,7 @@
           <w:i w:val="0"/>
           <w:sz w:val="28"/>
         </w:rPr>
-        <w:t>7) расчёт показателя долговой нагрузки (ПДН);</w:t>
+        <w:t>7) рекомендация (одобрить или отказать) и рекомендуемые сумма и ставка по классу риска;</w:t>
       </w:r>
     </w:p>
     <w:p>
@@ -2078,7 +2032,7 @@
           <w:i w:val="0"/>
           <w:sz w:val="28"/>
         </w:rPr>
-        <w:t>8) формирование рекомендации (одобрить / отказать / одобрить на изменённых условиях) с указанием рекомендуемой суммы, срока и ставки;</w:t>
+        <w:t>8) объяснение оценки: три фактора, сильнее всего повысивших риск, и три — снизивших;</w:t>
       </w:r>
     </w:p>
     <w:p>
@@ -2089,7 +2043,7 @@
           <w:i w:val="0"/>
           <w:sz w:val="28"/>
         </w:rPr>
-        <w:t>9) объяснение результата скоринга — перечень факторов, в наибольшей степени повлиявших на оценку;</w:t>
+        <w:t>9) фиксация решения специалиста с обязательным обоснованием, если решение расходится с рекомендацией;</w:t>
       </w:r>
     </w:p>
     <w:p>
@@ -2100,7 +2054,7 @@
           <w:i w:val="0"/>
           <w:sz w:val="28"/>
         </w:rPr>
-        <w:t>10) фиксация решения сотрудника с маршрутизацией заявки по лимитам полномочий;</w:t>
+        <w:t>10) список заявок с отбором по состоянию; карточка заявки;</w:t>
       </w:r>
     </w:p>
     <w:p>
@@ -2111,7 +2065,7 @@
           <w:i w:val="0"/>
           <w:sz w:val="28"/>
         </w:rPr>
-        <w:t>11) обучение, валидация, версионирование и публикация моделей; мониторинг качества моделей (Gini, PSI) на новых данных;</w:t>
+        <w:t>11) отчёт об одобрении заявок по классам риска за период;</w:t>
       </w:r>
     </w:p>
     <w:p>
@@ -2122,18 +2076,7 @@
           <w:i w:val="0"/>
           <w:sz w:val="28"/>
         </w:rPr>
-        <w:t>12) формирование отчётов по заявкам, решениям и качеству портфеля;</w:t>
-      </w:r>
-    </w:p>
-    <w:p>
-      <w:r>
-        <w:rPr>
-          <w:rFonts w:ascii="Times New Roman" w:hAnsi="Times New Roman" w:cs="Times New Roman" w:eastAsia="Times New Roman"/>
-          <w:b w:val="0"/>
-          <w:i w:val="0"/>
-          <w:sz w:val="28"/>
-        </w:rPr>
-        <w:t>13) администрирование пользователей, ролей, справочников; ведение журнала аудита действий пользователей.</w:t>
+        <w:t>12) ведение справочника кредитных продуктов.</w:t>
       </w:r>
     </w:p>
     <w:p>
@@ -2271,7 +2214,7 @@
                 <w:i w:val="0"/>
                 <w:sz w:val="24"/>
               </w:rPr>
-              <w:t>Приём и учёт заявок</w:t>
+              <w:t>Учёт заявок и клиентов</w:t>
             </w:r>
           </w:p>
         </w:tc>
@@ -2294,7 +2237,7 @@
                 <w:i w:val="0"/>
                 <w:sz w:val="24"/>
               </w:rPr>
-              <w:t>Ввод и редактирование заявок, анкет, документов и согласий; поиск и просмотр заявок; жизненный цикл заявки</w:t>
+              <w:t>Регистрация заявки и анкеты, ввод сведений из кредитного отчёта, поиск клиента по паспорту, список и карточка заявки</w:t>
             </w:r>
           </w:p>
         </w:tc>
@@ -2322,7 +2265,7 @@
                 <w:i w:val="0"/>
                 <w:sz w:val="24"/>
               </w:rPr>
-              <w:t>Сбор и верификация данных</w:t>
+              <w:t>Оценка заявки</w:t>
             </w:r>
           </w:p>
         </w:tc>
@@ -2345,7 +2288,7 @@
                 <w:i w:val="0"/>
                 <w:sz w:val="24"/>
               </w:rPr>
-              <w:t>Интеграция с БКИ и АБС, проверка паспорта и стоп-листов, формирование кредитного досье</w:t>
+              <w:t>Проверка стоп-факторов, расчёт ПДН, балла скоринговой карты, PD, класса риска, рекомендации, условий и факторов</w:t>
             </w:r>
           </w:p>
         </w:tc>
@@ -2373,7 +2316,7 @@
                 <w:i w:val="0"/>
                 <w:sz w:val="24"/>
               </w:rPr>
-              <w:t>Скоринг (ML-модуль)</w:t>
+              <w:t>Решение по заявке</w:t>
             </w:r>
           </w:p>
         </w:tc>
@@ -2396,7 +2339,7 @@
                 <w:i w:val="0"/>
                 <w:sz w:val="24"/>
               </w:rPr>
-              <w:t>Проверка стоп-факторов, формирование признаков, расчёт PD и класса риска, расчёт ПДН, объяснение факторов</w:t>
+              <w:t>Фиксация решения специалиста, проверка обоснования при расхождении с рекомендацией</w:t>
             </w:r>
           </w:p>
         </w:tc>
@@ -2424,7 +2367,7 @@
                 <w:i w:val="0"/>
                 <w:sz w:val="24"/>
               </w:rPr>
-              <w:t>Поддержка принятия решений</w:t>
+              <w:t>Отчёт и справочники</w:t>
             </w:r>
           </w:p>
         </w:tc>
@@ -2447,160 +2390,7 @@
                 <w:i w:val="0"/>
                 <w:sz w:val="24"/>
               </w:rPr>
-              <w:t>Формирование рекомендации и условий кредита, маршрутизация по лимитам полномочий, фиксация решения, уведомления</w:t>
-            </w:r>
-          </w:p>
-        </w:tc>
-      </w:tr>
-      <w:tr>
-        <w:trPr>
-          <w:cantSplit/>
-        </w:trPr>
-        <w:tc>
-          <w:tcPr>
-            <w:tcW w:type="dxa" w:w="2835"/>
-          </w:tcPr>
-          <w:p>
-            <w:pPr>
-              <w:widowControl w:val="0"/>
-              <w:spacing w:line="240" w:lineRule="auto" w:after="0"/>
-              <w:ind w:firstLine="0"/>
-              <w:jc w:val="left"/>
-            </w:pPr>
-            <w:r/>
-            <w:r>
-              <w:rPr>
-                <w:rFonts w:ascii="Times New Roman" w:hAnsi="Times New Roman" w:cs="Times New Roman" w:eastAsia="Times New Roman"/>
-                <w:b w:val="0"/>
-                <w:i w:val="0"/>
-                <w:sz w:val="24"/>
-              </w:rPr>
-              <w:t>Мониторинг и обучение моделей</w:t>
-            </w:r>
-          </w:p>
-        </w:tc>
-        <w:tc>
-          <w:tcPr>
-            <w:tcW w:type="dxa" w:w="6520"/>
-          </w:tcPr>
-          <w:p>
-            <w:pPr>
-              <w:widowControl w:val="0"/>
-              <w:spacing w:line="240" w:lineRule="auto" w:after="0"/>
-              <w:ind w:firstLine="0"/>
-              <w:jc w:val="left"/>
-            </w:pPr>
-            <w:r/>
-            <w:r>
-              <w:rPr>
-                <w:rFonts w:ascii="Times New Roman" w:hAnsi="Times New Roman" w:cs="Times New Roman" w:eastAsia="Times New Roman"/>
-                <w:b w:val="0"/>
-                <w:i w:val="0"/>
-                <w:sz w:val="24"/>
-              </w:rPr>
-              <w:t>Подготовка выборок, обучение и валидация моделей, реестр версий, мониторинг метрик качества и стабильности</w:t>
-            </w:r>
-          </w:p>
-        </w:tc>
-      </w:tr>
-      <w:tr>
-        <w:trPr>
-          <w:cantSplit/>
-        </w:trPr>
-        <w:tc>
-          <w:tcPr>
-            <w:tcW w:type="dxa" w:w="2835"/>
-          </w:tcPr>
-          <w:p>
-            <w:pPr>
-              <w:widowControl w:val="0"/>
-              <w:spacing w:line="240" w:lineRule="auto" w:after="0"/>
-              <w:ind w:firstLine="0"/>
-              <w:jc w:val="left"/>
-            </w:pPr>
-            <w:r/>
-            <w:r>
-              <w:rPr>
-                <w:rFonts w:ascii="Times New Roman" w:hAnsi="Times New Roman" w:cs="Times New Roman" w:eastAsia="Times New Roman"/>
-                <w:b w:val="0"/>
-                <w:i w:val="0"/>
-                <w:sz w:val="24"/>
-              </w:rPr>
-              <w:t>Отчётность</w:t>
-            </w:r>
-          </w:p>
-        </w:tc>
-        <w:tc>
-          <w:tcPr>
-            <w:tcW w:type="dxa" w:w="6520"/>
-          </w:tcPr>
-          <w:p>
-            <w:pPr>
-              <w:widowControl w:val="0"/>
-              <w:spacing w:line="240" w:lineRule="auto" w:after="0"/>
-              <w:ind w:firstLine="0"/>
-              <w:jc w:val="left"/>
-            </w:pPr>
-            <w:r/>
-            <w:r>
-              <w:rPr>
-                <w:rFonts w:ascii="Times New Roman" w:hAnsi="Times New Roman" w:cs="Times New Roman" w:eastAsia="Times New Roman"/>
-                <w:b w:val="0"/>
-                <w:i w:val="0"/>
-                <w:sz w:val="24"/>
-              </w:rPr>
-              <w:t>Оперативные и аналитические отчёты по заявкам, решениям, качеству портфеля, выгрузки для руководства</w:t>
-            </w:r>
-          </w:p>
-        </w:tc>
-      </w:tr>
-      <w:tr>
-        <w:trPr>
-          <w:cantSplit/>
-        </w:trPr>
-        <w:tc>
-          <w:tcPr>
-            <w:tcW w:type="dxa" w:w="2835"/>
-          </w:tcPr>
-          <w:p>
-            <w:pPr>
-              <w:widowControl w:val="0"/>
-              <w:spacing w:line="240" w:lineRule="auto" w:after="0"/>
-              <w:ind w:firstLine="0"/>
-              <w:jc w:val="left"/>
-            </w:pPr>
-            <w:r/>
-            <w:r>
-              <w:rPr>
-                <w:rFonts w:ascii="Times New Roman" w:hAnsi="Times New Roman" w:cs="Times New Roman" w:eastAsia="Times New Roman"/>
-                <w:b w:val="0"/>
-                <w:i w:val="0"/>
-                <w:sz w:val="24"/>
-              </w:rPr>
-              <w:t>Администрирование</w:t>
-            </w:r>
-          </w:p>
-        </w:tc>
-        <w:tc>
-          <w:tcPr>
-            <w:tcW w:type="dxa" w:w="6520"/>
-          </w:tcPr>
-          <w:p>
-            <w:pPr>
-              <w:widowControl w:val="0"/>
-              <w:spacing w:line="240" w:lineRule="auto" w:after="0"/>
-              <w:ind w:firstLine="0"/>
-              <w:jc w:val="left"/>
-            </w:pPr>
-            <w:r/>
-            <w:r>
-              <w:rPr>
-                <w:rFonts w:ascii="Times New Roman" w:hAnsi="Times New Roman" w:cs="Times New Roman" w:eastAsia="Times New Roman"/>
-                <w:b w:val="0"/>
-                <w:i w:val="0"/>
-                <w:sz w:val="24"/>
-              </w:rPr>
-              <w:t>Пользователи и роли, справочники (продукты, стоп-факторы, лимиты), журнал аудита, резервное копирование</w:t>
+              <w:t>Отчёт об одобрении по классам риска за период, справочник кредитных продуктов, вход в систему</w:t>
             </w:r>
           </w:p>
         </w:tc>
@@ -2619,7 +2409,7 @@
           <w:i w:val="0"/>
           <w:sz w:val="28"/>
         </w:rPr>
-        <w:t>Система строится по клиент-серверной трёхуровневой архитектуре: клиентская часть — веб-интерфейс автоматизированного рабочего места (АРМ) сотрудника, серверная часть — набор сервисов на языке Python (REST API), уровень данных — реляционная СУБД PostgreSQL и реестр моделей машинного обучения. Скоринговая модель оформляется как отдельный сервис, что позволяет обновлять модель без остановки остальных подсистем. Обобщённая архитектура системы приведена на рисунке 3.1.</w:t>
+        <w:t>Система — веб-приложение, которое запускается на том же компьютере, где работает специалист: серверная часть на языке Python (микрофреймворк Flask) принимает подключения только с этого компьютера (адрес 127.0.0.1), интерфейс открывается в обычном браузере, данные хранятся в одном файле СУБД SQLite. Сервер СУБД, контейнеры и подключение к интернету не нужны. Запуск — файл run.bat: при первом запуске он создаёт виртуальное окружение Python, устанавливает пакеты из папки дистрибутива и открывает браузер. Обобщённая архитектура системы приведена на рисунке 3.1.</w:t>
       </w:r>
     </w:p>
     <w:p>
@@ -2632,7 +2422,7 @@
       <w:r>
         <w:drawing>
           <wp:inline xmlns:a="http://schemas.openxmlformats.org/drawingml/2006/main" xmlns:pic="http://schemas.openxmlformats.org/drawingml/2006/picture">
-            <wp:extent cx="5760000" cy="1897994"/>
+            <wp:extent cx="5760000" cy="1482908"/>
             <wp:docPr id="1" name="Picture 1"/>
             <wp:cNvGraphicFramePr>
               <a:graphicFrameLocks noChangeAspect="1"/>
@@ -2653,7 +2443,7 @@
                   <pic:spPr>
                     <a:xfrm>
                       <a:off x="0" y="0"/>
-                      <a:ext cx="5760000" cy="1897994"/>
+                      <a:ext cx="5760000" cy="1482908"/>
                     </a:xfrm>
                     <a:prstGeom prst="rect"/>
                   </pic:spPr>
@@ -2702,7 +2492,7 @@
           <w:i w:val="0"/>
           <w:sz w:val="28"/>
         </w:rPr>
-        <w:t>Информационное обеспечение системы включает следующие основные группы данных:</w:t>
+        <w:t>Информационное обеспечение системы включает следующие группы данных (все — в одном файле базы данных):</w:t>
       </w:r>
     </w:p>
     <w:p>
@@ -2713,7 +2503,7 @@
           <w:i w:val="0"/>
           <w:sz w:val="28"/>
         </w:rPr>
-        <w:t>– сведения о клиентах (персональные данные, паспортные данные, контактная информация, сведения о занятости и доходах);</w:t>
+        <w:t>– сведения о клиентах: ФИО, дата рождения, паспорт, телефон;</w:t>
       </w:r>
     </w:p>
     <w:p>
@@ -2724,7 +2514,7 @@
           <w:i w:val="0"/>
           <w:sz w:val="28"/>
         </w:rPr>
-        <w:t>– кредитные заявки (продукт, сумма, срок, цель кредита, канал поступления, статус);</w:t>
+        <w:t>– заявки: продукт, сумма, срок, доход, стаж, сведения из кредитного отчёта БКИ;</w:t>
       </w:r>
     </w:p>
     <w:p>
@@ -2735,7 +2525,7 @@
           <w:i w:val="0"/>
           <w:sz w:val="28"/>
         </w:rPr>
-        <w:t>– кредитные отчёты БКИ (действующие и закрытые кредиты, просрочки, ежемесячные платежи, количество запросов);</w:t>
+        <w:t>– результат оценки заявки: ПДН, сработавший стоп-фактор, балл, PD, класс риска, факторы, рекомендация, рекомендуемые сумма и ставка;</w:t>
       </w:r>
     </w:p>
     <w:p>
@@ -2746,7 +2536,7 @@
           <w:i w:val="0"/>
           <w:sz w:val="28"/>
         </w:rPr>
-        <w:t>– результаты скоринга (вероятность дефолта, класс риска, ПДН, сработавшие стоп-факторы, вклад факторов);</w:t>
+        <w:t>– решение: состояние заявки, одобренная сумма, обоснование, дата решения;</w:t>
       </w:r>
     </w:p>
     <w:p>
@@ -2757,7 +2547,7 @@
           <w:i w:val="0"/>
           <w:sz w:val="28"/>
         </w:rPr>
-        <w:t>– решения по заявкам и данные о последующем обслуживании кредитов (для формирования целевой переменной при обучении моделей);</w:t>
+        <w:t>– справочник кредитных продуктов: диапазоны суммы и срока, базовая ставка;</w:t>
       </w:r>
     </w:p>
     <w:p>
@@ -2768,29 +2558,7 @@
           <w:i w:val="0"/>
           <w:sz w:val="28"/>
         </w:rPr>
-        <w:t>– модели машинного обучения и их метаданные (версия, алгоритм, метрики, период обучения, статус);</w:t>
-      </w:r>
-    </w:p>
-    <w:p>
-      <w:r>
-        <w:rPr>
-          <w:rFonts w:ascii="Times New Roman" w:hAnsi="Times New Roman" w:cs="Times New Roman" w:eastAsia="Times New Roman"/>
-          <w:b w:val="0"/>
-          <w:i w:val="0"/>
-          <w:sz w:val="28"/>
-        </w:rPr>
-        <w:t>– нормативно-справочная информация: кредитные продукты, стоп-факторы, лимиты полномочий, классы риска;</w:t>
-      </w:r>
-    </w:p>
-    <w:p>
-      <w:r>
-        <w:rPr>
-          <w:rFonts w:ascii="Times New Roman" w:hAnsi="Times New Roman" w:cs="Times New Roman" w:eastAsia="Times New Roman"/>
-          <w:b w:val="0"/>
-          <w:i w:val="0"/>
-          <w:sz w:val="28"/>
-        </w:rPr>
-        <w:t>– журнал аудита действий пользователей.</w:t>
+        <w:t>– учётные записи пользователей (пароли хранятся в виде хэша).</w:t>
       </w:r>
     </w:p>
     <w:p>
@@ -2815,7 +2583,7 @@
           <w:i w:val="0"/>
           <w:sz w:val="28"/>
         </w:rPr>
-        <w:t>– бюро кредитных историй — получение кредитного отчёта по защищённому каналу (запрос формируется только при наличии согласия субъекта кредитной истории);</w:t>
+        <w:t>– автоматический обмен с внешними системами не предусмотрен — это сознательное ограничение базовой редакции: кредитный отчёт специалист получает на веб-портале БКИ и вносит нужные сведения в форму заявки;</w:t>
       </w:r>
     </w:p>
     <w:p>
@@ -2826,7 +2594,7 @@
           <w:i w:val="0"/>
           <w:sz w:val="28"/>
         </w:rPr>
-        <w:t>– автоматизированная банковская система (АБС) — получение данных о счетах, зарплатных поступлениях и действующих кредитах клиента в Банке, передача одобренных заявок для оформления договора;</w:t>
+        <w:t>– учёт выданных займов ведётся в имеющейся учётной программе Организации; при необходимости данные можно выгрузить из файла SQLite стандартными средствами;</w:t>
       </w:r>
     </w:p>
     <w:p>
@@ -2837,18 +2605,7 @@
           <w:i w:val="0"/>
           <w:sz w:val="28"/>
         </w:rPr>
-        <w:t>– служба каталогов (Active Directory / LDAP) — аутентификация сотрудников;</w:t>
-      </w:r>
-    </w:p>
-    <w:p>
-      <w:r>
-        <w:rPr>
-          <w:rFonts w:ascii="Times New Roman" w:hAnsi="Times New Roman" w:cs="Times New Roman" w:eastAsia="Times New Roman"/>
-          <w:b w:val="0"/>
-          <w:i w:val="0"/>
-          <w:sz w:val="28"/>
-        </w:rPr>
-        <w:t>– почтовый сервер / SMS-шлюз — уведомление клиентов о решении.</w:t>
+        <w:t>– для автоматического запроса в БКИ, обмена с учётной системой и работы нескольких сотрудников предназначена полная редакция системы.</w:t>
       </w:r>
     </w:p>
     <w:p>
@@ -2862,7 +2619,7 @@
           <w:i w:val="0"/>
           <w:sz w:val="28"/>
         </w:rPr>
-        <w:t>4.8 Модуль машинного обучения</w:t>
+        <w:t>4.8 Методика оценки кредитоспособности</w:t>
       </w:r>
     </w:p>
     <w:p>
@@ -2873,7 +2630,7 @@
           <w:i w:val="0"/>
           <w:sz w:val="28"/>
         </w:rPr>
-        <w:t>Ядром системы является модель оценки вероятности дефолта (PD-модель). Целевая переменная — наличие просрочки более 90 дней в течение 12 месяцев с даты выдачи кредита. В качестве базовой модели используется логистическая регрессия на WoE-преобразованных признаках (классическая скоринговая карта, хорошо интерпретируемая и привычная для риск-менеджмента), в качестве основной — градиентный бустинг над деревьями решений (CatBoost / LightGBM), который учитывает нелинейные зависимости и взаимодействия признаков.</w:t>
+        <w:t>Методика оценки — экспертная скоринговая карта из семи характеристик: возраст, стаж на текущем месте, подтверждённый доход, долговая нагрузка (ПДН), длина кредитной истории, просрочки в прошлом, число запросов в БКИ за 6 месяцев. Значения каждой характеристики разбиты на интервалы, каждому интервалу назначены баллы; балл заявки — сумма базовых 400 баллов и баллов характеристик.</w:t>
       </w:r>
     </w:p>
     <w:p>
@@ -2884,7 +2641,18 @@
           <w:i w:val="0"/>
           <w:sz w:val="28"/>
         </w:rPr>
-        <w:t>Для объяснения прогноза используются значения Шепли (SHAP): для каждой заявки система показывает пять факторов, сильнее всего повысивших и понизивших оценку риска. Качество модели контролируется по метрикам ROC AUC / Gini, а стабильность входных данных — по индексу стабильности популяции (PSI). При падении качества ниже порога риск-аналитик инициирует переобучение модели; новая версия публикуется только после валидации и утверждения.</w:t>
+        <w:t>Балл переводится в вероятность дефолта по логистической шкале: PD = 1 / (1 + 50 · 2^((балл − 600) / 20)), то есть при балле 600 шансы «хороший : плохой» равны 50 : 1 и удваиваются каждые 20 баллов. Класс риска: A — PD до 2 %, B — до 5 %, C — до 10 %, D — до 20 %, E — выше. Для классов A–D задано правило условий: множитель суммы, надбавка к ставке и предельный ПДН; при классе E или ПДН выше предельного рекомендуется отказ.</w:t>
+      </w:r>
+    </w:p>
+    <w:p>
+      <w:r>
+        <w:rPr>
+          <w:rFonts w:ascii="Times New Roman" w:hAnsi="Times New Roman" w:cs="Times New Roman" w:eastAsia="Times New Roman"/>
+          <w:b w:val="0"/>
+          <w:i w:val="0"/>
+          <w:sz w:val="28"/>
+        </w:rPr>
+        <w:t>Объяснение строится из самой карты: вклад характеристики — отклонение её баллов от середины диапазона баллов этой характеристики. Специалист видит три характеристики, сильнее всего повысившие риск, и три — снизившие. Перед расчётом балла проверяются стоп-факторы: возраст менее 21 года или более 70 лет на дату погашения, текущая просрочка, ПДН больше 80 %, доход ниже 15 000 руб. в месяц; при срабатывании рекомендуется отказ без расчёта балла.</w:t>
       </w:r>
     </w:p>
     <w:p>
@@ -2909,7 +2677,7 @@
           <w:i w:val="0"/>
           <w:sz w:val="28"/>
         </w:rPr>
-        <w:t>Анализ осуществимости проводился на основе описания системы, результатов обследования объекта автоматизации и интервью с потенциальными пользователями. Источниками информации послужили: руководитель отдела розничного кредитования, андеррайтеры и кредитные специалисты (интервью и анкетирование), риск-аналитики, сотрудники ИТ-подразделения Банка, действующие внутренние регламенты кредитования, а также обезличенная выборка исторических заявок за три года.</w:t>
+        <w:t>Анализ осуществимости проводился на основе описания системы, результатов обследования объекта автоматизации и интервью с потенциальными пользователями. Источниками информации послужили: руководитель Организации и специалисты по займам (интервью), действующая балльная таблица и внутренние правила выдачи займов, обезличенная выборка заявок и выданных займов за два года.</w:t>
       </w:r>
     </w:p>
     <w:p>
@@ -2934,7 +2702,7 @@
           <w:i w:val="0"/>
           <w:sz w:val="28"/>
         </w:rPr>
-        <w:t>Без внедрения системы Банк продолжит рассматривать заявки вручную. Время рассмотрения (1,5–2 дня) останется неконкурентным: большинство крупных банков принимают решение по типовой заявке за несколько минут. По оценке отдела, Банк теряет до 25 % потенциальных заёмщиков, не дождавшихся решения.</w:t>
+        <w:t>Без внедрения системы Организация продолжит считать баллы и долговую нагрузку вручную в электронной таблице. Ошибки расчёта и субъективные решения сохранятся, доля невозвратов останется высокой, а при проверке регулятором Организации будет сложно показать, как рассчитан ПДН и почему принято то или иное решение.</w:t>
       </w:r>
     </w:p>
     <w:p>
@@ -2945,7 +2713,7 @@
           <w:i w:val="0"/>
           <w:sz w:val="28"/>
         </w:rPr>
-        <w:t>Сохранится субъективность оценки и высокий уровень проблемной задолженности, что ведёт к росту резервов на возможные потери по ссудам и снижению прибыли. Рост объёма заявок потребует увеличения штата андеррайтеров. Кроме того, отсутствие истории решений не позволит Банку перейти к моделям, основанным на собственных данных, что в перспективе снижает конкурентоспособность Банка на рынке розничного кредитования.</w:t>
+        <w:t>Рост числа заявок потребует найма ещё одного специалиста. Отсутствие истории оценок и решений не позволит руководителю понять, по каким классам риска возникают невозвраты, и скорректировать правила выдачи.</w:t>
       </w:r>
     </w:p>
     <w:p>
@@ -3108,7 +2876,7 @@
                 <w:i w:val="0"/>
                 <w:sz w:val="24"/>
               </w:rPr>
-              <w:t>Длительное рассмотрение заявок</w:t>
+              <w:t>Ручной расчёт ПДН и баллов, ошибки</w:t>
             </w:r>
           </w:p>
         </w:tc>
@@ -3131,7 +2899,7 @@
                 <w:i w:val="0"/>
                 <w:sz w:val="24"/>
               </w:rPr>
-              <w:t>Потеря клиентов, снижение объёма выдач</w:t>
+              <w:t>Неверные решения, нарушение требований Банка России</w:t>
             </w:r>
           </w:p>
         </w:tc>
@@ -3154,7 +2922,7 @@
                 <w:i w:val="0"/>
                 <w:sz w:val="24"/>
               </w:rPr>
-              <w:t>Автоматический сбор данных из БКИ и АБС, мгновенный расчёт оценки; для типовых заявок — решение в течение 30 минут</w:t>
+              <w:t>Автоматический расчёт ПДН с аннуитетным платежом и балла скоринговой карты</w:t>
             </w:r>
           </w:p>
         </w:tc>
@@ -3182,7 +2950,7 @@
                 <w:i w:val="0"/>
                 <w:sz w:val="24"/>
               </w:rPr>
-              <w:t>Субъективность и непоследовательность решений</w:t>
+              <w:t>Субъективность решений</w:t>
             </w:r>
           </w:p>
         </w:tc>
@@ -3205,7 +2973,7 @@
                 <w:i w:val="0"/>
                 <w:sz w:val="24"/>
               </w:rPr>
-              <w:t>Разные решения по сходным заявкам, рост рисков</w:t>
+              <w:t>Разные решения по сходным заявкам</w:t>
             </w:r>
           </w:p>
         </w:tc>
@@ -3228,7 +2996,7 @@
                 <w:i w:val="0"/>
                 <w:sz w:val="24"/>
               </w:rPr>
-              <w:t>Единая модель оценки и формализованные стоп-факторы; сотрудник видит рекомендацию и её обоснование</w:t>
+              <w:t>Единая методика, рекомендация и условия по классу риска; обоснование обязательно, если решение расходится с рекомендацией</w:t>
             </w:r>
           </w:p>
         </w:tc>
@@ -3256,7 +3024,7 @@
                 <w:i w:val="0"/>
                 <w:sz w:val="24"/>
               </w:rPr>
-              <w:t>Высокая доля проблемной задолженности</w:t>
+              <w:t>Высокая доля невозвратов</w:t>
             </w:r>
           </w:p>
         </w:tc>
@@ -3279,7 +3047,7 @@
                 <w:i w:val="0"/>
                 <w:sz w:val="24"/>
               </w:rPr>
-              <w:t>Рост резервов, прямые потери</w:t>
+              <w:t>Потери Организации</w:t>
             </w:r>
           </w:p>
         </w:tc>
@@ -3302,7 +3070,7 @@
                 <w:i w:val="0"/>
                 <w:sz w:val="24"/>
               </w:rPr>
-              <w:t>ML-модель, учитывающая нелинейные взаимосвязи факторов, точнее ранжирует заёмщиков по риску</w:t>
+              <w:t>Стоп-факторы кредитной политики и классы риска, снижение суммы и повышение ставки для рискованных классов</w:t>
             </w:r>
           </w:p>
         </w:tc>
@@ -3330,7 +3098,7 @@
                 <w:i w:val="0"/>
                 <w:sz w:val="24"/>
               </w:rPr>
-              <w:t>Ручной перенос данных и ошибки ввода</w:t>
+              <w:t>Нет истории решений и обоснований</w:t>
             </w:r>
           </w:p>
         </w:tc>
@@ -3353,7 +3121,7 @@
                 <w:i w:val="0"/>
                 <w:sz w:val="24"/>
               </w:rPr>
-              <w:t>Неверные оценки, трудозатраты</w:t>
+              <w:t>Нельзя проверить, почему выдан заём</w:t>
             </w:r>
           </w:p>
         </w:tc>
@@ -3376,7 +3144,7 @@
                 <w:i w:val="0"/>
                 <w:sz w:val="24"/>
               </w:rPr>
-              <w:t>Автоматическое получение и разбор кредитного отчёта, проверки корректности данных при вводе</w:t>
+              <w:t>Все заявки, оценки, факторы, решения и комментарии хранятся в базе данных</w:t>
             </w:r>
           </w:p>
         </w:tc>
@@ -3404,7 +3172,7 @@
                 <w:i w:val="0"/>
                 <w:sz w:val="24"/>
               </w:rPr>
-              <w:t>Нет истории заявок и решений</w:t>
+              <w:t>Трудоёмкая сводка для руководителя</w:t>
             </w:r>
           </w:p>
         </w:tc>
@@ -3427,7 +3195,7 @@
                 <w:i w:val="0"/>
                 <w:sz w:val="24"/>
               </w:rPr>
-              <w:t>Невозможно оценить эффективность методики</w:t>
+              <w:t>Решения о правилах выдачи принимаются вслепую</w:t>
             </w:r>
           </w:p>
         </w:tc>
@@ -3450,7 +3218,7 @@
                 <w:i w:val="0"/>
                 <w:sz w:val="24"/>
               </w:rPr>
-              <w:t>Единая база заявок, решений и данных об обслуживании кредитов; отчёты о качестве модели</w:t>
+              <w:t>Отчёт об одобрении по классам риска за любой период</w:t>
             </w:r>
           </w:p>
         </w:tc>
@@ -3478,7 +3246,7 @@
                 <w:i w:val="0"/>
                 <w:sz w:val="24"/>
               </w:rPr>
-              <w:t>Трудоёмкий расчёт ПДН и отчётность</w:t>
+              <w:t>Нет ИТ-специалиста</w:t>
             </w:r>
           </w:p>
         </w:tc>
@@ -3501,7 +3269,7 @@
                 <w:i w:val="0"/>
                 <w:sz w:val="24"/>
               </w:rPr>
-              <w:t>Риск нарушения требований регулятора</w:t>
+              <w:t>Сложную систему некому внедрить и сопровождать</w:t>
             </w:r>
           </w:p>
         </w:tc>
@@ -3524,7 +3292,7 @@
                 <w:i w:val="0"/>
                 <w:sz w:val="24"/>
               </w:rPr>
-              <w:t>Автоматический расчёт ПДН по каждой заявке, готовые отчёты</w:t>
+              <w:t>Один компьютер, один файл базы данных, установка двойным щелчком по run.bat, без интернета</w:t>
             </w:r>
           </w:p>
         </w:tc>
@@ -3557,7 +3325,7 @@
           <w:i w:val="0"/>
           <w:sz w:val="28"/>
         </w:rPr>
-        <w:t>Система непосредственно поддерживает стратегические цели Банка в сегменте розничного кредитования:</w:t>
+        <w:t>Система поддерживает цели Организации:</w:t>
       </w:r>
     </w:p>
     <w:p>
@@ -3568,7 +3336,7 @@
           <w:i w:val="0"/>
           <w:sz w:val="28"/>
         </w:rPr>
-        <w:t>– рост объёма кредитного портфеля — за счёт сокращения времени принятия решения и увеличения доли одобренных «хороших» заявок;</w:t>
+        <w:t>– снижение потерь от невозвратов — за счёт единообразной оценки и стоп-факторов;</w:t>
       </w:r>
     </w:p>
     <w:p>
@@ -3579,7 +3347,7 @@
           <w:i w:val="0"/>
           <w:sz w:val="28"/>
         </w:rPr>
-        <w:t>– снижение кредитных потерь — за счёт более точного ранжирования заёмщиков по уровню риска;</w:t>
+        <w:t>– увеличение числа обслуженных клиентов без расширения штата — оценка занимает минуты;</w:t>
       </w:r>
     </w:p>
     <w:p>
@@ -3590,7 +3358,7 @@
           <w:i w:val="0"/>
           <w:sz w:val="28"/>
         </w:rPr>
-        <w:t>– снижение операционных расходов — один андеррайтер сможет обрабатывать в 2–3 раза больше заявок;</w:t>
+        <w:t>– соответствие требованиям Банка России к расчёту ПДН и документированность решений;</w:t>
       </w:r>
     </w:p>
     <w:p>
@@ -3601,18 +3369,7 @@
           <w:i w:val="0"/>
           <w:sz w:val="28"/>
         </w:rPr>
-        <w:t>– соответствие требованиям регулятора — документированность решений, корректный расчёт ПДН, защита персональных данных;</w:t>
-      </w:r>
-    </w:p>
-    <w:p>
-      <w:r>
-        <w:rPr>
-          <w:rFonts w:ascii="Times New Roman" w:hAnsi="Times New Roman" w:cs="Times New Roman" w:eastAsia="Times New Roman"/>
-          <w:b w:val="0"/>
-          <w:i w:val="0"/>
-          <w:sz w:val="28"/>
-        </w:rPr>
-        <w:t>– развитие компетенций в области анализа данных — накопленные данные и инфраструктура моделей могут использоваться для других задач (оценка риска оттока, предодобренные предложения).</w:t>
+        <w:t>– минимальные затраты на внедрение и сопровождение — без серверов, лицензий и ИТ-специалиста.</w:t>
       </w:r>
     </w:p>
     <w:p>
@@ -3637,7 +3394,7 @@
           <w:i w:val="0"/>
           <w:sz w:val="28"/>
         </w:rPr>
-        <w:t>Да, разработка системы требует технологий, которые ранее в Банке не применялись: промышленное использование моделей машинного обучения (обучение, версионирование, развёртывание моделей в виде сервиса, мониторинг их качества), методов интерпретации моделей (SHAP), а также автоматизированной интеграции с API бюро кредитных историй.</w:t>
+        <w:t>Нет. Система работает на имеющемся компьютере Организации и в обычном браузере; специалисты уже работают с электронными таблицами и веб-порталом БКИ. Для запуска нужен только интерпретатор Python, который устанавливается стандартным установщиком; все пакеты поставляются в дистрибутиве, интернет не нужен.</w:t>
       </w:r>
     </w:p>
     <w:p>
@@ -3648,7 +3405,7 @@
           <w:i w:val="0"/>
           <w:sz w:val="28"/>
         </w:rPr>
-        <w:t>Для снижения технологических рисков используются распространённые свободно распространяемые библиотеки (scikit-learn, CatBoost, SHAP, MLflow), имеющие обширную документацию; на первом этапе в качестве эталона внедряется интерпретируемая логистическая регрессия; для риск-аналитиков проводится обучение работе с реестром моделей. Остальные технологии (веб-приложение, PostgreSQL, Linux) уже используются ИТ-подразделением Банка.</w:t>
+        <w:t>Новой для Организации является сама методика — скоринговая карта с переводом балла в вероятность дефолта. Она полностью интерпретируема: специалист видит, какие характеристики сколько баллов дали; правила и баллы описаны в руководстве пользователя.</w:t>
       </w:r>
     </w:p>
     <w:p>
@@ -3857,7 +3614,7 @@
                 <w:i w:val="0"/>
                 <w:sz w:val="24"/>
               </w:rPr>
-              <w:t>Используются зрелые технологии; требуемая вычислительная мощность для обучения моделей невелика (выборка — сотни тысяч заявок), достаточно сервера без GPU</w:t>
+              <w:t>Используются зрелые свободно распространяемые технологии; требования к компьютеру минимальны (2 ГБ свободной памяти, Windows 10/11)</w:t>
             </w:r>
           </w:p>
         </w:tc>
@@ -3931,7 +3688,7 @@
                 <w:i w:val="0"/>
                 <w:sz w:val="24"/>
               </w:rPr>
-              <w:t>Затраты на разработку — около 1,7 млн руб.; снижение потерь по кредитам даже на 0,5 % портфеля и экономия на расширении штата окупают проект в течение первого года эксплуатации</w:t>
+              <w:t>Затраты на разработку — около 0,7 млн руб.; эксплуатация не требует покупки оборудования и лицензий; снижение невозвратов на 1–2 % портфеля окупает проект в течение года</w:t>
             </w:r>
           </w:p>
         </w:tc>
@@ -3982,7 +3739,7 @@
                 <w:i w:val="0"/>
                 <w:sz w:val="24"/>
               </w:rPr>
-              <w:t>Осуществим с условиями</w:t>
+              <w:t>Осуществим</w:t>
             </w:r>
           </w:p>
         </w:tc>
@@ -4005,7 +3762,7 @@
                 <w:i w:val="0"/>
                 <w:sz w:val="24"/>
               </w:rPr>
-              <w:t>Требуется изменение регламента рассмотрения заявок и обучение сотрудников; необходима поддержка руководства отдела</w:t>
+              <w:t>Обучение специалиста — не более часа; меняется только порядок расчёта баллов и ПДН</w:t>
             </w:r>
           </w:p>
         </w:tc>
@@ -4079,7 +3836,7 @@
                 <w:i w:val="0"/>
                 <w:sz w:val="24"/>
               </w:rPr>
-              <w:t>Обработка данных ведётся на основании согласий клиентов; система размещается во внутреннем контуре Банка, решение принимает сотрудник, что соответствует требованиям законодательства</w:t>
+              <w:t>Обработка данных — на основании согласий клиентов; данные хранятся только на компьютере Организации; решение принимает человек</w:t>
             </w:r>
           </w:p>
         </w:tc>
@@ -4153,7 +3910,7 @@
                 <w:i w:val="0"/>
                 <w:sz w:val="24"/>
               </w:rPr>
-              <w:t>Работы укладываются в срок 4 месяца при параллельном выполнении разработки модели и прикладной части</w:t>
+              <w:t>Объём системы небольшой (около тысячи строк кода), работы укладываются в 4 месяца с резервом</w:t>
             </w:r>
           </w:p>
         </w:tc>
@@ -4227,7 +3984,7 @@
                 <w:i w:val="0"/>
                 <w:sz w:val="24"/>
               </w:rPr>
-              <w:t>Имеется история заявок за 3 года; требуется очистка данных и сопоставление заявок с данными об обслуживании кредитов</w:t>
+              <w:t>Для проверки методики нужна выборка выданных займов с известным исходом; при её отсутствии баллы задаются экспертно и уточняются после накопления истории</w:t>
             </w:r>
           </w:p>
         </w:tc>
@@ -4359,7 +4116,7 @@
                 <w:i w:val="0"/>
                 <w:sz w:val="24"/>
               </w:rPr>
-              <w:t>Недостаточное качество исторических данных (пропуски, ошибки, разные форматы)</w:t>
+              <w:t>Мало исторических данных для проверки методики</w:t>
             </w:r>
           </w:p>
         </w:tc>
@@ -4382,7 +4139,7 @@
                 <w:i w:val="0"/>
                 <w:sz w:val="24"/>
               </w:rPr>
-              <w:t>Выделить этап подготовки данных; разработать правила очистки; использовать алгоритмы, устойчивые к пропускам (градиентный бустинг)</w:t>
+              <w:t>Экспертная настройка баллов по опыту специалистов, консервативные пороги классов риска; уточнение после накопления истории в системе</w:t>
             </w:r>
           </w:p>
         </w:tc>
@@ -4410,7 +4167,7 @@
                 <w:i w:val="0"/>
                 <w:sz w:val="24"/>
               </w:rPr>
-              <w:t>Смещение выборки: исход известен только по одобренным заявкам</w:t>
+              <w:t>Ошибки при ручном вводе сведений из кредитного отчёта</w:t>
             </w:r>
           </w:p>
         </w:tc>
@@ -4433,7 +4190,7 @@
                 <w:i w:val="0"/>
                 <w:sz w:val="24"/>
               </w:rPr>
-              <w:t>Применить методы reject inference (восстановление исхода по отклонённым заявкам) и консервативные пороги на первом этапе</w:t>
+              <w:t>Проверка диапазонов и обязательных полей при вводе, подсказки к полям формы</w:t>
             </w:r>
           </w:p>
         </w:tc>
@@ -4461,7 +4218,7 @@
                 <w:i w:val="0"/>
                 <w:sz w:val="24"/>
               </w:rPr>
-              <w:t>Недоверие сотрудников к «чёрному ящику»</w:t>
+              <w:t>Нет интернета или прав администратора на компьютере</w:t>
             </w:r>
           </w:p>
         </w:tc>
@@ -4484,7 +4241,7 @@
                 <w:i w:val="0"/>
                 <w:sz w:val="24"/>
               </w:rPr>
-              <w:t>Показывать объяснение факторов (SHAP), использовать интерпретируемую базовую модель, проводить обучение пользователей</w:t>
+              <w:t>Все пакеты поставляются в дистрибутиве; программа не требует установки служб и прав администратора</w:t>
             </w:r>
           </w:p>
         </w:tc>
@@ -4512,7 +4269,7 @@
                 <w:i w:val="0"/>
                 <w:sz w:val="24"/>
               </w:rPr>
-              <w:t>Изменение формата API бюро кредитных историй</w:t>
+              <w:t>Потеря файла базы данных</w:t>
             </w:r>
           </w:p>
         </w:tc>
@@ -4535,7 +4292,7 @@
                 <w:i w:val="0"/>
                 <w:sz w:val="24"/>
               </w:rPr>
-              <w:t>Изолировать интеграцию в отдельном адаптере, покрыть автотестами</w:t>
+              <w:t>Регламент копирования файла creditdss.db на внешний носитель (описан в руководстве пользователя)</w:t>
             </w:r>
           </w:p>
         </w:tc>
@@ -4563,7 +4320,7 @@
                 <w:i w:val="0"/>
                 <w:sz w:val="24"/>
               </w:rPr>
-              <w:t>Деградация модели при изменении экономической ситуации</w:t>
+              <w:t>Доступ посторонних к персональным данным</w:t>
             </w:r>
           </w:p>
         </w:tc>
@@ -4586,143 +4343,7 @@
                 <w:i w:val="0"/>
                 <w:sz w:val="24"/>
               </w:rPr>
-              <w:t>Ежемесячный мониторинг PSI и Gini, регламент переобучения модели</w:t>
-            </w:r>
-          </w:p>
-        </w:tc>
-      </w:tr>
-    </w:tbl>
-    <w:p>
-      <w:pPr>
-        <w:keepNext/>
-        <w:ind w:firstLine="0"/>
-        <w:jc w:val="right"/>
-      </w:pPr>
-      <w:r>
-        <w:rPr>
-          <w:rFonts w:ascii="Times New Roman" w:hAnsi="Times New Roman" w:cs="Times New Roman" w:eastAsia="Times New Roman"/>
-          <w:b w:val="0"/>
-          <w:i w:val="0"/>
-          <w:sz w:val="28"/>
-        </w:rPr>
-        <w:t>Продолжение таблицы 3.7</w:t>
-      </w:r>
-    </w:p>
-    <w:tbl>
-      <w:tblPr>
-        <w:tblStyle w:val="TableGrid"/>
-        <w:tblW w:type="auto" w:w="0"/>
-        <w:jc w:val="center"/>
-        <w:tblLayout w:type="fixed"/>
-        <w:tblLook w:firstColumn="1" w:firstRow="1" w:lastColumn="0" w:lastRow="0" w:noHBand="0" w:noVBand="1" w:val="04A0"/>
-        <w:tblLayout w:type="fixed"/>
-        <w:tblCaption w:val="3.7|5"/>
-      </w:tblPr>
-      <w:tblGrid>
-        <w:gridCol w:w="3685"/>
-        <w:gridCol w:w="5669"/>
-      </w:tblGrid>
-      <w:tr>
-        <w:trPr>
-          <w:cantSplit/>
-          <w:tblHeader/>
-        </w:trPr>
-        <w:tc>
-          <w:tcPr>
-            <w:tcW w:type="dxa" w:w="3685"/>
-          </w:tcPr>
-          <w:p>
-            <w:pPr>
-              <w:keepNext/>
-              <w:widowControl w:val="0"/>
-              <w:spacing w:line="240" w:lineRule="auto" w:after="0"/>
-              <w:ind w:firstLine="0"/>
-              <w:jc w:val="center"/>
-            </w:pPr>
-            <w:r/>
-            <w:r>
-              <w:rPr>
-                <w:rFonts w:ascii="Times New Roman" w:hAnsi="Times New Roman" w:cs="Times New Roman" w:eastAsia="Times New Roman"/>
-                <w:b w:val="0"/>
-                <w:i w:val="0"/>
-                <w:sz w:val="24"/>
-              </w:rPr>
-              <w:t>Возможная проблема</w:t>
-            </w:r>
-          </w:p>
-        </w:tc>
-        <w:tc>
-          <w:tcPr>
-            <w:tcW w:type="dxa" w:w="5669"/>
-          </w:tcPr>
-          <w:p>
-            <w:pPr>
-              <w:keepNext/>
-              <w:widowControl w:val="0"/>
-              <w:spacing w:line="240" w:lineRule="auto" w:after="0"/>
-              <w:ind w:firstLine="0"/>
-              <w:jc w:val="center"/>
-            </w:pPr>
-            <w:r/>
-            <w:r>
-              <w:rPr>
-                <w:rFonts w:ascii="Times New Roman" w:hAnsi="Times New Roman" w:cs="Times New Roman" w:eastAsia="Times New Roman"/>
-                <w:b w:val="0"/>
-                <w:i w:val="0"/>
-                <w:sz w:val="24"/>
-              </w:rPr>
-              <w:t>Путь решения</w:t>
-            </w:r>
-          </w:p>
-        </w:tc>
-      </w:tr>
-      <w:tr>
-        <w:trPr>
-          <w:cantSplit/>
-        </w:trPr>
-        <w:tc>
-          <w:tcPr>
-            <w:tcW w:type="dxa" w:w="3685"/>
-          </w:tcPr>
-          <w:p>
-            <w:pPr>
-              <w:widowControl w:val="0"/>
-              <w:spacing w:line="240" w:lineRule="auto" w:after="0"/>
-              <w:ind w:firstLine="0"/>
-              <w:jc w:val="left"/>
-            </w:pPr>
-            <w:r/>
-            <w:r>
-              <w:rPr>
-                <w:rFonts w:ascii="Times New Roman" w:hAnsi="Times New Roman" w:cs="Times New Roman" w:eastAsia="Times New Roman"/>
-                <w:b w:val="0"/>
-                <w:i w:val="0"/>
-                <w:sz w:val="24"/>
-              </w:rPr>
-              <w:t>Утечка персональных данных</w:t>
-            </w:r>
-          </w:p>
-        </w:tc>
-        <w:tc>
-          <w:tcPr>
-            <w:tcW w:type="dxa" w:w="5669"/>
-          </w:tcPr>
-          <w:p>
-            <w:pPr>
-              <w:widowControl w:val="0"/>
-              <w:spacing w:line="240" w:lineRule="auto" w:after="0"/>
-              <w:ind w:firstLine="0"/>
-              <w:jc w:val="left"/>
-            </w:pPr>
-            <w:r/>
-            <w:r>
-              <w:rPr>
-                <w:rFonts w:ascii="Times New Roman" w:hAnsi="Times New Roman" w:cs="Times New Roman" w:eastAsia="Times New Roman"/>
-                <w:b w:val="0"/>
-                <w:i w:val="0"/>
-                <w:sz w:val="24"/>
-              </w:rPr>
-              <w:t>Разграничение доступа по ролям, шифрование каналов связи, журнал аудита, обезличивание данных при обучении моделей</w:t>
+              <w:t>Вход по паролю, подключения только с этого компьютера, хэширование паролей, ключ сессии, создаваемый при первом запуске</w:t>
             </w:r>
           </w:p>
         </w:tc>
@@ -4755,7 +4376,7 @@
           <w:i w:val="0"/>
           <w:sz w:val="28"/>
         </w:rPr>
-        <w:t>По результатам анализа сделан вывод о том, что проект осуществим и целесообразен. Рекомендуется продолжить разработку системы со следующими базовыми предложениями: бюджет — 1,7 млн руб.; группа разработки — 3 человека; срок — 4 месяца (01.09.2026–31.12.2026) с вводом в опытную эксплуатацию до 25.12.2026; программное обеспечение — свободно распространяемое (Python, FastAPI, CatBoost, scikit-learn, SHAP, MLflow, PostgreSQL, React, Docker, Linux).</w:t>
+        <w:t>По результатам анализа сделан вывод о том, что проект осуществим и целесообразен. Базовые предложения: бюджет — около 0,7 млн руб.; группа разработки — 3 человека; срок — 4 месяца (01.09.2026–31.12.2026); программное обеспечение — свободно распространяемое (Python, Flask, SQLite).</w:t>
       </w:r>
     </w:p>
     <w:p>
@@ -4766,7 +4387,7 @@
           <w:i w:val="0"/>
           <w:sz w:val="28"/>
         </w:rPr>
-        <w:t>Рекомендуется реализовать систему поэтапно: сначала подсистемы приёма заявок, интеграции с БКИ и скоринга с интерпретируемой моделью, затем — подсистемы мониторинга и переобучения моделей и аналитической отчётности.</w:t>
+        <w:t>Если Организация вырастет до отдела кредитования с несколькими сотрудниками, понадобится автоматический обмен с БКИ и учётной системой, разграничение ролей и кредитный комитет, — она переходит на полную редакцию системы. Методика оценки в обеих редакциях устроена одинаково.</w:t>
       </w:r>
     </w:p>
     <w:p>
@@ -4972,7 +4593,7 @@
                 <w:i w:val="0"/>
                 <w:sz w:val="24"/>
               </w:rPr>
-              <w:t>Планирование и контроль работ, взаимодействие с заказчиком, управление рисками, проектирование архитектуры, разработка серверной части и интеграций с БКИ и АБС, подготовка документации</w:t>
+              <w:t>Планирование и контроль работ, взаимодействие с заказчиком, управление рисками, проектирование архитектуры и базы данных, разработка серверной части и сценария запуска, подготовка документации</w:t>
             </w:r>
           </w:p>
         </w:tc>
@@ -5046,117 +4667,7 @@
                 <w:i w:val="0"/>
                 <w:sz w:val="24"/>
               </w:rPr>
-              <w:t>Обследование объекта, сбор и анализ требований, разработка ТЗ, информационной модели, подготовка данных, разработка и обучение моделей машинного обучения, сервис скоринга</w:t>
-            </w:r>
-          </w:p>
-        </w:tc>
-      </w:tr>
-    </w:tbl>
-    <w:p>
-      <w:pPr>
-        <w:keepNext/>
-        <w:ind w:firstLine="0"/>
-        <w:jc w:val="right"/>
-      </w:pPr>
-      <w:r>
-        <w:rPr>
-          <w:rFonts w:ascii="Times New Roman" w:hAnsi="Times New Roman" w:cs="Times New Roman" w:eastAsia="Times New Roman"/>
-          <w:b w:val="0"/>
-          <w:i w:val="0"/>
-          <w:sz w:val="28"/>
-        </w:rPr>
-        <w:t>Продолжение таблицы 3.8</w:t>
-      </w:r>
-    </w:p>
-    <w:tbl>
-      <w:tblPr>
-        <w:tblStyle w:val="TableGrid"/>
-        <w:tblW w:type="auto" w:w="0"/>
-        <w:jc w:val="center"/>
-        <w:tblLayout w:type="fixed"/>
-        <w:tblLook w:firstColumn="1" w:firstRow="1" w:lastColumn="0" w:lastRow="0" w:noHBand="0" w:noVBand="1" w:val="04A0"/>
-        <w:tblLayout w:type="fixed"/>
-        <w:tblCaption w:val="3.8|2"/>
-      </w:tblPr>
-      <w:tblGrid>
-        <w:gridCol w:w="2381"/>
-        <w:gridCol w:w="1587"/>
-        <w:gridCol w:w="5386"/>
-      </w:tblGrid>
-      <w:tr>
-        <w:trPr>
-          <w:cantSplit/>
-          <w:tblHeader/>
-        </w:trPr>
-        <w:tc>
-          <w:tcPr>
-            <w:tcW w:type="dxa" w:w="2381"/>
-          </w:tcPr>
-          <w:p>
-            <w:pPr>
-              <w:keepNext/>
-              <w:widowControl w:val="0"/>
-              <w:spacing w:line="240" w:lineRule="auto" w:after="0"/>
-              <w:ind w:firstLine="0"/>
-              <w:jc w:val="center"/>
-            </w:pPr>
-            <w:r/>
-            <w:r>
-              <w:rPr>
-                <w:rFonts w:ascii="Times New Roman" w:hAnsi="Times New Roman" w:cs="Times New Roman" w:eastAsia="Times New Roman"/>
-                <w:b w:val="0"/>
-                <w:i w:val="0"/>
-                <w:sz w:val="24"/>
-              </w:rPr>
-              <w:t>Роль</w:t>
-            </w:r>
-          </w:p>
-        </w:tc>
-        <w:tc>
-          <w:tcPr>
-            <w:tcW w:type="dxa" w:w="1587"/>
-          </w:tcPr>
-          <w:p>
-            <w:pPr>
-              <w:keepNext/>
-              <w:widowControl w:val="0"/>
-              <w:spacing w:line="240" w:lineRule="auto" w:after="0"/>
-              <w:ind w:firstLine="0"/>
-              <w:jc w:val="center"/>
-            </w:pPr>
-            <w:r/>
-            <w:r>
-              <w:rPr>
-                <w:rFonts w:ascii="Times New Roman" w:hAnsi="Times New Roman" w:cs="Times New Roman" w:eastAsia="Times New Roman"/>
-                <w:b w:val="0"/>
-                <w:i w:val="0"/>
-                <w:sz w:val="24"/>
-              </w:rPr>
-              <w:t>Участник</w:t>
-            </w:r>
-          </w:p>
-        </w:tc>
-        <w:tc>
-          <w:tcPr>
-            <w:tcW w:type="dxa" w:w="5386"/>
-          </w:tcPr>
-          <w:p>
-            <w:pPr>
-              <w:keepNext/>
-              <w:widowControl w:val="0"/>
-              <w:spacing w:line="240" w:lineRule="auto" w:after="0"/>
-              <w:ind w:firstLine="0"/>
-              <w:jc w:val="center"/>
-            </w:pPr>
-            <w:r/>
-            <w:r>
-              <w:rPr>
-                <w:rFonts w:ascii="Times New Roman" w:hAnsi="Times New Roman" w:cs="Times New Roman" w:eastAsia="Times New Roman"/>
-                <w:b w:val="0"/>
-                <w:i w:val="0"/>
-                <w:sz w:val="24"/>
-              </w:rPr>
-              <w:t>Обязанности</w:t>
+              <w:t>Обследование объекта, сбор и анализ требований, разработка ТЗ, разработка скоринговой карты и стоп-факторов, модуль оценки заявки</w:t>
             </w:r>
           </w:p>
         </w:tc>
@@ -5230,7 +4741,7 @@
                 <w:i w:val="0"/>
                 <w:sz w:val="24"/>
               </w:rPr>
-              <w:t>Разработка плана и сценариев тестирования, функциональное, интеграционное и нагрузочное тестирование, разработка клиентской части (интерфейса АРМ), автоматизация тестов</w:t>
+              <w:t>Разработка плана и сценариев тестирования, функциональное тестирование, разработка экранных форм (шаблонов страниц), проверка установки на «чистом» компьютере</w:t>
             </w:r>
           </w:p>
         </w:tc>
@@ -5277,7 +4788,7 @@
           <w:i w:val="0"/>
           <w:sz w:val="28"/>
         </w:rPr>
-        <w:t>Целью проекта является создание и ввод в опытную эксплуатацию системы поддержки принятия решений для оценки кредитоспособности физических лиц. Проектные ограничения: бюджет — не более 1,7 млн руб., срок — с 01.09.2026 по 31.12.2026, состав группы — 3 человека. Критерии успеха проекта: ROC AUC модели не ниже 0,75, время обработки заявки системой не более 10 секунд, успешное прохождение приёмочных испытаний.</w:t>
+        <w:t>Целью проекта является создание и передача в эксплуатацию базовой редакции системы поддержки принятия решений для оценки кредитоспособности физических лиц. Проектные ограничения: бюджет — не более 0,75 млн руб., срок — с 01.09.2026 по 31.12.2026, состав группы — 3 человека. Критерии успеха: оценка заявки не дольше 1 секунды, установка на компьютер заказчика без интернета не дольше 10 минут, успешное прохождение приёмочных испытаний.</w:t>
       </w:r>
     </w:p>
     <w:p>
@@ -5302,7 +4813,7 @@
           <w:i w:val="0"/>
           <w:sz w:val="28"/>
         </w:rPr>
-        <w:t>Проект выполняется силами группы разработки из трёх человек с распределением ролей, приведённым в разделе 6. Со стороны заказчика назначаются ответственный за проект (руководитель отдела розничного кредитования) и эксперт предметной области (ведущий андеррайтер). Используется итеративный подход: по завершении каждого этапа проводится демонстрация результатов заказчику. Статус проекта обсуждается на еженедельных совещаниях группы.</w:t>
+        <w:t>Проект выполняется силами группы разработки из трёх человек с распределением ролей, приведённым в разделе 6. Со стороны заказчика назначается ответственный — руководитель Организации, экспертом выступает ведущий специалист по займам. По завершении каждого этапа результаты демонстрируются заказчику.</w:t>
       </w:r>
     </w:p>
     <w:p>
@@ -5693,7 +5204,7 @@
                 <w:i w:val="0"/>
                 <w:sz w:val="24"/>
               </w:rPr>
-              <w:t>Подготовка и анализ данных</w:t>
+              <w:t>Анализ правил выдачи и истории займов</w:t>
             </w:r>
           </w:p>
         </w:tc>
@@ -5744,141 +5255,6 @@
           </w:p>
         </w:tc>
       </w:tr>
-    </w:tbl>
-    <w:p>
-      <w:pPr>
-        <w:keepNext/>
-        <w:ind w:firstLine="0"/>
-        <w:jc w:val="right"/>
-      </w:pPr>
-      <w:r>
-        <w:rPr>
-          <w:rFonts w:ascii="Times New Roman" w:hAnsi="Times New Roman" w:cs="Times New Roman" w:eastAsia="Times New Roman"/>
-          <w:b w:val="0"/>
-          <w:i w:val="0"/>
-          <w:sz w:val="28"/>
-        </w:rPr>
-        <w:t>Продолжение таблицы 3.9</w:t>
-      </w:r>
-    </w:p>
-    <w:tbl>
-      <w:tblPr>
-        <w:tblStyle w:val="TableGrid"/>
-        <w:tblW w:type="auto" w:w="0"/>
-        <w:jc w:val="center"/>
-        <w:tblLayout w:type="fixed"/>
-        <w:tblLook w:firstColumn="1" w:firstRow="1" w:lastColumn="0" w:lastRow="0" w:noHBand="0" w:noVBand="1" w:val="04A0"/>
-        <w:tblLayout w:type="fixed"/>
-        <w:tblCaption w:val="3.9|3"/>
-      </w:tblPr>
-      <w:tblGrid>
-        <w:gridCol w:w="567"/>
-        <w:gridCol w:w="4819"/>
-        <w:gridCol w:w="2041"/>
-        <w:gridCol w:w="1928"/>
-      </w:tblGrid>
-      <w:tr>
-        <w:trPr>
-          <w:cantSplit/>
-          <w:tblHeader/>
-        </w:trPr>
-        <w:tc>
-          <w:tcPr>
-            <w:tcW w:type="dxa" w:w="567"/>
-          </w:tcPr>
-          <w:p>
-            <w:pPr>
-              <w:keepNext/>
-              <w:widowControl w:val="0"/>
-              <w:spacing w:line="240" w:lineRule="auto" w:after="0"/>
-              <w:ind w:firstLine="0"/>
-              <w:jc w:val="center"/>
-            </w:pPr>
-            <w:r/>
-            <w:r>
-              <w:rPr>
-                <w:rFonts w:ascii="Times New Roman" w:hAnsi="Times New Roman" w:cs="Times New Roman" w:eastAsia="Times New Roman"/>
-                <w:b w:val="0"/>
-                <w:i w:val="0"/>
-                <w:sz w:val="24"/>
-              </w:rPr>
-              <w:t>№</w:t>
-            </w:r>
-          </w:p>
-        </w:tc>
-        <w:tc>
-          <w:tcPr>
-            <w:tcW w:type="dxa" w:w="4819"/>
-          </w:tcPr>
-          <w:p>
-            <w:pPr>
-              <w:keepNext/>
-              <w:widowControl w:val="0"/>
-              <w:spacing w:line="240" w:lineRule="auto" w:after="0"/>
-              <w:ind w:firstLine="0"/>
-              <w:jc w:val="center"/>
-            </w:pPr>
-            <w:r/>
-            <w:r>
-              <w:rPr>
-                <w:rFonts w:ascii="Times New Roman" w:hAnsi="Times New Roman" w:cs="Times New Roman" w:eastAsia="Times New Roman"/>
-                <w:b w:val="0"/>
-                <w:i w:val="0"/>
-                <w:sz w:val="24"/>
-              </w:rPr>
-              <w:t>Этап</w:t>
-            </w:r>
-          </w:p>
-        </w:tc>
-        <w:tc>
-          <w:tcPr>
-            <w:tcW w:type="dxa" w:w="2041"/>
-          </w:tcPr>
-          <w:p>
-            <w:pPr>
-              <w:keepNext/>
-              <w:widowControl w:val="0"/>
-              <w:spacing w:line="240" w:lineRule="auto" w:after="0"/>
-              <w:ind w:firstLine="0"/>
-              <w:jc w:val="center"/>
-            </w:pPr>
-            <w:r/>
-            <w:r>
-              <w:rPr>
-                <w:rFonts w:ascii="Times New Roman" w:hAnsi="Times New Roman" w:cs="Times New Roman" w:eastAsia="Times New Roman"/>
-                <w:b w:val="0"/>
-                <w:i w:val="0"/>
-                <w:sz w:val="24"/>
-              </w:rPr>
-              <w:t>Срок</w:t>
-            </w:r>
-          </w:p>
-        </w:tc>
-        <w:tc>
-          <w:tcPr>
-            <w:tcW w:type="dxa" w:w="1928"/>
-          </w:tcPr>
-          <w:p>
-            <w:pPr>
-              <w:keepNext/>
-              <w:widowControl w:val="0"/>
-              <w:spacing w:line="240" w:lineRule="auto" w:after="0"/>
-              <w:ind w:firstLine="0"/>
-              <w:jc w:val="center"/>
-            </w:pPr>
-            <w:r/>
-            <w:r>
-              <w:rPr>
-                <w:rFonts w:ascii="Times New Roman" w:hAnsi="Times New Roman" w:cs="Times New Roman" w:eastAsia="Times New Roman"/>
-                <w:b w:val="0"/>
-                <w:i w:val="0"/>
-                <w:sz w:val="24"/>
-              </w:rPr>
-              <w:t>Ответственный</w:t>
-            </w:r>
-          </w:p>
-        </w:tc>
-      </w:tr>
       <w:tr>
         <w:trPr>
           <w:cantSplit/>
@@ -5925,7 +5301,7 @@
                 <w:i w:val="0"/>
                 <w:sz w:val="24"/>
               </w:rPr>
-              <w:t>Проектирование архитектуры, БД и интерфейса</w:t>
+              <w:t>Проектирование базы данных и экранных форм</w:t>
             </w:r>
           </w:p>
         </w:tc>
@@ -6022,7 +5398,7 @@
                 <w:i w:val="0"/>
                 <w:sz w:val="24"/>
               </w:rPr>
-              <w:t>Разработка и обучение скоринговой модели</w:t>
+              <w:t>Разработка скоринговой карты и стоп-факторов</w:t>
             </w:r>
           </w:p>
         </w:tc>
@@ -6119,7 +5495,7 @@
                 <w:i w:val="0"/>
                 <w:sz w:val="24"/>
               </w:rPr>
-              <w:t>Разработка серверной и клиентской частей</w:t>
+              <w:t>Разработка программы (учёт заявок, оценка, решение, отчёт)</w:t>
             </w:r>
           </w:p>
         </w:tc>
@@ -6216,7 +5592,7 @@
                 <w:i w:val="0"/>
                 <w:sz w:val="24"/>
               </w:rPr>
-              <w:t>Интеграция модели, тестирование</w:t>
+              <w:t>Дистрибутив для установки без интернета, тестирование</w:t>
             </w:r>
           </w:p>
         </w:tc>
@@ -6313,7 +5689,7 @@
                 <w:i w:val="0"/>
                 <w:sz w:val="24"/>
               </w:rPr>
-              <w:t>Документация, опытная эксплуатация и приёмка</w:t>
+              <w:t>Документация, установка у заказчика и приёмка</w:t>
             </w:r>
           </w:p>
         </w:tc>
@@ -6539,7 +5915,7 @@
                 <w:i w:val="0"/>
                 <w:sz w:val="24"/>
               </w:rPr>
-              <w:t>90 000 руб. × 4 мес.</w:t>
+              <w:t>45 000 руб. × 4 мес.</w:t>
             </w:r>
           </w:p>
         </w:tc>
@@ -6562,7 +5938,7 @@
                 <w:i w:val="0"/>
                 <w:sz w:val="24"/>
               </w:rPr>
-              <w:t>360 000</w:t>
+              <w:t>180 000</w:t>
             </w:r>
           </w:p>
         </w:tc>
@@ -6613,7 +5989,7 @@
                 <w:i w:val="0"/>
                 <w:sz w:val="24"/>
               </w:rPr>
-              <w:t>80 000 руб. × 4 мес.</w:t>
+              <w:t>40 000 руб. × 4 мес.</w:t>
             </w:r>
           </w:p>
         </w:tc>
@@ -6636,7 +6012,7 @@
                 <w:i w:val="0"/>
                 <w:sz w:val="24"/>
               </w:rPr>
-              <w:t>320 000</w:t>
+              <w:t>160 000</w:t>
             </w:r>
           </w:p>
         </w:tc>
@@ -6687,7 +6063,7 @@
                 <w:i w:val="0"/>
                 <w:sz w:val="24"/>
               </w:rPr>
-              <w:t>70 000 руб. × 4 мес.</w:t>
+              <w:t>35 000 руб. × 4 мес.</w:t>
             </w:r>
           </w:p>
         </w:tc>
@@ -6710,7 +6086,7 @@
                 <w:i w:val="0"/>
                 <w:sz w:val="24"/>
               </w:rPr>
-              <w:t>280 000</w:t>
+              <w:t>140 000</w:t>
             </w:r>
           </w:p>
         </w:tc>
@@ -6761,7 +6137,7 @@
                 <w:i w:val="0"/>
                 <w:sz w:val="24"/>
               </w:rPr>
-              <w:t>30 % от фонда оплаты труда (960 000 руб.)</w:t>
+              <w:t>30 % от фонда оплаты труда (480 000 руб.)</w:t>
             </w:r>
           </w:p>
         </w:tc>
@@ -6784,7 +6160,7 @@
                 <w:i w:val="0"/>
                 <w:sz w:val="24"/>
               </w:rPr>
-              <w:t>288 000</w:t>
+              <w:t>144 000</w:t>
             </w:r>
           </w:p>
         </w:tc>
@@ -6812,7 +6188,7 @@
                 <w:i w:val="0"/>
                 <w:sz w:val="24"/>
               </w:rPr>
-              <w:t>Сервер для обучения моделей и тестовый стенд</w:t>
+              <w:t>Оборудование</w:t>
             </w:r>
           </w:p>
         </w:tc>
@@ -6835,7 +6211,7 @@
                 <w:i w:val="0"/>
                 <w:sz w:val="24"/>
               </w:rPr>
-              <w:t>1 сервер (32 ядра, 128 ГБ ОЗУ)</w:t>
+              <w:t>Не требуется: используется компьютер Организации</w:t>
             </w:r>
           </w:p>
         </w:tc>
@@ -6858,81 +6234,7 @@
                 <w:i w:val="0"/>
                 <w:sz w:val="24"/>
               </w:rPr>
-              <w:t>180 000</w:t>
-            </w:r>
-          </w:p>
-        </w:tc>
-      </w:tr>
-      <w:tr>
-        <w:trPr>
-          <w:cantSplit/>
-        </w:trPr>
-        <w:tc>
-          <w:tcPr>
-            <w:tcW w:type="dxa" w:w="3118"/>
-          </w:tcPr>
-          <w:p>
-            <w:pPr>
-              <w:widowControl w:val="0"/>
-              <w:spacing w:line="240" w:lineRule="auto" w:after="0"/>
-              <w:ind w:firstLine="0"/>
-              <w:jc w:val="left"/>
-            </w:pPr>
-            <w:r/>
-            <w:r>
-              <w:rPr>
-                <w:rFonts w:ascii="Times New Roman" w:hAnsi="Times New Roman" w:cs="Times New Roman" w:eastAsia="Times New Roman"/>
-                <w:b w:val="0"/>
-                <w:i w:val="0"/>
-                <w:sz w:val="24"/>
-              </w:rPr>
-              <w:t>Тестовый доступ к API БКИ</w:t>
-            </w:r>
-          </w:p>
-        </w:tc>
-        <w:tc>
-          <w:tcPr>
-            <w:tcW w:type="dxa" w:w="4252"/>
-          </w:tcPr>
-          <w:p>
-            <w:pPr>
-              <w:widowControl w:val="0"/>
-              <w:spacing w:line="240" w:lineRule="auto" w:after="0"/>
-              <w:ind w:firstLine="0"/>
-              <w:jc w:val="left"/>
-            </w:pPr>
-            <w:r/>
-            <w:r>
-              <w:rPr>
-                <w:rFonts w:ascii="Times New Roman" w:hAnsi="Times New Roman" w:cs="Times New Roman" w:eastAsia="Times New Roman"/>
-                <w:b w:val="0"/>
-                <w:i w:val="0"/>
-                <w:sz w:val="24"/>
-              </w:rPr>
-              <w:t>Подписка на 4 мес.</w:t>
-            </w:r>
-          </w:p>
-        </w:tc>
-        <w:tc>
-          <w:tcPr>
-            <w:tcW w:type="dxa" w:w="1984"/>
-          </w:tcPr>
-          <w:p>
-            <w:pPr>
-              <w:widowControl w:val="0"/>
-              <w:spacing w:line="240" w:lineRule="auto" w:after="0"/>
-              <w:ind w:firstLine="0"/>
-              <w:jc w:val="left"/>
-            </w:pPr>
-            <w:r/>
-            <w:r>
-              <w:rPr>
-                <w:rFonts w:ascii="Times New Roman" w:hAnsi="Times New Roman" w:cs="Times New Roman" w:eastAsia="Times New Roman"/>
-                <w:b w:val="0"/>
-                <w:i w:val="0"/>
-                <w:sz w:val="24"/>
-              </w:rPr>
-              <w:t>60 000</w:t>
+              <w:t>0</w:t>
             </w:r>
           </w:p>
         </w:tc>
@@ -7006,7 +6308,7 @@
                 <w:i w:val="0"/>
                 <w:sz w:val="24"/>
               </w:rPr>
-              <w:t>96 000</w:t>
+              <w:t>48 000</w:t>
             </w:r>
           </w:p>
         </w:tc>
@@ -7080,7 +6382,7 @@
                 <w:i w:val="0"/>
                 <w:sz w:val="24"/>
               </w:rPr>
-              <w:t>79 200</w:t>
+              <w:t>33 600</w:t>
             </w:r>
           </w:p>
         </w:tc>
@@ -7145,7 +6447,7 @@
                 <w:i w:val="0"/>
                 <w:sz w:val="24"/>
               </w:rPr>
-              <w:t>1 663 200</w:t>
+              <w:t>705 600</w:t>
             </w:r>
           </w:p>
         </w:tc>
@@ -7164,7 +6466,7 @@
           <w:i w:val="0"/>
           <w:sz w:val="28"/>
         </w:rPr>
-        <w:t>Итоговая сумма затрат (1 663 200 руб.) не превышает установленного бюджетного ограничения 1,7 млн руб. Программное обеспечение является свободно распространяемым и не требует затрат на лицензии.</w:t>
+        <w:t>Итоговая сумма затрат (705 600 руб.) не превышает установленного бюджетного ограничения 0,75 млн руб. Программное обеспечение является свободно распространяемым и не требует затрат на лицензии; серверное оборудование не нужно.</w:t>
       </w:r>
     </w:p>
     <w:p>
@@ -7313,7 +6615,7 @@
                 <w:i w:val="0"/>
                 <w:sz w:val="24"/>
               </w:rPr>
-              <w:t>Операционная система серверов</w:t>
+              <w:t>Операционная система</w:t>
             </w:r>
           </w:p>
         </w:tc>
@@ -7336,7 +6638,7 @@
                 <w:i w:val="0"/>
                 <w:sz w:val="24"/>
               </w:rPr>
-              <w:t>Astra Linux Special Edition / Ubuntu Server 24.04 LTS</w:t>
+              <w:t>Microsoft Windows 10/11 (имеется у заказчика)</w:t>
             </w:r>
           </w:p>
         </w:tc>
@@ -7359,7 +6661,81 @@
                 <w:i w:val="0"/>
                 <w:sz w:val="24"/>
               </w:rPr>
-              <w:t>Коммерческая / свободная</w:t>
+              <w:t>Коммерческая</w:t>
+            </w:r>
+          </w:p>
+        </w:tc>
+      </w:tr>
+      <w:tr>
+        <w:trPr>
+          <w:cantSplit/>
+        </w:trPr>
+        <w:tc>
+          <w:tcPr>
+            <w:tcW w:type="dxa" w:w="2608"/>
+          </w:tcPr>
+          <w:p>
+            <w:pPr>
+              <w:widowControl w:val="0"/>
+              <w:spacing w:line="240" w:lineRule="auto" w:after="0"/>
+              <w:ind w:firstLine="0"/>
+              <w:jc w:val="left"/>
+            </w:pPr>
+            <w:r/>
+            <w:r>
+              <w:rPr>
+                <w:rFonts w:ascii="Times New Roman" w:hAnsi="Times New Roman" w:cs="Times New Roman" w:eastAsia="Times New Roman"/>
+                <w:b w:val="0"/>
+                <w:i w:val="0"/>
+                <w:sz w:val="24"/>
+              </w:rPr>
+              <w:t>Среда выполнения</w:t>
+            </w:r>
+          </w:p>
+        </w:tc>
+        <w:tc>
+          <w:tcPr>
+            <w:tcW w:type="dxa" w:w="4479"/>
+          </w:tcPr>
+          <w:p>
+            <w:pPr>
+              <w:widowControl w:val="0"/>
+              <w:spacing w:line="240" w:lineRule="auto" w:after="0"/>
+              <w:ind w:firstLine="0"/>
+              <w:jc w:val="left"/>
+            </w:pPr>
+            <w:r/>
+            <w:r>
+              <w:rPr>
+                <w:rFonts w:ascii="Times New Roman" w:hAnsi="Times New Roman" w:cs="Times New Roman" w:eastAsia="Times New Roman"/>
+                <w:b w:val="0"/>
+                <w:i w:val="0"/>
+                <w:sz w:val="24"/>
+              </w:rPr>
+              <w:t>Python 3.11 и новее</w:t>
+            </w:r>
+          </w:p>
+        </w:tc>
+        <w:tc>
+          <w:tcPr>
+            <w:tcW w:type="dxa" w:w="2268"/>
+          </w:tcPr>
+          <w:p>
+            <w:pPr>
+              <w:widowControl w:val="0"/>
+              <w:spacing w:line="240" w:lineRule="auto" w:after="0"/>
+              <w:ind w:firstLine="0"/>
+              <w:jc w:val="left"/>
+            </w:pPr>
+            <w:r/>
+            <w:r>
+              <w:rPr>
+                <w:rFonts w:ascii="Times New Roman" w:hAnsi="Times New Roman" w:cs="Times New Roman" w:eastAsia="Times New Roman"/>
+                <w:b w:val="0"/>
+                <w:i w:val="0"/>
+                <w:sz w:val="24"/>
+              </w:rPr>
+              <w:t>PSF License</w:t>
             </w:r>
           </w:p>
         </w:tc>
@@ -7410,7 +6786,7 @@
                 <w:i w:val="0"/>
                 <w:sz w:val="24"/>
               </w:rPr>
-              <w:t>PostgreSQL 16</w:t>
+              <w:t>SQLite 3 (встроена в Python)</w:t>
             </w:r>
           </w:p>
         </w:tc>
@@ -7433,7 +6809,7 @@
                 <w:i w:val="0"/>
                 <w:sz w:val="24"/>
               </w:rPr>
-              <w:t>PostgreSQL License</w:t>
+              <w:t>Общественное достояние</w:t>
             </w:r>
           </w:p>
         </w:tc>
@@ -7484,7 +6860,7 @@
                 <w:i w:val="0"/>
                 <w:sz w:val="24"/>
               </w:rPr>
-              <w:t>Python 3.12, FastAPI, SQLAlchemy</w:t>
+              <w:t>Flask, Werkzeug, Jinja2</w:t>
             </w:r>
           </w:p>
         </w:tc>
@@ -7507,155 +6883,7 @@
                 <w:i w:val="0"/>
                 <w:sz w:val="24"/>
               </w:rPr>
-              <w:t>MIT, BSD</w:t>
-            </w:r>
-          </w:p>
-        </w:tc>
-      </w:tr>
-      <w:tr>
-        <w:trPr>
-          <w:cantSplit/>
-        </w:trPr>
-        <w:tc>
-          <w:tcPr>
-            <w:tcW w:type="dxa" w:w="2608"/>
-          </w:tcPr>
-          <w:p>
-            <w:pPr>
-              <w:widowControl w:val="0"/>
-              <w:spacing w:line="240" w:lineRule="auto" w:after="0"/>
-              <w:ind w:firstLine="0"/>
-              <w:jc w:val="left"/>
-            </w:pPr>
-            <w:r/>
-            <w:r>
-              <w:rPr>
-                <w:rFonts w:ascii="Times New Roman" w:hAnsi="Times New Roman" w:cs="Times New Roman" w:eastAsia="Times New Roman"/>
-                <w:b w:val="0"/>
-                <w:i w:val="0"/>
-                <w:sz w:val="24"/>
-              </w:rPr>
-              <w:t>Машинное обучение</w:t>
-            </w:r>
-          </w:p>
-        </w:tc>
-        <w:tc>
-          <w:tcPr>
-            <w:tcW w:type="dxa" w:w="4479"/>
-          </w:tcPr>
-          <w:p>
-            <w:pPr>
-              <w:widowControl w:val="0"/>
-              <w:spacing w:line="240" w:lineRule="auto" w:after="0"/>
-              <w:ind w:firstLine="0"/>
-              <w:jc w:val="left"/>
-            </w:pPr>
-            <w:r/>
-            <w:r>
-              <w:rPr>
-                <w:rFonts w:ascii="Times New Roman" w:hAnsi="Times New Roman" w:cs="Times New Roman" w:eastAsia="Times New Roman"/>
-                <w:b w:val="0"/>
-                <w:i w:val="0"/>
-                <w:sz w:val="24"/>
-              </w:rPr>
-              <w:t>scikit-learn, CatBoost, LightGBM, SHAP, pandas</w:t>
-            </w:r>
-          </w:p>
-        </w:tc>
-        <w:tc>
-          <w:tcPr>
-            <w:tcW w:type="dxa" w:w="2268"/>
-          </w:tcPr>
-          <w:p>
-            <w:pPr>
-              <w:widowControl w:val="0"/>
-              <w:spacing w:line="240" w:lineRule="auto" w:after="0"/>
-              <w:ind w:firstLine="0"/>
-              <w:jc w:val="left"/>
-            </w:pPr>
-            <w:r/>
-            <w:r>
-              <w:rPr>
-                <w:rFonts w:ascii="Times New Roman" w:hAnsi="Times New Roman" w:cs="Times New Roman" w:eastAsia="Times New Roman"/>
-                <w:b w:val="0"/>
-                <w:i w:val="0"/>
-                <w:sz w:val="24"/>
-              </w:rPr>
-              <w:t>BSD, Apache 2.0, MIT</w:t>
-            </w:r>
-          </w:p>
-        </w:tc>
-      </w:tr>
-      <w:tr>
-        <w:trPr>
-          <w:cantSplit/>
-        </w:trPr>
-        <w:tc>
-          <w:tcPr>
-            <w:tcW w:type="dxa" w:w="2608"/>
-          </w:tcPr>
-          <w:p>
-            <w:pPr>
-              <w:widowControl w:val="0"/>
-              <w:spacing w:line="240" w:lineRule="auto" w:after="0"/>
-              <w:ind w:firstLine="0"/>
-              <w:jc w:val="left"/>
-            </w:pPr>
-            <w:r/>
-            <w:r>
-              <w:rPr>
-                <w:rFonts w:ascii="Times New Roman" w:hAnsi="Times New Roman" w:cs="Times New Roman" w:eastAsia="Times New Roman"/>
-                <w:b w:val="0"/>
-                <w:i w:val="0"/>
-                <w:sz w:val="24"/>
-              </w:rPr>
-              <w:t>Управление моделями</w:t>
-            </w:r>
-          </w:p>
-        </w:tc>
-        <w:tc>
-          <w:tcPr>
-            <w:tcW w:type="dxa" w:w="4479"/>
-          </w:tcPr>
-          <w:p>
-            <w:pPr>
-              <w:widowControl w:val="0"/>
-              <w:spacing w:line="240" w:lineRule="auto" w:after="0"/>
-              <w:ind w:firstLine="0"/>
-              <w:jc w:val="left"/>
-            </w:pPr>
-            <w:r/>
-            <w:r>
-              <w:rPr>
-                <w:rFonts w:ascii="Times New Roman" w:hAnsi="Times New Roman" w:cs="Times New Roman" w:eastAsia="Times New Roman"/>
-                <w:b w:val="0"/>
-                <w:i w:val="0"/>
-                <w:sz w:val="24"/>
-              </w:rPr>
-              <w:t>MLflow (реестр моделей, эксперименты)</w:t>
-            </w:r>
-          </w:p>
-        </w:tc>
-        <w:tc>
-          <w:tcPr>
-            <w:tcW w:type="dxa" w:w="2268"/>
-          </w:tcPr>
-          <w:p>
-            <w:pPr>
-              <w:widowControl w:val="0"/>
-              <w:spacing w:line="240" w:lineRule="auto" w:after="0"/>
-              <w:ind w:firstLine="0"/>
-              <w:jc w:val="left"/>
-            </w:pPr>
-            <w:r/>
-            <w:r>
-              <w:rPr>
-                <w:rFonts w:ascii="Times New Roman" w:hAnsi="Times New Roman" w:cs="Times New Roman" w:eastAsia="Times New Roman"/>
-                <w:b w:val="0"/>
-                <w:i w:val="0"/>
-                <w:sz w:val="24"/>
-              </w:rPr>
-              <w:t>Apache 2.0</w:t>
+              <w:t>BSD</w:t>
             </w:r>
           </w:p>
         </w:tc>
@@ -7706,7 +6934,7 @@
                 <w:i w:val="0"/>
                 <w:sz w:val="24"/>
               </w:rPr>
-              <w:t>TypeScript, React</w:t>
+              <w:t>Веб-браузер (Яндекс Браузер, Chrome, Edge, Firefox), HTML, CSS</w:t>
             </w:r>
           </w:p>
         </w:tc>
@@ -7729,191 +6957,7 @@
                 <w:i w:val="0"/>
                 <w:sz w:val="24"/>
               </w:rPr>
-              <w:t>MIT</w:t>
-            </w:r>
-          </w:p>
-        </w:tc>
-      </w:tr>
-      <w:tr>
-        <w:trPr>
-          <w:cantSplit/>
-        </w:trPr>
-        <w:tc>
-          <w:tcPr>
-            <w:tcW w:type="dxa" w:w="2608"/>
-          </w:tcPr>
-          <w:p>
-            <w:pPr>
-              <w:widowControl w:val="0"/>
-              <w:spacing w:line="240" w:lineRule="auto" w:after="0"/>
-              <w:ind w:firstLine="0"/>
-              <w:jc w:val="left"/>
-            </w:pPr>
-            <w:r/>
-            <w:r>
-              <w:rPr>
-                <w:rFonts w:ascii="Times New Roman" w:hAnsi="Times New Roman" w:cs="Times New Roman" w:eastAsia="Times New Roman"/>
-                <w:b w:val="0"/>
-                <w:i w:val="0"/>
-                <w:sz w:val="24"/>
-              </w:rPr>
-              <w:t>Контейнеризация</w:t>
-            </w:r>
-          </w:p>
-        </w:tc>
-        <w:tc>
-          <w:tcPr>
-            <w:tcW w:type="dxa" w:w="4479"/>
-          </w:tcPr>
-          <w:p>
-            <w:pPr>
-              <w:widowControl w:val="0"/>
-              <w:spacing w:line="240" w:lineRule="auto" w:after="0"/>
-              <w:ind w:firstLine="0"/>
-              <w:jc w:val="left"/>
-            </w:pPr>
-            <w:r/>
-            <w:r>
-              <w:rPr>
-                <w:rFonts w:ascii="Times New Roman" w:hAnsi="Times New Roman" w:cs="Times New Roman" w:eastAsia="Times New Roman"/>
-                <w:b w:val="0"/>
-                <w:i w:val="0"/>
-                <w:sz w:val="24"/>
-              </w:rPr>
-              <w:t>Docker, Docker Compose</w:t>
-            </w:r>
-          </w:p>
-        </w:tc>
-        <w:tc>
-          <w:tcPr>
-            <w:tcW w:type="dxa" w:w="2268"/>
-          </w:tcPr>
-          <w:p>
-            <w:pPr>
-              <w:widowControl w:val="0"/>
-              <w:spacing w:line="240" w:lineRule="auto" w:after="0"/>
-              <w:ind w:firstLine="0"/>
-              <w:jc w:val="left"/>
-            </w:pPr>
-            <w:r/>
-            <w:r>
-              <w:rPr>
-                <w:rFonts w:ascii="Times New Roman" w:hAnsi="Times New Roman" w:cs="Times New Roman" w:eastAsia="Times New Roman"/>
-                <w:b w:val="0"/>
-                <w:i w:val="0"/>
-                <w:sz w:val="24"/>
-              </w:rPr>
-              <w:t>Apache 2.0</w:t>
-            </w:r>
-          </w:p>
-        </w:tc>
-      </w:tr>
-    </w:tbl>
-    <w:p>
-      <w:pPr>
-        <w:keepNext/>
-        <w:ind w:firstLine="0"/>
-        <w:jc w:val="right"/>
-      </w:pPr>
-      <w:r>
-        <w:rPr>
-          <w:rFonts w:ascii="Times New Roman" w:hAnsi="Times New Roman" w:cs="Times New Roman" w:eastAsia="Times New Roman"/>
-          <w:b w:val="0"/>
-          <w:i w:val="0"/>
-          <w:sz w:val="28"/>
-        </w:rPr>
-        <w:t>Продолжение таблицы 3.11</w:t>
-      </w:r>
-    </w:p>
-    <w:tbl>
-      <w:tblPr>
-        <w:tblStyle w:val="TableGrid"/>
-        <w:tblW w:type="auto" w:w="0"/>
-        <w:jc w:val="center"/>
-        <w:tblLayout w:type="fixed"/>
-        <w:tblLook w:firstColumn="1" w:firstRow="1" w:lastColumn="0" w:lastRow="0" w:noHBand="0" w:noVBand="1" w:val="04A0"/>
-        <w:tblLayout w:type="fixed"/>
-        <w:tblCaption w:val="3.11|7"/>
-      </w:tblPr>
-      <w:tblGrid>
-        <w:gridCol w:w="2608"/>
-        <w:gridCol w:w="4479"/>
-        <w:gridCol w:w="2268"/>
-      </w:tblGrid>
-      <w:tr>
-        <w:trPr>
-          <w:cantSplit/>
-          <w:tblHeader/>
-        </w:trPr>
-        <w:tc>
-          <w:tcPr>
-            <w:tcW w:type="dxa" w:w="2608"/>
-          </w:tcPr>
-          <w:p>
-            <w:pPr>
-              <w:keepNext/>
-              <w:widowControl w:val="0"/>
-              <w:spacing w:line="240" w:lineRule="auto" w:after="0"/>
-              <w:ind w:firstLine="0"/>
-              <w:jc w:val="center"/>
-            </w:pPr>
-            <w:r/>
-            <w:r>
-              <w:rPr>
-                <w:rFonts w:ascii="Times New Roman" w:hAnsi="Times New Roman" w:cs="Times New Roman" w:eastAsia="Times New Roman"/>
-                <w:b w:val="0"/>
-                <w:i w:val="0"/>
-                <w:sz w:val="24"/>
-              </w:rPr>
-              <w:t>Назначение</w:t>
-            </w:r>
-          </w:p>
-        </w:tc>
-        <w:tc>
-          <w:tcPr>
-            <w:tcW w:type="dxa" w:w="4479"/>
-          </w:tcPr>
-          <w:p>
-            <w:pPr>
-              <w:keepNext/>
-              <w:widowControl w:val="0"/>
-              <w:spacing w:line="240" w:lineRule="auto" w:after="0"/>
-              <w:ind w:firstLine="0"/>
-              <w:jc w:val="center"/>
-            </w:pPr>
-            <w:r/>
-            <w:r>
-              <w:rPr>
-                <w:rFonts w:ascii="Times New Roman" w:hAnsi="Times New Roman" w:cs="Times New Roman" w:eastAsia="Times New Roman"/>
-                <w:b w:val="0"/>
-                <w:i w:val="0"/>
-                <w:sz w:val="24"/>
-              </w:rPr>
-              <w:t>Программное обеспечение</w:t>
-            </w:r>
-          </w:p>
-        </w:tc>
-        <w:tc>
-          <w:tcPr>
-            <w:tcW w:type="dxa" w:w="2268"/>
-          </w:tcPr>
-          <w:p>
-            <w:pPr>
-              <w:keepNext/>
-              <w:widowControl w:val="0"/>
-              <w:spacing w:line="240" w:lineRule="auto" w:after="0"/>
-              <w:ind w:firstLine="0"/>
-              <w:jc w:val="center"/>
-            </w:pPr>
-            <w:r/>
-            <w:r>
-              <w:rPr>
-                <w:rFonts w:ascii="Times New Roman" w:hAnsi="Times New Roman" w:cs="Times New Roman" w:eastAsia="Times New Roman"/>
-                <w:b w:val="0"/>
-                <w:i w:val="0"/>
-                <w:sz w:val="24"/>
-              </w:rPr>
-              <w:t>Лицензия</w:t>
+              <w:t>—</w:t>
             </w:r>
           </w:p>
         </w:tc>
@@ -7964,7 +7008,7 @@
                 <w:i w:val="0"/>
                 <w:sz w:val="24"/>
               </w:rPr>
-              <w:t>VS Code / PyCharm Community, Git, GitLab CE</w:t>
+              <w:t>VS Code / PyCharm Community, Git, GitHub</w:t>
             </w:r>
           </w:p>
         </w:tc>
@@ -8038,7 +7082,7 @@
                 <w:i w:val="0"/>
                 <w:sz w:val="24"/>
               </w:rPr>
-              <w:t>pytest, Playwright, Locust</w:t>
+              <w:t>pytest, ручные сценарии</w:t>
             </w:r>
           </w:p>
         </w:tc>
@@ -8061,81 +7105,7 @@
                 <w:i w:val="0"/>
                 <w:sz w:val="24"/>
               </w:rPr>
-              <w:t>MIT, Apache 2.0</w:t>
-            </w:r>
-          </w:p>
-        </w:tc>
-      </w:tr>
-      <w:tr>
-        <w:trPr>
-          <w:cantSplit/>
-        </w:trPr>
-        <w:tc>
-          <w:tcPr>
-            <w:tcW w:type="dxa" w:w="2608"/>
-          </w:tcPr>
-          <w:p>
-            <w:pPr>
-              <w:widowControl w:val="0"/>
-              <w:spacing w:line="240" w:lineRule="auto" w:after="0"/>
-              <w:ind w:firstLine="0"/>
-              <w:jc w:val="left"/>
-            </w:pPr>
-            <w:r/>
-            <w:r>
-              <w:rPr>
-                <w:rFonts w:ascii="Times New Roman" w:hAnsi="Times New Roman" w:cs="Times New Roman" w:eastAsia="Times New Roman"/>
-                <w:b w:val="0"/>
-                <w:i w:val="0"/>
-                <w:sz w:val="24"/>
-              </w:rPr>
-              <w:t>Мониторинг</w:t>
-            </w:r>
-          </w:p>
-        </w:tc>
-        <w:tc>
-          <w:tcPr>
-            <w:tcW w:type="dxa" w:w="4479"/>
-          </w:tcPr>
-          <w:p>
-            <w:pPr>
-              <w:widowControl w:val="0"/>
-              <w:spacing w:line="240" w:lineRule="auto" w:after="0"/>
-              <w:ind w:firstLine="0"/>
-              <w:jc w:val="left"/>
-            </w:pPr>
-            <w:r/>
-            <w:r>
-              <w:rPr>
-                <w:rFonts w:ascii="Times New Roman" w:hAnsi="Times New Roman" w:cs="Times New Roman" w:eastAsia="Times New Roman"/>
-                <w:b w:val="0"/>
-                <w:i w:val="0"/>
-                <w:sz w:val="24"/>
-              </w:rPr>
-              <w:t>Prometheus, Grafana</w:t>
-            </w:r>
-          </w:p>
-        </w:tc>
-        <w:tc>
-          <w:tcPr>
-            <w:tcW w:type="dxa" w:w="2268"/>
-          </w:tcPr>
-          <w:p>
-            <w:pPr>
-              <w:widowControl w:val="0"/>
-              <w:spacing w:line="240" w:lineRule="auto" w:after="0"/>
-              <w:ind w:firstLine="0"/>
-              <w:jc w:val="left"/>
-            </w:pPr>
-            <w:r/>
-            <w:r>
-              <w:rPr>
-                <w:rFonts w:ascii="Times New Roman" w:hAnsi="Times New Roman" w:cs="Times New Roman" w:eastAsia="Times New Roman"/>
-                <w:b w:val="0"/>
-                <w:i w:val="0"/>
-                <w:sz w:val="24"/>
-              </w:rPr>
-              <w:t>Apache 2.0, AGPL</w:t>
+              <w:t>MIT</w:t>
             </w:r>
           </w:p>
         </w:tc>
@@ -8328,7 +7298,7 @@
                 <w:i w:val="0"/>
                 <w:sz w:val="24"/>
               </w:rPr>
-              <w:t>Низкое качество исторических данных</w:t>
+              <w:t>Мало исторических данных для проверки методики</w:t>
             </w:r>
           </w:p>
         </w:tc>
@@ -8374,7 +7344,7 @@
                 <w:i w:val="0"/>
                 <w:sz w:val="24"/>
               </w:rPr>
-              <w:t>Снижение точности модели, задержка этапа обучения</w:t>
+              <w:t>Методика хуже ранжирует заёмщиков</w:t>
             </w:r>
           </w:p>
         </w:tc>
@@ -8397,7 +7367,7 @@
                 <w:i w:val="0"/>
                 <w:sz w:val="24"/>
               </w:rPr>
-              <w:t>Ранний анализ данных, правила очистки, резерв времени на этапе подготовки данных</w:t>
+              <w:t>Экспертная настройка баллов, консервативные пороги, уточнение после накопления истории</w:t>
             </w:r>
           </w:p>
         </w:tc>
@@ -8494,7 +7464,7 @@
                 <w:i w:val="0"/>
                 <w:sz w:val="24"/>
               </w:rPr>
-              <w:t>Утверждение ТЗ, процедура управления изменениями, итеративные демонстрации</w:t>
+              <w:t>Утверждение ТЗ, демонстрации по этапам</w:t>
             </w:r>
           </w:p>
         </w:tc>
@@ -8522,7 +7492,7 @@
                 <w:i w:val="0"/>
                 <w:sz w:val="24"/>
               </w:rPr>
-              <w:t>Задержка предоставления доступа к API БКИ и АБС</w:t>
+              <w:t>Несовместимость с компьютером заказчика</w:t>
             </w:r>
           </w:p>
         </w:tc>
@@ -8568,7 +7538,7 @@
                 <w:i w:val="0"/>
                 <w:sz w:val="24"/>
               </w:rPr>
-              <w:t>Невозможность интеграционного тестирования</w:t>
+              <w:t>Программа не запускается</w:t>
             </w:r>
           </w:p>
         </w:tc>
@@ -8591,7 +7561,7 @@
                 <w:i w:val="0"/>
                 <w:sz w:val="24"/>
               </w:rPr>
-              <w:t>Заглушки (mock-сервисы) для разработки, раннее согласование доступа</w:t>
+              <w:t>Проверка установки на «чистом» Windows 10 и 11, пакеты в дистрибутиве для Python 3.11–3.14</w:t>
             </w:r>
           </w:p>
         </w:tc>
@@ -8688,7 +7658,7 @@
                 <w:i w:val="0"/>
                 <w:sz w:val="24"/>
               </w:rPr>
-              <w:t>Взаимозаменяемость (каждый участник — разработчик), документирование кода и решений</w:t>
+              <w:t>Взаимозаменяемость (каждый участник — разработчик), документирование кода</w:t>
             </w:r>
           </w:p>
         </w:tc>
@@ -8716,7 +7686,7 @@
                 <w:i w:val="0"/>
                 <w:sz w:val="24"/>
               </w:rPr>
-              <w:t>Недостаточная точность модели</w:t>
+              <w:t>Ошибки ручного ввода данных кредитного отчёта</w:t>
             </w:r>
           </w:p>
         </w:tc>
@@ -8762,7 +7732,7 @@
                 <w:i w:val="0"/>
                 <w:sz w:val="24"/>
               </w:rPr>
-              <w:t>Невыполнение критерия ROC AUC ≥ 0,75</w:t>
+              <w:t>Неверная оценка</w:t>
             </w:r>
           </w:p>
         </w:tc>
@@ -8785,7 +7755,142 @@
                 <w:i w:val="0"/>
                 <w:sz w:val="24"/>
               </w:rPr>
-              <w:t>Перебор алгоритмов и признаков, использование внешних данных БКИ, привлечение эксперта</w:t>
+              <w:t>Проверка диапазонов при вводе, подсказки к полям</w:t>
+            </w:r>
+          </w:p>
+        </w:tc>
+      </w:tr>
+    </w:tbl>
+    <w:p>
+      <w:pPr>
+        <w:keepNext/>
+        <w:ind w:firstLine="0"/>
+        <w:jc w:val="right"/>
+      </w:pPr>
+      <w:r>
+        <w:rPr>
+          <w:rFonts w:ascii="Times New Roman" w:hAnsi="Times New Roman" w:cs="Times New Roman" w:eastAsia="Times New Roman"/>
+          <w:b w:val="0"/>
+          <w:i w:val="0"/>
+          <w:sz w:val="28"/>
+        </w:rPr>
+        <w:t>Продолжение таблицы 3.12</w:t>
+      </w:r>
+    </w:p>
+    <w:tbl>
+      <w:tblPr>
+        <w:tblStyle w:val="TableGrid"/>
+        <w:tblW w:type="auto" w:w="0"/>
+        <w:jc w:val="center"/>
+        <w:tblLayout w:type="fixed"/>
+        <w:tblLook w:firstColumn="1" w:firstRow="1" w:lastColumn="0" w:lastRow="0" w:noHBand="0" w:noVBand="1" w:val="04A0"/>
+        <w:tblLayout w:type="fixed"/>
+        <w:tblCaption w:val="3.12|5"/>
+      </w:tblPr>
+      <w:tblGrid>
+        <w:gridCol w:w="2041"/>
+        <w:gridCol w:w="1701"/>
+        <w:gridCol w:w="2438"/>
+        <w:gridCol w:w="3175"/>
+      </w:tblGrid>
+      <w:tr>
+        <w:trPr>
+          <w:cantSplit/>
+          <w:tblHeader/>
+        </w:trPr>
+        <w:tc>
+          <w:tcPr>
+            <w:tcW w:type="dxa" w:w="2041"/>
+          </w:tcPr>
+          <w:p>
+            <w:pPr>
+              <w:keepNext/>
+              <w:widowControl w:val="0"/>
+              <w:spacing w:line="240" w:lineRule="auto" w:after="0"/>
+              <w:ind w:firstLine="0"/>
+              <w:jc w:val="center"/>
+            </w:pPr>
+            <w:r/>
+            <w:r>
+              <w:rPr>
+                <w:rFonts w:ascii="Times New Roman" w:hAnsi="Times New Roman" w:cs="Times New Roman" w:eastAsia="Times New Roman"/>
+                <w:b w:val="0"/>
+                <w:i w:val="0"/>
+                <w:sz w:val="24"/>
+              </w:rPr>
+              <w:t>Риск</w:t>
+            </w:r>
+          </w:p>
+        </w:tc>
+        <w:tc>
+          <w:tcPr>
+            <w:tcW w:type="dxa" w:w="1701"/>
+          </w:tcPr>
+          <w:p>
+            <w:pPr>
+              <w:keepNext/>
+              <w:widowControl w:val="0"/>
+              <w:spacing w:line="240" w:lineRule="auto" w:after="0"/>
+              <w:ind w:firstLine="0"/>
+              <w:jc w:val="center"/>
+            </w:pPr>
+            <w:r/>
+            <w:r>
+              <w:rPr>
+                <w:rFonts w:ascii="Times New Roman" w:hAnsi="Times New Roman" w:cs="Times New Roman" w:eastAsia="Times New Roman"/>
+                <w:b w:val="0"/>
+                <w:i w:val="0"/>
+                <w:sz w:val="24"/>
+              </w:rPr>
+              <w:t>Вероятность</w:t>
+            </w:r>
+          </w:p>
+        </w:tc>
+        <w:tc>
+          <w:tcPr>
+            <w:tcW w:type="dxa" w:w="2438"/>
+          </w:tcPr>
+          <w:p>
+            <w:pPr>
+              <w:keepNext/>
+              <w:widowControl w:val="0"/>
+              <w:spacing w:line="240" w:lineRule="auto" w:after="0"/>
+              <w:ind w:firstLine="0"/>
+              <w:jc w:val="center"/>
+            </w:pPr>
+            <w:r/>
+            <w:r>
+              <w:rPr>
+                <w:rFonts w:ascii="Times New Roman" w:hAnsi="Times New Roman" w:cs="Times New Roman" w:eastAsia="Times New Roman"/>
+                <w:b w:val="0"/>
+                <w:i w:val="0"/>
+                <w:sz w:val="24"/>
+              </w:rPr>
+              <w:t>Последствия</w:t>
+            </w:r>
+          </w:p>
+        </w:tc>
+        <w:tc>
+          <w:tcPr>
+            <w:tcW w:type="dxa" w:w="3175"/>
+          </w:tcPr>
+          <w:p>
+            <w:pPr>
+              <w:keepNext/>
+              <w:widowControl w:val="0"/>
+              <w:spacing w:line="240" w:lineRule="auto" w:after="0"/>
+              <w:ind w:firstLine="0"/>
+              <w:jc w:val="center"/>
+            </w:pPr>
+            <w:r/>
+            <w:r>
+              <w:rPr>
+                <w:rFonts w:ascii="Times New Roman" w:hAnsi="Times New Roman" w:cs="Times New Roman" w:eastAsia="Times New Roman"/>
+                <w:b w:val="0"/>
+                <w:i w:val="0"/>
+                <w:sz w:val="24"/>
+              </w:rPr>
+              <w:t>Мероприятия по снижению</w:t>
             </w:r>
           </w:p>
         </w:tc>
@@ -8859,7 +7964,7 @@
                 <w:i w:val="0"/>
                 <w:sz w:val="24"/>
               </w:rPr>
-              <w:t>Штрафы, запрет эксплуатации</w:t>
+              <w:t>Штрафы</w:t>
             </w:r>
           </w:p>
         </w:tc>
@@ -8882,7 +7987,7 @@
                 <w:i w:val="0"/>
                 <w:sz w:val="24"/>
               </w:rPr>
-              <w:t>Согласование архитектуры со службой информационной безопасности, разграничение доступа</w:t>
+              <w:t>Вход по паролю, хранение данных только на компьютере Организации, подключения только с 127.0.0.1</w:t>
             </w:r>
           </w:p>
         </w:tc>
@@ -8915,7 +8020,7 @@
           <w:i w:val="0"/>
           <w:sz w:val="28"/>
         </w:rPr>
-        <w:t>В ходе выполнения работы составлено подробное описание системы поддержки принятия решений для оценки кредитоспособности физических лиц: определены объект автоматизации, назначение и цели системы, категории пользователей, функции, состав подсистем, информационное обеспечение, внешние интеграции и подход к построению модели машинного обучения.</w:t>
+        <w:t>В ходе выполнения работы составлено описание базовой редакции системы поддержки принятия решений для оценки кредитоспособности физических лиц для небольшой микрофинансовой организации или кредитного кооператива: определены объект автоматизации, назначение и цели системы, пользователи, функции, состав подсистем, информационное обеспечение и методика оценки (скоринговая карта). Обосновано выделение базовой редакции: заказчику с одним рабочим местом и без ИТ-специалиста не нужны сервер СУБД, роли и интеграции полной редакции.</w:t>
       </w:r>
     </w:p>
     <w:p>
@@ -8926,7 +8031,7 @@
           <w:i w:val="0"/>
           <w:sz w:val="28"/>
         </w:rPr>
-        <w:t>Проведён анализ осуществимости проекта по техническому, экономическому, организационному, правовому и временному аспектам, получены ответы на ключевые вопросы анализа. Сделано заключение о возможности реализации проекта с бюджетом около 1,7 млн руб., группой из трёх разработчиков в срок 4 месяца с использованием свободно распространяемого программного обеспечения. Распределены роли в группе разработчиков, заполнены разделы плана проекта «Введение», «Организация выполнения проекта» и «Анализ рисков».</w:t>
+        <w:t>Проведён анализ осуществимости проекта, получены ответы на ключевые вопросы анализа. Сделано заключение о возможности реализации проекта с бюджетом около 0,7 млн руб., группой из трёх разработчиков в срок 4 месяца с использованием свободно распространяемого программного обеспечения. Распределены роли в группе разработчиков, заполнены разделы плана проекта «Введение», «Организация выполнения проекта» и «Анализ рисков».</w:t>
       </w:r>
     </w:p>
     <w:p>
@@ -9038,7 +8143,7 @@
           <w:i w:val="0"/>
           <w:sz w:val="28"/>
         </w:rPr>
-        <w:t>7. Федеральный закон от 30.12.2004 № 218-ФЗ «О кредитных историях».</w:t>
+        <w:t>7. Федеральный закон от 02.07.2010 № 151-ФЗ «О микрофинансовой деятельности и микрофинансовых организациях».</w:t>
       </w:r>
     </w:p>
     <w:p>
@@ -9052,7 +8157,7 @@
           <w:i w:val="0"/>
           <w:sz w:val="28"/>
         </w:rPr>
-        <w:t>8. Федеральный закон от 21.12.2013 № 353-ФЗ «О потребительском кредите (займе)».</w:t>
+        <w:t>8. Федеральный закон от 18.07.2009 № 190-ФЗ «О кредитной кооперации».</w:t>
       </w:r>
     </w:p>
     <w:p>
@@ -9066,7 +8171,7 @@
           <w:i w:val="0"/>
           <w:sz w:val="28"/>
         </w:rPr>
-        <w:t>9. Федеральный закон от 27.07.2006 № 152-ФЗ «О персональных данных».</w:t>
+        <w:t>9. Федеральный закон от 30.12.2004 № 218-ФЗ «О кредитных историях».</w:t>
       </w:r>
     </w:p>
     <w:p>
@@ -9080,7 +8185,35 @@
           <w:i w:val="0"/>
           <w:sz w:val="28"/>
         </w:rPr>
-        <w:t>10. Методические указания по выполнению практических работ по дисциплине «Программная инженерия». Части 1, 2. — Тула: ТулГУ.</w:t>
+        <w:t>10. Федеральный закон от 21.12.2013 № 353-ФЗ «О потребительском кредите (займе)».</w:t>
+      </w:r>
+    </w:p>
+    <w:p>
+      <w:pPr>
+        <w:jc w:val="left"/>
+      </w:pPr>
+      <w:r>
+        <w:rPr>
+          <w:rFonts w:ascii="Times New Roman" w:hAnsi="Times New Roman" w:cs="Times New Roman" w:eastAsia="Times New Roman"/>
+          <w:b w:val="0"/>
+          <w:i w:val="0"/>
+          <w:sz w:val="28"/>
+        </w:rPr>
+        <w:t>11. Федеральный закон от 27.07.2006 № 152-ФЗ «О персональных данных».</w:t>
+      </w:r>
+    </w:p>
+    <w:p>
+      <w:pPr>
+        <w:jc w:val="left"/>
+      </w:pPr>
+      <w:r>
+        <w:rPr>
+          <w:rFonts w:ascii="Times New Roman" w:hAnsi="Times New Roman" w:cs="Times New Roman" w:eastAsia="Times New Roman"/>
+          <w:b w:val="0"/>
+          <w:i w:val="0"/>
+          <w:sz w:val="28"/>
+        </w:rPr>
+        <w:t>12. Методические указания по выполнению практических работ по дисциплине «Программная инженерия». Части 1, 2. — Тула: ТулГУ.</w:t>
       </w:r>
     </w:p>
     <w:sectPr>

--- a/reports/ПР_3_Описание_и_анализ_ИС.docx
+++ b/reports/ПР_3_Описание_и_анализ_ИС.docx
@@ -2877,6 +2877,9 @@
       </w:r>
     </w:p>
     <w:p>
+      <w:pPr>
+        <w:keepNext/>
+      </w:pPr>
       <w:r>
         <w:rPr>
           <w:rFonts w:ascii="Times New Roman" w:hAnsi="Times New Roman" w:cs="Times New Roman" w:eastAsia="Times New Roman"/>
@@ -2884,7 +2887,129 @@
           <w:i w:val="0"/>
           <w:sz w:val="28"/>
         </w:rPr>
-        <w:t>Ядром системы является методика оценки вероятности дефолта (PD) — экспертная скоринговая карта. Карта состоит из 14 характеристик заёмщика (возраст, стаж, подтверждённый доход, ПДН, длина и качество кредитной истории, просрочки, число запросов в БКИ, отношение суммы кредита к доходу, клиентские отношения с Банком и др.); значения каждой характеристики разбиты на интервалы, и каждому интервалу назначены баллы. Сумма баллов (скоринговый балл) переводится в вероятность дефолта по логистической шкале: PD = 1 / (1 + 50 · 2^((балл − 600) / 20)), то есть при балле 600 шансы «хороший : плохой» равны 50 : 1 и удваиваются каждые 20 баллов. Дефолтом считается просрочка более 90 дней в течение 12 месяцев с даты выдачи кредита.</w:t>
+        <w:t>Ядром системы является методика оценки вероятности дефолта (PD) — экспертная скоринговая карта. Карта состоит из 14 характеристик заёмщика (возраст, стаж, подтверждённый доход, ПДН, длина и качество кредитной истории, просрочки, число запросов в БКИ, отношение суммы кредита к доходу, клиентские отношения с Банком и др.); значения каждой характеристики разбиты на интервалы, и каждому интервалу назначены баллы. Сумма баллов (скоринговый балл) переводится в вероятность дефолта по логистической шкале:</w:t>
+      </w:r>
+    </w:p>
+    <w:p>
+      <w:pPr>
+        <w:keepNext/>
+        <w:ind w:firstLine="0"/>
+        <w:jc w:val="center"/>
+      </w:pPr>
+      <m:oMathPara>
+        <m:oMath>
+          <m:r>
+            <m:rPr>
+              <m:sty m:val="p"/>
+            </m:rPr>
+            <w:rPr>
+              <w:rFonts w:ascii="Cambria Math" w:hAnsi="Cambria Math" w:cs="Cambria Math"/>
+              <w:sz w:val="28"/>
+              <w:szCs w:val="28"/>
+            </w:rPr>
+            <m:t>PD</m:t>
+          </m:r>
+          <m:r>
+            <w:rPr>
+              <w:rFonts w:ascii="Cambria Math" w:hAnsi="Cambria Math" w:cs="Cambria Math"/>
+              <w:sz w:val="28"/>
+              <w:szCs w:val="28"/>
+            </w:rPr>
+            <m:t>=</m:t>
+          </m:r>
+          <m:f>
+            <m:fPr>
+              <m:type m:val="bar"/>
+            </m:fPr>
+            <m:num>
+              <m:argPr>
+                <m:scrLvl m:val="0"/>
+              </m:argPr>
+              <m:r>
+                <w:rPr>
+                  <w:rFonts w:ascii="Cambria Math" w:hAnsi="Cambria Math" w:cs="Cambria Math"/>
+                  <w:sz w:val="28"/>
+                  <w:szCs w:val="28"/>
+                </w:rPr>
+                <m:t>1</m:t>
+              </m:r>
+            </m:num>
+            <m:den>
+              <m:argPr>
+                <m:scrLvl m:val="0"/>
+              </m:argPr>
+              <m:r>
+                <w:rPr>
+                  <w:rFonts w:ascii="Cambria Math" w:hAnsi="Cambria Math" w:cs="Cambria Math"/>
+                  <w:sz w:val="28"/>
+                  <w:szCs w:val="28"/>
+                </w:rPr>
+                <m:t>1+50·</m:t>
+              </m:r>
+              <m:sSup>
+                <m:e>
+                  <m:argPr>
+                    <m:scrLvl m:val="0"/>
+                  </m:argPr>
+                  <m:r>
+                    <w:rPr>
+                      <w:rFonts w:ascii="Cambria Math" w:hAnsi="Cambria Math" w:cs="Cambria Math"/>
+                      <w:sz w:val="28"/>
+                      <w:szCs w:val="28"/>
+                    </w:rPr>
+                    <m:t>2</m:t>
+                  </m:r>
+                </m:e>
+                <m:sup>
+                  <m:argPr>
+                    <m:scrLvl m:val="0"/>
+                  </m:argPr>
+                  <m:r>
+                    <w:rPr>
+                      <w:rFonts w:ascii="Cambria Math" w:hAnsi="Cambria Math" w:cs="Cambria Math"/>
+                      <w:sz w:val="28"/>
+                      <w:szCs w:val="28"/>
+                    </w:rPr>
+                    <m:t>(S−600)/20</m:t>
+                  </m:r>
+                </m:sup>
+              </m:sSup>
+            </m:den>
+          </m:f>
+        </m:oMath>
+      </m:oMathPara>
+    </w:p>
+    <w:p>
+      <w:pPr>
+        <w:ind w:firstLine="0"/>
+      </w:pPr>
+      <w:r>
+        <w:rPr>
+          <w:rFonts w:ascii="Times New Roman" w:hAnsi="Times New Roman" w:cs="Times New Roman" w:eastAsia="Times New Roman"/>
+          <w:b w:val="0"/>
+          <w:i w:val="0"/>
+          <w:sz w:val="28"/>
+        </w:rPr>
+        <w:t xml:space="preserve">где </w:t>
+      </w:r>
+      <m:oMath>
+        <m:r>
+          <w:rPr>
+            <w:rFonts w:ascii="Cambria Math" w:hAnsi="Cambria Math" w:cs="Cambria Math"/>
+            <w:sz w:val="28"/>
+            <w:szCs w:val="28"/>
+          </w:rPr>
+          <m:t>S</m:t>
+        </m:r>
+      </m:oMath>
+      <w:r>
+        <w:rPr>
+          <w:rFonts w:ascii="Times New Roman" w:hAnsi="Times New Roman" w:cs="Times New Roman" w:eastAsia="Times New Roman"/>
+          <w:b w:val="0"/>
+          <w:i w:val="0"/>
+          <w:sz w:val="28"/>
+        </w:rPr>
+        <w:t xml:space="preserve"> — скоринговый балл, то есть при балле 600 шансы «хороший : плохой» равны 50 : 1 и удваиваются каждые 20 баллов. Дефолтом считается просрочка более 90 дней в течение 12 месяцев с даты выдачи кредита.</w:t>
       </w:r>
     </w:p>
     <w:p>

--- a/reports/ПР_3_Описание_и_анализ_ИС.docx
+++ b/reports/ПР_3_Описание_и_анализ_ИС.docx
@@ -2634,6 +2634,9 @@
       </w:r>
     </w:p>
     <w:p>
+      <w:pPr>
+        <w:keepNext/>
+      </w:pPr>
       <w:r>
         <w:rPr>
           <w:rFonts w:ascii="Times New Roman" w:hAnsi="Times New Roman" w:cs="Times New Roman" w:eastAsia="Times New Roman"/>
@@ -2641,7 +2644,129 @@
           <w:i w:val="0"/>
           <w:sz w:val="28"/>
         </w:rPr>
-        <w:t>Балл переводится в вероятность дефолта по логистической шкале: PD = 1 / (1 + 50 · 2^((балл − 600) / 20)), то есть при балле 600 шансы «хороший : плохой» равны 50 : 1 и удваиваются каждые 20 баллов. Класс риска: A — PD до 2 %, B — до 5 %, C — до 10 %, D — до 20 %, E — выше. Для классов A–D задано правило условий: множитель суммы, надбавка к ставке и предельный ПДН; при классе E или ПДН выше предельного рекомендуется отказ.</w:t>
+        <w:t>Балл переводится в вероятность дефолта по логистической шкале:</w:t>
+      </w:r>
+    </w:p>
+    <w:p>
+      <w:pPr>
+        <w:keepNext/>
+        <w:ind w:firstLine="0"/>
+        <w:jc w:val="center"/>
+      </w:pPr>
+      <m:oMathPara>
+        <m:oMath>
+          <m:r>
+            <m:rPr>
+              <m:sty m:val="p"/>
+            </m:rPr>
+            <w:rPr>
+              <w:rFonts w:ascii="Cambria Math" w:hAnsi="Cambria Math" w:cs="Cambria Math"/>
+              <w:sz w:val="28"/>
+              <w:szCs w:val="28"/>
+            </w:rPr>
+            <m:t>PD</m:t>
+          </m:r>
+          <m:r>
+            <w:rPr>
+              <w:rFonts w:ascii="Cambria Math" w:hAnsi="Cambria Math" w:cs="Cambria Math"/>
+              <w:sz w:val="28"/>
+              <w:szCs w:val="28"/>
+            </w:rPr>
+            <m:t>=</m:t>
+          </m:r>
+          <m:f>
+            <m:fPr>
+              <m:type m:val="bar"/>
+            </m:fPr>
+            <m:num>
+              <m:argPr>
+                <m:scrLvl m:val="0"/>
+              </m:argPr>
+              <m:r>
+                <w:rPr>
+                  <w:rFonts w:ascii="Cambria Math" w:hAnsi="Cambria Math" w:cs="Cambria Math"/>
+                  <w:sz w:val="28"/>
+                  <w:szCs w:val="28"/>
+                </w:rPr>
+                <m:t>1</m:t>
+              </m:r>
+            </m:num>
+            <m:den>
+              <m:argPr>
+                <m:scrLvl m:val="0"/>
+              </m:argPr>
+              <m:r>
+                <w:rPr>
+                  <w:rFonts w:ascii="Cambria Math" w:hAnsi="Cambria Math" w:cs="Cambria Math"/>
+                  <w:sz w:val="28"/>
+                  <w:szCs w:val="28"/>
+                </w:rPr>
+                <m:t>1+50·</m:t>
+              </m:r>
+              <m:sSup>
+                <m:e>
+                  <m:argPr>
+                    <m:scrLvl m:val="0"/>
+                  </m:argPr>
+                  <m:r>
+                    <w:rPr>
+                      <w:rFonts w:ascii="Cambria Math" w:hAnsi="Cambria Math" w:cs="Cambria Math"/>
+                      <w:sz w:val="28"/>
+                      <w:szCs w:val="28"/>
+                    </w:rPr>
+                    <m:t>2</m:t>
+                  </m:r>
+                </m:e>
+                <m:sup>
+                  <m:argPr>
+                    <m:scrLvl m:val="0"/>
+                  </m:argPr>
+                  <m:r>
+                    <w:rPr>
+                      <w:rFonts w:ascii="Cambria Math" w:hAnsi="Cambria Math" w:cs="Cambria Math"/>
+                      <w:sz w:val="28"/>
+                      <w:szCs w:val="28"/>
+                    </w:rPr>
+                    <m:t>(S−600)/20</m:t>
+                  </m:r>
+                </m:sup>
+              </m:sSup>
+            </m:den>
+          </m:f>
+        </m:oMath>
+      </m:oMathPara>
+    </w:p>
+    <w:p>
+      <w:pPr>
+        <w:ind w:firstLine="0"/>
+      </w:pPr>
+      <w:r>
+        <w:rPr>
+          <w:rFonts w:ascii="Times New Roman" w:hAnsi="Times New Roman" w:cs="Times New Roman" w:eastAsia="Times New Roman"/>
+          <w:b w:val="0"/>
+          <w:i w:val="0"/>
+          <w:sz w:val="28"/>
+        </w:rPr>
+        <w:t xml:space="preserve">где </w:t>
+      </w:r>
+      <m:oMath>
+        <m:r>
+          <w:rPr>
+            <w:rFonts w:ascii="Cambria Math" w:hAnsi="Cambria Math" w:cs="Cambria Math"/>
+            <w:sz w:val="28"/>
+            <w:szCs w:val="28"/>
+          </w:rPr>
+          <m:t>S</m:t>
+        </m:r>
+      </m:oMath>
+      <w:r>
+        <w:rPr>
+          <w:rFonts w:ascii="Times New Roman" w:hAnsi="Times New Roman" w:cs="Times New Roman" w:eastAsia="Times New Roman"/>
+          <w:b w:val="0"/>
+          <w:i w:val="0"/>
+          <w:sz w:val="28"/>
+        </w:rPr>
+        <w:t xml:space="preserve"> — балл, то есть при балле 600 шансы «хороший : плохой» равны 50 : 1 и удваиваются каждые 20 баллов. Класс риска: A — PD до 2 %, B — до 5 %, C — до 10 %, D — до 20 %, E — выше. Для классов A–D задано правило условий: множитель суммы, надбавка к ставке и предельный ПДН; при классе E или ПДН выше предельного рекомендуется отказ.</w:t>
       </w:r>
     </w:p>
     <w:p>
@@ -3911,6 +4036,116 @@
                 <w:sz w:val="24"/>
               </w:rPr>
               <w:t>Объём системы небольшой (около тысячи строк кода), работы укладываются в 4 месяца с резервом</w:t>
+            </w:r>
+          </w:p>
+        </w:tc>
+      </w:tr>
+    </w:tbl>
+    <w:p>
+      <w:pPr>
+        <w:keepNext/>
+        <w:ind w:firstLine="0"/>
+        <w:jc w:val="right"/>
+      </w:pPr>
+      <w:r>
+        <w:rPr>
+          <w:rFonts w:ascii="Times New Roman" w:hAnsi="Times New Roman" w:cs="Times New Roman" w:eastAsia="Times New Roman"/>
+          <w:b w:val="0"/>
+          <w:i w:val="0"/>
+          <w:sz w:val="28"/>
+        </w:rPr>
+        <w:t>Продолжение таблицы 3.6</w:t>
+      </w:r>
+    </w:p>
+    <w:tbl>
+      <w:tblPr>
+        <w:tblStyle w:val="TableGrid"/>
+        <w:tblW w:type="auto" w:w="0"/>
+        <w:jc w:val="center"/>
+        <w:tblLayout w:type="fixed"/>
+        <w:tblLook w:firstColumn="1" w:firstRow="1" w:lastColumn="0" w:lastRow="0" w:noHBand="0" w:noVBand="1" w:val="04A0"/>
+        <w:tblLayout w:type="fixed"/>
+        <w:tblCaption w:val="3.6|5"/>
+      </w:tblPr>
+      <w:tblGrid>
+        <w:gridCol w:w="2041"/>
+        <w:gridCol w:w="1928"/>
+        <w:gridCol w:w="5386"/>
+      </w:tblGrid>
+      <w:tr>
+        <w:trPr>
+          <w:cantSplit/>
+          <w:tblHeader/>
+        </w:trPr>
+        <w:tc>
+          <w:tcPr>
+            <w:tcW w:type="dxa" w:w="2041"/>
+          </w:tcPr>
+          <w:p>
+            <w:pPr>
+              <w:keepNext/>
+              <w:widowControl w:val="0"/>
+              <w:spacing w:line="240" w:lineRule="auto" w:after="0"/>
+              <w:ind w:firstLine="0"/>
+              <w:jc w:val="center"/>
+            </w:pPr>
+            <w:r/>
+            <w:r>
+              <w:rPr>
+                <w:rFonts w:ascii="Times New Roman" w:hAnsi="Times New Roman" w:cs="Times New Roman" w:eastAsia="Times New Roman"/>
+                <w:b w:val="0"/>
+                <w:i w:val="0"/>
+                <w:sz w:val="24"/>
+              </w:rPr>
+              <w:t>Аспект осуществимости</w:t>
+            </w:r>
+          </w:p>
+        </w:tc>
+        <w:tc>
+          <w:tcPr>
+            <w:tcW w:type="dxa" w:w="1928"/>
+          </w:tcPr>
+          <w:p>
+            <w:pPr>
+              <w:keepNext/>
+              <w:widowControl w:val="0"/>
+              <w:spacing w:line="240" w:lineRule="auto" w:after="0"/>
+              <w:ind w:firstLine="0"/>
+              <w:jc w:val="center"/>
+            </w:pPr>
+            <w:r/>
+            <w:r>
+              <w:rPr>
+                <w:rFonts w:ascii="Times New Roman" w:hAnsi="Times New Roman" w:cs="Times New Roman" w:eastAsia="Times New Roman"/>
+                <w:b w:val="0"/>
+                <w:i w:val="0"/>
+                <w:sz w:val="24"/>
+              </w:rPr>
+              <w:t>Оценка</w:t>
+            </w:r>
+          </w:p>
+        </w:tc>
+        <w:tc>
+          <w:tcPr>
+            <w:tcW w:type="dxa" w:w="5386"/>
+          </w:tcPr>
+          <w:p>
+            <w:pPr>
+              <w:keepNext/>
+              <w:widowControl w:val="0"/>
+              <w:spacing w:line="240" w:lineRule="auto" w:after="0"/>
+              <w:ind w:firstLine="0"/>
+              <w:jc w:val="center"/>
+            </w:pPr>
+            <w:r/>
+            <w:r>
+              <w:rPr>
+                <w:rFonts w:ascii="Times New Roman" w:hAnsi="Times New Roman" w:cs="Times New Roman" w:eastAsia="Times New Roman"/>
+                <w:b w:val="0"/>
+                <w:i w:val="0"/>
+                <w:sz w:val="24"/>
+              </w:rPr>
+              <w:t>Обоснование</w:t>
             </w:r>
           </w:p>
         </w:tc>
